--- a/발표준비/코드설명서_한시헌.docx
+++ b/발표준비/코드설명서_한시헌.docx
@@ -60,7 +60,7 @@
           <w:sz w:val="24"/>
           <w:szCs w:val="24"/>
         </w:rPr>
-        <w:t xml:space="preserve">담당 파트: 초식동물 부모·식물 부모 설계 · 토끼·기린 · 풀·나무 · GUI(화면 출력·입력)</w:t>
+        <w:t xml:space="preserve">담당 파트: 초식동물 부모·식물 부모 설계 · 토끼·기린 · 풀·나무</w:t>
       </w:r>
     </w:p>
     <w:p>
@@ -75,7 +75,7 @@
           <w:sz w:val="22"/>
           <w:szCs w:val="22"/>
         </w:rPr>
-        <w:t xml:space="preserve">담당 파일: organisms.py(Herbivore, Plant), herbivores.py(Rabbit, Giraffe), plants.py, gui.py</w:t>
+        <w:t xml:space="preserve">담당 파일: organisms.py(Herbivore, Plant), herbivores.py(Rabbit, Giraffe), plants.py</w:t>
       </w:r>
     </w:p>
     <w:p>
@@ -104,7 +104,7 @@
         <w:rPr>
           <w:rFonts w:ascii="Apple SD Gothic Neo" w:cs="Apple SD Gothic Neo" w:eastAsia="Apple SD Gothic Neo" w:hAnsi="Apple SD Gothic Neo"/>
         </w:rPr>
-        <w:t xml:space="preserve">나는 '먹이 피라미드의 아래쪽'과 '화면'을 맡았다. 초식동물 전체의 공통 행동을 담은 부모 </w:t>
+        <w:t xml:space="preserve">나는 '먹이 피라미드의 아래쪽'을 맡았다. 초식동물 전체의 공통 행동을 담은 부모 </w:t>
       </w:r>
       <w:r>
         <w:rPr>
@@ -134,22 +134,7 @@
         <w:rPr>
           <w:rFonts w:ascii="Apple SD Gothic Neo" w:cs="Apple SD Gothic Neo" w:eastAsia="Apple SD Gothic Neo" w:hAnsi="Apple SD Gothic Neo"/>
         </w:rPr>
-        <w:t xml:space="preserve"> 를 organisms.py에 설계했고, 그 위에 토끼·기린(herbivores.py)과 풀·나무(plants.py)를 구현했다. 마지막으로 시뮬레이션 전체를 눈으로 보여주는 </w:t>
-      </w:r>
-      <w:r>
-        <w:rPr>
-          <w:rFonts w:ascii="Courier New" w:cs="Courier New" w:eastAsia="Courier New" w:hAnsi="Courier New"/>
-          <w:color w:val="1a4a7a"/>
-          <w:sz w:val="19"/>
-          <w:szCs w:val="19"/>
-        </w:rPr>
-        <w:t xml:space="preserve">gui.py</w:t>
-      </w:r>
-      <w:r>
-        <w:rPr>
-          <w:rFonts w:ascii="Apple SD Gothic Neo" w:cs="Apple SD Gothic Neo" w:eastAsia="Apple SD Gothic Neo" w:hAnsi="Apple SD Gothic Neo"/>
-        </w:rPr>
-        <w:t xml:space="preserve"> 를 tkinter만으로 만들었다.</w:t>
+        <w:t xml:space="preserve"> 를 organisms.py에 설계했고, 그 위에 토끼·기린(herbivores.py)과 풀·나무(plants.py)를 구현했다. 생태계에서 가장 개체 수가 많고 가장 자주 상호작용하는 계층이라, '공통은 부모에, 차이는 자식에'라는 원칙이 가장 크게 효과를 본 파트다.</w:t>
       </w:r>
     </w:p>
     <w:p>
@@ -9767,6507 +9752,7 @@
           <w:b/>
           <w:bCs/>
         </w:rPr>
-        <w:t xml:space="preserve">6. gui.py — tkinter 화면 출력과 입력 (전체 240행)</w:t>
-      </w:r>
-    </w:p>
-    <w:p>
-      <w:pPr>
-        <w:spacing w:after="120"/>
-      </w:pPr>
-      <w:r>
-        <w:rPr>
-          <w:rFonts w:ascii="Apple SD Gothic Neo" w:cs="Apple SD Gothic Neo" w:eastAsia="Apple SD Gothic Neo" w:hAnsi="Apple SD Gothic Neo"/>
-        </w:rPr>
-        <w:t xml:space="preserve">외부 GUI 라이브러리 없이 표준 tkinter만으로 만들었다. 왼쪽 캔버스에 생태계를 그리고, 오른쪽 패널에 경과 시간·종별 개체 수·생태계 일지·조작법을 보여준다.</w:t>
-      </w:r>
-    </w:p>
-    <w:p>
-      <w:pPr>
-        <w:pStyle w:val="Heading2"/>
-      </w:pPr>
-      <w:r>
-        <w:rPr>
-          <w:rFonts w:ascii="Apple SD Gothic Neo" w:cs="Apple SD Gothic Neo" w:eastAsia="Apple SD Gothic Neo" w:hAnsi="Apple SD Gothic Neo"/>
-          <w:b/>
-          <w:bCs/>
-        </w:rPr>
-        <w:t xml:space="preserve">6-1. 머리말 · 글꼴 선택</w:t>
-      </w:r>
-    </w:p>
-    <w:tbl>
-      <w:tblPr>
-        <w:tblW w:type="dxa" w:w="9346"/>
-        <w:tblBorders>
-          <w:top w:val="single" w:color="auto" w:sz="4"/>
-          <w:left w:val="single" w:color="auto" w:sz="4"/>
-          <w:bottom w:val="single" w:color="auto" w:sz="4"/>
-          <w:right w:val="single" w:color="auto" w:sz="4"/>
-          <w:insideH w:val="single" w:color="auto" w:sz="4"/>
-          <w:insideV w:val="single" w:color="auto" w:sz="4"/>
-        </w:tblBorders>
-      </w:tblPr>
-      <w:tblGrid>
-        <w:gridCol w:w="9346"/>
-      </w:tblGrid>
-      <w:tr>
-        <w:tc>
-          <w:tcPr>
-            <w:tcW w:type="dxa" w:w="9346"/>
-            <w:tcBorders>
-              <w:top w:val="single" w:color="BBBBBB" w:sz="1"/>
-              <w:left w:val="single" w:color="BBBBBB" w:sz="1"/>
-              <w:bottom w:val="single" w:color="BBBBBB" w:sz="1"/>
-              <w:right w:val="single" w:color="BBBBBB" w:sz="1"/>
-            </w:tcBorders>
-            <w:shd w:fill="F5F5F0" w:val="clear"/>
-            <w:tcMar>
-              <w:top w:type="dxa" w:w="80"/>
-              <w:left w:type="dxa" w:w="120"/>
-              <w:bottom w:type="dxa" w:w="80"/>
-              <w:right w:type="dxa" w:w="100"/>
-            </w:tcMar>
-          </w:tcPr>
-          <w:p>
-            <w:pPr>
-              <w:spacing w:after="60"/>
-            </w:pPr>
-            <w:r>
-              <w:rPr>
-                <w:rFonts w:ascii="Apple SD Gothic Neo" w:cs="Apple SD Gothic Neo" w:eastAsia="Apple SD Gothic Neo" w:hAnsi="Apple SD Gothic Neo"/>
-                <w:b/>
-                <w:bCs/>
-                <w:color w:val="777777"/>
-                <w:sz w:val="16"/>
-                <w:szCs w:val="16"/>
-              </w:rPr>
-              <w:t xml:space="preserve">gui.py  (18~46행)</w:t>
-            </w:r>
-          </w:p>
-          <w:p>
-            <w:pPr>
-              <w:spacing w:after="0"/>
-            </w:pPr>
-            <w:r>
-              <w:rPr>
-                <w:rFonts w:ascii="Courier New" w:cs="Courier New" w:eastAsia="Courier New" w:hAnsi="Courier New"/>
-                <w:color w:val="999999"/>
-                <w:sz w:val="14"/>
-                <w:szCs w:val="14"/>
-              </w:rPr>
-              <w:t xml:space="preserve">18  </w:t>
-            </w:r>
-            <w:r>
-              <w:rPr>
-                <w:rFonts w:ascii="Courier New" w:cs="Courier New" w:eastAsia="Courier New" w:hAnsi="Courier New"/>
-                <w:color w:val="222222"/>
-                <w:sz w:val="15"/>
-                <w:szCs w:val="15"/>
-              </w:rPr>
-              <w:t xml:space="preserve">import tkinter as tk</w:t>
-            </w:r>
-          </w:p>
-          <w:p>
-            <w:pPr>
-              <w:spacing w:after="0"/>
-            </w:pPr>
-            <w:r>
-              <w:rPr>
-                <w:rFonts w:ascii="Courier New" w:cs="Courier New" w:eastAsia="Courier New" w:hAnsi="Courier New"/>
-                <w:color w:val="999999"/>
-                <w:sz w:val="14"/>
-                <w:szCs w:val="14"/>
-              </w:rPr>
-              <w:t xml:space="preserve">19  </w:t>
-            </w:r>
-            <w:r>
-              <w:rPr>
-                <w:rFonts w:ascii="Courier New" w:cs="Courier New" w:eastAsia="Courier New" w:hAnsi="Courier New"/>
-                <w:color w:val="222222"/>
-                <w:sz w:val="15"/>
-                <w:szCs w:val="15"/>
-              </w:rPr>
-              <w:t xml:space="preserve">from tkinter import font as tkfont</w:t>
-            </w:r>
-          </w:p>
-          <w:p>
-            <w:pPr>
-              <w:spacing w:after="0"/>
-            </w:pPr>
-            <w:r>
-              <w:rPr>
-                <w:rFonts w:ascii="Courier New" w:cs="Courier New" w:eastAsia="Courier New" w:hAnsi="Courier New"/>
-                <w:color w:val="999999"/>
-                <w:sz w:val="14"/>
-                <w:szCs w:val="14"/>
-              </w:rPr>
-              <w:t xml:space="preserve">20  </w:t>
-            </w:r>
-            <w:r>
-              <w:rPr>
-                <w:rFonts w:ascii="Courier New" w:cs="Courier New" w:eastAsia="Courier New" w:hAnsi="Courier New"/>
-                <w:color w:val="222222"/>
-                <w:sz w:val="15"/>
-                <w:szCs w:val="15"/>
-              </w:rPr>
-              <w:t xml:space="preserve"/>
-            </w:r>
-          </w:p>
-          <w:p>
-            <w:pPr>
-              <w:spacing w:after="0"/>
-            </w:pPr>
-            <w:r>
-              <w:rPr>
-                <w:rFonts w:ascii="Courier New" w:cs="Courier New" w:eastAsia="Courier New" w:hAnsi="Courier New"/>
-                <w:color w:val="999999"/>
-                <w:sz w:val="14"/>
-                <w:szCs w:val="14"/>
-              </w:rPr>
-              <w:t xml:space="preserve">21  </w:t>
-            </w:r>
-            <w:r>
-              <w:rPr>
-                <w:rFonts w:ascii="Courier New" w:cs="Courier New" w:eastAsia="Courier New" w:hAnsi="Courier New"/>
-                <w:color w:val="222222"/>
-                <w:sz w:val="15"/>
-                <w:szCs w:val="15"/>
-              </w:rPr>
-              <w:t xml:space="preserve">import config</w:t>
-            </w:r>
-          </w:p>
-          <w:p>
-            <w:pPr>
-              <w:spacing w:after="0"/>
-            </w:pPr>
-            <w:r>
-              <w:rPr>
-                <w:rFonts w:ascii="Courier New" w:cs="Courier New" w:eastAsia="Courier New" w:hAnsi="Courier New"/>
-                <w:color w:val="999999"/>
-                <w:sz w:val="14"/>
-                <w:szCs w:val="14"/>
-              </w:rPr>
-              <w:t xml:space="preserve">22  </w:t>
-            </w:r>
-            <w:r>
-              <w:rPr>
-                <w:rFonts w:ascii="Courier New" w:cs="Courier New" w:eastAsia="Courier New" w:hAnsi="Courier New"/>
-                <w:color w:val="222222"/>
-                <w:sz w:val="15"/>
-                <w:szCs w:val="15"/>
-              </w:rPr>
-              <w:t xml:space="preserve">from organisms import Animal</w:t>
-            </w:r>
-          </w:p>
-          <w:p>
-            <w:pPr>
-              <w:spacing w:after="0"/>
-            </w:pPr>
-            <w:r>
-              <w:rPr>
-                <w:rFonts w:ascii="Courier New" w:cs="Courier New" w:eastAsia="Courier New" w:hAnsi="Courier New"/>
-                <w:color w:val="999999"/>
-                <w:sz w:val="14"/>
-                <w:szCs w:val="14"/>
-              </w:rPr>
-              <w:t xml:space="preserve">23  </w:t>
-            </w:r>
-            <w:r>
-              <w:rPr>
-                <w:rFonts w:ascii="Courier New" w:cs="Courier New" w:eastAsia="Courier New" w:hAnsi="Courier New"/>
-                <w:color w:val="222222"/>
-                <w:sz w:val="15"/>
-                <w:szCs w:val="15"/>
-              </w:rPr>
-              <w:t xml:space="preserve">from world import World</w:t>
-            </w:r>
-          </w:p>
-          <w:p>
-            <w:pPr>
-              <w:spacing w:after="0"/>
-            </w:pPr>
-            <w:r>
-              <w:rPr>
-                <w:rFonts w:ascii="Courier New" w:cs="Courier New" w:eastAsia="Courier New" w:hAnsi="Courier New"/>
-                <w:color w:val="999999"/>
-                <w:sz w:val="14"/>
-                <w:szCs w:val="14"/>
-              </w:rPr>
-              <w:t xml:space="preserve">24  </w:t>
-            </w:r>
-            <w:r>
-              <w:rPr>
-                <w:rFonts w:ascii="Courier New" w:cs="Courier New" w:eastAsia="Courier New" w:hAnsi="Courier New"/>
-                <w:color w:val="222222"/>
-                <w:sz w:val="15"/>
-                <w:szCs w:val="15"/>
-              </w:rPr>
-              <w:t xml:space="preserve"/>
-            </w:r>
-          </w:p>
-          <w:p>
-            <w:pPr>
-              <w:spacing w:after="0"/>
-            </w:pPr>
-            <w:r>
-              <w:rPr>
-                <w:rFonts w:ascii="Courier New" w:cs="Courier New" w:eastAsia="Courier New" w:hAnsi="Courier New"/>
-                <w:color w:val="999999"/>
-                <w:sz w:val="14"/>
-                <w:szCs w:val="14"/>
-              </w:rPr>
-              <w:t xml:space="preserve">25  </w:t>
-            </w:r>
-            <w:r>
-              <w:rPr>
-                <w:rFonts w:ascii="Courier New" w:cs="Courier New" w:eastAsia="Courier New" w:hAnsi="Courier New"/>
-                <w:color w:val="222222"/>
-                <w:sz w:val="15"/>
-                <w:szCs w:val="15"/>
-              </w:rPr>
-              <w:t xml:space="preserve"># 화면에 표시할 종의 순서(통계판 정렬용): 포식자 → 초식 → 식물</w:t>
-            </w:r>
-          </w:p>
-          <w:p>
-            <w:pPr>
-              <w:spacing w:after="0"/>
-            </w:pPr>
-            <w:r>
-              <w:rPr>
-                <w:rFonts w:ascii="Courier New" w:cs="Courier New" w:eastAsia="Courier New" w:hAnsi="Courier New"/>
-                <w:color w:val="999999"/>
-                <w:sz w:val="14"/>
-                <w:szCs w:val="14"/>
-              </w:rPr>
-              <w:t xml:space="preserve">26  </w:t>
-            </w:r>
-            <w:r>
-              <w:rPr>
-                <w:rFonts w:ascii="Courier New" w:cs="Courier New" w:eastAsia="Courier New" w:hAnsi="Courier New"/>
-                <w:color w:val="222222"/>
-                <w:sz w:val="15"/>
-                <w:szCs w:val="15"/>
-              </w:rPr>
-              <w:t xml:space="preserve">DISPLAY_ORDER = ["Lion", "Cheetah", "Hyena", "Rabbit", "Zebra",</w:t>
-            </w:r>
-          </w:p>
-          <w:p>
-            <w:pPr>
-              <w:spacing w:after="0"/>
-            </w:pPr>
-            <w:r>
-              <w:rPr>
-                <w:rFonts w:ascii="Courier New" w:cs="Courier New" w:eastAsia="Courier New" w:hAnsi="Courier New"/>
-                <w:color w:val="999999"/>
-                <w:sz w:val="14"/>
-                <w:szCs w:val="14"/>
-              </w:rPr>
-              <w:t xml:space="preserve">27  </w:t>
-            </w:r>
-            <w:r>
-              <w:rPr>
-                <w:rFonts w:ascii="Courier New" w:cs="Courier New" w:eastAsia="Courier New" w:hAnsi="Courier New"/>
-                <w:color w:val="222222"/>
-                <w:sz w:val="15"/>
-                <w:szCs w:val="15"/>
-              </w:rPr>
-              <w:t xml:space="preserve">                 "Giraffe", "Elephant", "Grass", "Tree"]</w:t>
-            </w:r>
-          </w:p>
-          <w:p>
-            <w:pPr>
-              <w:spacing w:after="0"/>
-            </w:pPr>
-            <w:r>
-              <w:rPr>
-                <w:rFonts w:ascii="Courier New" w:cs="Courier New" w:eastAsia="Courier New" w:hAnsi="Courier New"/>
-                <w:color w:val="999999"/>
-                <w:sz w:val="14"/>
-                <w:szCs w:val="14"/>
-              </w:rPr>
-              <w:t xml:space="preserve">28  </w:t>
-            </w:r>
-            <w:r>
-              <w:rPr>
-                <w:rFonts w:ascii="Courier New" w:cs="Courier New" w:eastAsia="Courier New" w:hAnsi="Courier New"/>
-                <w:color w:val="222222"/>
-                <w:sz w:val="15"/>
-                <w:szCs w:val="15"/>
-              </w:rPr>
-              <w:t xml:space="preserve"/>
-            </w:r>
-          </w:p>
-          <w:p>
-            <w:pPr>
-              <w:spacing w:after="0"/>
-            </w:pPr>
-            <w:r>
-              <w:rPr>
-                <w:rFonts w:ascii="Courier New" w:cs="Courier New" w:eastAsia="Courier New" w:hAnsi="Courier New"/>
-                <w:color w:val="999999"/>
-                <w:sz w:val="14"/>
-                <w:szCs w:val="14"/>
-              </w:rPr>
-              <w:t xml:space="preserve">29  </w:t>
-            </w:r>
-            <w:r>
-              <w:rPr>
-                <w:rFonts w:ascii="Courier New" w:cs="Courier New" w:eastAsia="Courier New" w:hAnsi="Courier New"/>
-                <w:color w:val="222222"/>
-                <w:sz w:val="15"/>
-                <w:szCs w:val="15"/>
-              </w:rPr>
-              <w:t xml:space="preserve">PANEL_W = 290           # 오른쪽 정보 패널 너비</w:t>
-            </w:r>
-          </w:p>
-          <w:p>
-            <w:pPr>
-              <w:spacing w:after="0"/>
-            </w:pPr>
-            <w:r>
-              <w:rPr>
-                <w:rFonts w:ascii="Courier New" w:cs="Courier New" w:eastAsia="Courier New" w:hAnsi="Courier New"/>
-                <w:color w:val="999999"/>
-                <w:sz w:val="14"/>
-                <w:szCs w:val="14"/>
-              </w:rPr>
-              <w:t xml:space="preserve">30  </w:t>
-            </w:r>
-            <w:r>
-              <w:rPr>
-                <w:rFonts w:ascii="Courier New" w:cs="Courier New" w:eastAsia="Courier New" w:hAnsi="Courier New"/>
-                <w:color w:val="222222"/>
-                <w:sz w:val="15"/>
-                <w:szCs w:val="15"/>
-              </w:rPr>
-              <w:t xml:space="preserve"/>
-            </w:r>
-          </w:p>
-          <w:p>
-            <w:pPr>
-              <w:spacing w:after="0"/>
-            </w:pPr>
-            <w:r>
-              <w:rPr>
-                <w:rFonts w:ascii="Courier New" w:cs="Courier New" w:eastAsia="Courier New" w:hAnsi="Courier New"/>
-                <w:color w:val="999999"/>
-                <w:sz w:val="14"/>
-                <w:szCs w:val="14"/>
-              </w:rPr>
-              <w:t xml:space="preserve">31  </w:t>
-            </w:r>
-            <w:r>
-              <w:rPr>
-                <w:rFonts w:ascii="Courier New" w:cs="Courier New" w:eastAsia="Courier New" w:hAnsi="Courier New"/>
-                <w:color w:val="222222"/>
-                <w:sz w:val="15"/>
-                <w:szCs w:val="15"/>
-              </w:rPr>
-              <w:t xml:space="preserve"/>
-            </w:r>
-          </w:p>
-          <w:p>
-            <w:pPr>
-              <w:spacing w:after="0"/>
-            </w:pPr>
-            <w:r>
-              <w:rPr>
-                <w:rFonts w:ascii="Courier New" w:cs="Courier New" w:eastAsia="Courier New" w:hAnsi="Courier New"/>
-                <w:color w:val="999999"/>
-                <w:sz w:val="14"/>
-                <w:szCs w:val="14"/>
-              </w:rPr>
-              <w:t xml:space="preserve">32  </w:t>
-            </w:r>
-            <w:r>
-              <w:rPr>
-                <w:rFonts w:ascii="Courier New" w:cs="Courier New" w:eastAsia="Courier New" w:hAnsi="Courier New"/>
-                <w:color w:val="222222"/>
-                <w:sz w:val="15"/>
-                <w:szCs w:val="15"/>
-              </w:rPr>
-              <w:t xml:space="preserve">def _pick_font(candidates, default):</w:t>
-            </w:r>
-          </w:p>
-          <w:p>
-            <w:pPr>
-              <w:spacing w:after="0"/>
-            </w:pPr>
-            <w:r>
-              <w:rPr>
-                <w:rFonts w:ascii="Courier New" w:cs="Courier New" w:eastAsia="Courier New" w:hAnsi="Courier New"/>
-                <w:color w:val="999999"/>
-                <w:sz w:val="14"/>
-                <w:szCs w:val="14"/>
-              </w:rPr>
-              <w:t xml:space="preserve">33  </w:t>
-            </w:r>
-            <w:r>
-              <w:rPr>
-                <w:rFonts w:ascii="Courier New" w:cs="Courier New" w:eastAsia="Courier New" w:hAnsi="Courier New"/>
-                <w:color w:val="222222"/>
-                <w:sz w:val="15"/>
-                <w:szCs w:val="15"/>
-              </w:rPr>
-              <w:t xml:space="preserve">    """설치된 글꼴 중 후보(candidates)에 있는 첫 번째를 고른다(없으면 default).</w:t>
-            </w:r>
-          </w:p>
-          <w:p>
-            <w:pPr>
-              <w:spacing w:after="0"/>
-            </w:pPr>
-            <w:r>
-              <w:rPr>
-                <w:rFonts w:ascii="Courier New" w:cs="Courier New" w:eastAsia="Courier New" w:hAnsi="Courier New"/>
-                <w:color w:val="999999"/>
-                <w:sz w:val="14"/>
-                <w:szCs w:val="14"/>
-              </w:rPr>
-              <w:t xml:space="preserve">34  </w:t>
-            </w:r>
-            <w:r>
-              <w:rPr>
-                <w:rFonts w:ascii="Courier New" w:cs="Courier New" w:eastAsia="Courier New" w:hAnsi="Courier New"/>
-                <w:color w:val="222222"/>
-                <w:sz w:val="15"/>
-                <w:szCs w:val="15"/>
-              </w:rPr>
-              <w:t xml:space="preserve">    이유: 'Apple Color Emoji'·'AppleGothic'은 macOS 전용이라, 다른 OS에서 그대로 쓰면</w:t>
-            </w:r>
-          </w:p>
-          <w:p>
-            <w:pPr>
-              <w:spacing w:after="0"/>
-            </w:pPr>
-            <w:r>
-              <w:rPr>
-                <w:rFonts w:ascii="Courier New" w:cs="Courier New" w:eastAsia="Courier New" w:hAnsi="Courier New"/>
-                <w:color w:val="999999"/>
-                <w:sz w:val="14"/>
-                <w:szCs w:val="14"/>
-              </w:rPr>
-              <w:t xml:space="preserve">35  </w:t>
-            </w:r>
-            <w:r>
-              <w:rPr>
-                <w:rFonts w:ascii="Courier New" w:cs="Courier New" w:eastAsia="Courier New" w:hAnsi="Courier New"/>
-                <w:color w:val="222222"/>
-                <w:sz w:val="15"/>
-                <w:szCs w:val="15"/>
-              </w:rPr>
-              <w:t xml:space="preserve">    한글이 □로 깨지거나 이모지가 안 보일 수 있다. 실행 환경에 있는 글꼴을 자동 선택해</w:t>
-            </w:r>
-          </w:p>
-          <w:p>
-            <w:pPr>
-              <w:spacing w:after="0"/>
-            </w:pPr>
-            <w:r>
-              <w:rPr>
-                <w:rFonts w:ascii="Courier New" w:cs="Courier New" w:eastAsia="Courier New" w:hAnsi="Courier New"/>
-                <w:color w:val="999999"/>
-                <w:sz w:val="14"/>
-                <w:szCs w:val="14"/>
-              </w:rPr>
-              <w:t xml:space="preserve">36  </w:t>
-            </w:r>
-            <w:r>
-              <w:rPr>
-                <w:rFonts w:ascii="Courier New" w:cs="Courier New" w:eastAsia="Courier New" w:hAnsi="Courier New"/>
-                <w:color w:val="222222"/>
-                <w:sz w:val="15"/>
-                <w:szCs w:val="15"/>
-              </w:rPr>
-              <w:t xml:space="preserve">    이식성을 높인다. (이 함수는 Tk 루트가 만들어진 뒤에 호출해야 한다)"""</w:t>
-            </w:r>
-          </w:p>
-          <w:p>
-            <w:pPr>
-              <w:spacing w:after="0"/>
-            </w:pPr>
-            <w:r>
-              <w:rPr>
-                <w:rFonts w:ascii="Courier New" w:cs="Courier New" w:eastAsia="Courier New" w:hAnsi="Courier New"/>
-                <w:color w:val="999999"/>
-                <w:sz w:val="14"/>
-                <w:szCs w:val="14"/>
-              </w:rPr>
-              <w:t xml:space="preserve">37  </w:t>
-            </w:r>
-            <w:r>
-              <w:rPr>
-                <w:rFonts w:ascii="Courier New" w:cs="Courier New" w:eastAsia="Courier New" w:hAnsi="Courier New"/>
-                <w:color w:val="222222"/>
-                <w:sz w:val="15"/>
-                <w:szCs w:val="15"/>
-              </w:rPr>
-              <w:t xml:space="preserve">    available = set(tkfont.families())</w:t>
-            </w:r>
-          </w:p>
-          <w:p>
-            <w:pPr>
-              <w:spacing w:after="0"/>
-            </w:pPr>
-            <w:r>
-              <w:rPr>
-                <w:rFonts w:ascii="Courier New" w:cs="Courier New" w:eastAsia="Courier New" w:hAnsi="Courier New"/>
-                <w:color w:val="999999"/>
-                <w:sz w:val="14"/>
-                <w:szCs w:val="14"/>
-              </w:rPr>
-              <w:t xml:space="preserve">38  </w:t>
-            </w:r>
-            <w:r>
-              <w:rPr>
-                <w:rFonts w:ascii="Courier New" w:cs="Courier New" w:eastAsia="Courier New" w:hAnsi="Courier New"/>
-                <w:color w:val="222222"/>
-                <w:sz w:val="15"/>
-                <w:szCs w:val="15"/>
-              </w:rPr>
-              <w:t xml:space="preserve">    for name in candidates:</w:t>
-            </w:r>
-          </w:p>
-          <w:p>
-            <w:pPr>
-              <w:spacing w:after="0"/>
-            </w:pPr>
-            <w:r>
-              <w:rPr>
-                <w:rFonts w:ascii="Courier New" w:cs="Courier New" w:eastAsia="Courier New" w:hAnsi="Courier New"/>
-                <w:color w:val="999999"/>
-                <w:sz w:val="14"/>
-                <w:szCs w:val="14"/>
-              </w:rPr>
-              <w:t xml:space="preserve">39  </w:t>
-            </w:r>
-            <w:r>
-              <w:rPr>
-                <w:rFonts w:ascii="Courier New" w:cs="Courier New" w:eastAsia="Courier New" w:hAnsi="Courier New"/>
-                <w:color w:val="222222"/>
-                <w:sz w:val="15"/>
-                <w:szCs w:val="15"/>
-              </w:rPr>
-              <w:t xml:space="preserve">        if name in available:</w:t>
-            </w:r>
-          </w:p>
-          <w:p>
-            <w:pPr>
-              <w:spacing w:after="0"/>
-            </w:pPr>
-            <w:r>
-              <w:rPr>
-                <w:rFonts w:ascii="Courier New" w:cs="Courier New" w:eastAsia="Courier New" w:hAnsi="Courier New"/>
-                <w:color w:val="999999"/>
-                <w:sz w:val="14"/>
-                <w:szCs w:val="14"/>
-              </w:rPr>
-              <w:t xml:space="preserve">40  </w:t>
-            </w:r>
-            <w:r>
-              <w:rPr>
-                <w:rFonts w:ascii="Courier New" w:cs="Courier New" w:eastAsia="Courier New" w:hAnsi="Courier New"/>
-                <w:color w:val="222222"/>
-                <w:sz w:val="15"/>
-                <w:szCs w:val="15"/>
-              </w:rPr>
-              <w:t xml:space="preserve">            return name</w:t>
-            </w:r>
-          </w:p>
-          <w:p>
-            <w:pPr>
-              <w:spacing w:after="0"/>
-            </w:pPr>
-            <w:r>
-              <w:rPr>
-                <w:rFonts w:ascii="Courier New" w:cs="Courier New" w:eastAsia="Courier New" w:hAnsi="Courier New"/>
-                <w:color w:val="999999"/>
-                <w:sz w:val="14"/>
-                <w:szCs w:val="14"/>
-              </w:rPr>
-              <w:t xml:space="preserve">41  </w:t>
-            </w:r>
-            <w:r>
-              <w:rPr>
-                <w:rFonts w:ascii="Courier New" w:cs="Courier New" w:eastAsia="Courier New" w:hAnsi="Courier New"/>
-                <w:color w:val="222222"/>
-                <w:sz w:val="15"/>
-                <w:szCs w:val="15"/>
-              </w:rPr>
-              <w:t xml:space="preserve">    return default</w:t>
-            </w:r>
-          </w:p>
-          <w:p>
-            <w:pPr>
-              <w:spacing w:after="0"/>
-            </w:pPr>
-            <w:r>
-              <w:rPr>
-                <w:rFonts w:ascii="Courier New" w:cs="Courier New" w:eastAsia="Courier New" w:hAnsi="Courier New"/>
-                <w:color w:val="999999"/>
-                <w:sz w:val="14"/>
-                <w:szCs w:val="14"/>
-              </w:rPr>
-              <w:t xml:space="preserve">42  </w:t>
-            </w:r>
-            <w:r>
-              <w:rPr>
-                <w:rFonts w:ascii="Courier New" w:cs="Courier New" w:eastAsia="Courier New" w:hAnsi="Courier New"/>
-                <w:color w:val="222222"/>
-                <w:sz w:val="15"/>
-                <w:szCs w:val="15"/>
-              </w:rPr>
-              <w:t xml:space="preserve"/>
-            </w:r>
-          </w:p>
-          <w:p>
-            <w:pPr>
-              <w:spacing w:after="0"/>
-            </w:pPr>
-            <w:r>
-              <w:rPr>
-                <w:rFonts w:ascii="Courier New" w:cs="Courier New" w:eastAsia="Courier New" w:hAnsi="Courier New"/>
-                <w:color w:val="999999"/>
-                <w:sz w:val="14"/>
-                <w:szCs w:val="14"/>
-              </w:rPr>
-              <w:t xml:space="preserve">43  </w:t>
-            </w:r>
-            <w:r>
-              <w:rPr>
-                <w:rFonts w:ascii="Courier New" w:cs="Courier New" w:eastAsia="Courier New" w:hAnsi="Courier New"/>
-                <w:color w:val="222222"/>
-                <w:sz w:val="15"/>
-                <w:szCs w:val="15"/>
-              </w:rPr>
-              <w:t xml:space="preserve"/>
-            </w:r>
-          </w:p>
-          <w:p>
-            <w:pPr>
-              <w:spacing w:after="0"/>
-            </w:pPr>
-            <w:r>
-              <w:rPr>
-                <w:rFonts w:ascii="Courier New" w:cs="Courier New" w:eastAsia="Courier New" w:hAnsi="Courier New"/>
-                <w:color w:val="999999"/>
-                <w:sz w:val="14"/>
-                <w:szCs w:val="14"/>
-              </w:rPr>
-              <w:t xml:space="preserve">44  </w:t>
-            </w:r>
-            <w:r>
-              <w:rPr>
-                <w:rFonts w:ascii="Courier New" w:cs="Courier New" w:eastAsia="Courier New" w:hAnsi="Courier New"/>
-                <w:color w:val="222222"/>
-                <w:sz w:val="15"/>
-                <w:szCs w:val="15"/>
-              </w:rPr>
-              <w:t xml:space="preserve"># 한글/이모지 글꼴은 OS마다 다르므로, 실제 글꼴 이름은 앱 생성 시점(_resolve_fonts)에 정한다.</w:t>
-            </w:r>
-          </w:p>
-          <w:p>
-            <w:pPr>
-              <w:spacing w:after="0"/>
-            </w:pPr>
-            <w:r>
-              <w:rPr>
-                <w:rFonts w:ascii="Courier New" w:cs="Courier New" w:eastAsia="Courier New" w:hAnsi="Courier New"/>
-                <w:color w:val="999999"/>
-                <w:sz w:val="14"/>
-                <w:szCs w:val="14"/>
-              </w:rPr>
-              <w:t xml:space="preserve">45  </w:t>
-            </w:r>
-            <w:r>
-              <w:rPr>
-                <w:rFonts w:ascii="Courier New" w:cs="Courier New" w:eastAsia="Courier New" w:hAnsi="Courier New"/>
-                <w:color w:val="222222"/>
-                <w:sz w:val="15"/>
-                <w:szCs w:val="15"/>
-              </w:rPr>
-              <w:t xml:space="preserve">EMOJI_FONT = "Apple Color Emoji"   # 기본값(macOS) — 환경에 따라 _resolve_fonts 에서 교체됨</w:t>
-            </w:r>
-          </w:p>
-          <w:p>
-            <w:pPr>
-              <w:spacing w:after="0"/>
-            </w:pPr>
-            <w:r>
-              <w:rPr>
-                <w:rFonts w:ascii="Courier New" w:cs="Courier New" w:eastAsia="Courier New" w:hAnsi="Courier New"/>
-                <w:color w:val="999999"/>
-                <w:sz w:val="14"/>
-                <w:szCs w:val="14"/>
-              </w:rPr>
-              <w:t xml:space="preserve">46  </w:t>
-            </w:r>
-            <w:r>
-              <w:rPr>
-                <w:rFonts w:ascii="Courier New" w:cs="Courier New" w:eastAsia="Courier New" w:hAnsi="Courier New"/>
-                <w:color w:val="222222"/>
-                <w:sz w:val="15"/>
-                <w:szCs w:val="15"/>
-              </w:rPr>
-              <w:t xml:space="preserve">KOR_FONT = "AppleGothic"           # 기본값(macOS) — 환경에 따라 _resolve_fonts 에서 교체됨</w:t>
-            </w:r>
-          </w:p>
-        </w:tc>
-      </w:tr>
-    </w:tbl>
-    <w:p>
-      <w:pPr>
-        <w:pStyle w:val="ListParagraph"/>
-        <w:numPr>
-          <w:ilvl w:val="0"/>
-          <w:numId w:val="2"/>
-        </w:numPr>
-        <w:spacing w:after="50"/>
-      </w:pPr>
-      <w:r>
-        <w:rPr>
-          <w:rFonts w:ascii="Courier New" w:cs="Courier New" w:eastAsia="Courier New" w:hAnsi="Courier New"/>
-          <w:b/>
-          <w:bCs/>
-          <w:color w:val="8B4513"/>
-          <w:sz w:val="18"/>
-          <w:szCs w:val="18"/>
-        </w:rPr>
-        <w:t xml:space="preserve">L18–27  </w:t>
-      </w:r>
-      <w:r>
-        <w:rPr>
-          <w:rFonts w:ascii="Apple SD Gothic Neo" w:cs="Apple SD Gothic Neo" w:eastAsia="Apple SD Gothic Neo" w:hAnsi="Apple SD Gothic Neo"/>
-        </w:rPr>
-        <w:t xml:space="preserve">tkinter와 font 모듈, config, Animal(타입 검사용), World를 임포트. DISPLAY_ORDER — 통계판의 종 정렬 순서(포식자→초식→식물). PANEL_W 290 — 오른쪽 패널 너비.</w:t>
-      </w:r>
-    </w:p>
-    <w:p>
-      <w:pPr>
-        <w:pStyle w:val="ListParagraph"/>
-        <w:numPr>
-          <w:ilvl w:val="0"/>
-          <w:numId w:val="2"/>
-        </w:numPr>
-        <w:spacing w:after="50"/>
-      </w:pPr>
-      <w:r>
-        <w:rPr>
-          <w:rFonts w:ascii="Courier New" w:cs="Courier New" w:eastAsia="Courier New" w:hAnsi="Courier New"/>
-          <w:b/>
-          <w:bCs/>
-          <w:color w:val="8B4513"/>
-          <w:sz w:val="18"/>
-          <w:szCs w:val="18"/>
-        </w:rPr>
-        <w:t xml:space="preserve">L32–41  </w:t>
-      </w:r>
-      <w:r>
-        <w:rPr>
-          <w:rFonts w:ascii="Apple SD Gothic Neo" w:cs="Apple SD Gothic Neo" w:eastAsia="Apple SD Gothic Neo" w:hAnsi="Apple SD Gothic Neo"/>
-        </w:rPr>
-        <w:t xml:space="preserve"/>
-      </w:r>
-      <w:r>
-        <w:rPr>
-          <w:rFonts w:ascii="Courier New" w:cs="Courier New" w:eastAsia="Courier New" w:hAnsi="Courier New"/>
-          <w:color w:val="1a4a7a"/>
-          <w:sz w:val="19"/>
-          <w:szCs w:val="19"/>
-        </w:rPr>
-        <w:t xml:space="preserve">_pick_font(candidates, default)</w:t>
-      </w:r>
-      <w:r>
-        <w:rPr>
-          <w:rFonts w:ascii="Apple SD Gothic Neo" w:cs="Apple SD Gothic Neo" w:eastAsia="Apple SD Gothic Neo" w:hAnsi="Apple SD Gothic Neo"/>
-        </w:rPr>
-        <w:t xml:space="preserve"> — 설치된 글꼴 집합(tkfont.families())에서 후보 중 첫 번째로 존재하는 것을 고른다. 이유(주석): 'Apple Color Emoji'·'AppleGothic'은 macOS 전용이라 다른 OS에서 한글이 □로 깨지거나 이모지가 안 보인다. 실행 환경의 글꼴을 자동 선택해 이식성을 높였다. Tk 루트 생성 후에만 호출 가능하다는 제약도 명시.</w:t>
-      </w:r>
-    </w:p>
-    <w:p>
-      <w:pPr>
-        <w:pStyle w:val="ListParagraph"/>
-        <w:numPr>
-          <w:ilvl w:val="0"/>
-          <w:numId w:val="2"/>
-        </w:numPr>
-        <w:spacing w:after="50"/>
-      </w:pPr>
-      <w:r>
-        <w:rPr>
-          <w:rFonts w:ascii="Courier New" w:cs="Courier New" w:eastAsia="Courier New" w:hAnsi="Courier New"/>
-          <w:b/>
-          <w:bCs/>
-          <w:color w:val="8B4513"/>
-          <w:sz w:val="18"/>
-          <w:szCs w:val="18"/>
-        </w:rPr>
-        <w:t xml:space="preserve">L44–46  </w:t>
-      </w:r>
-      <w:r>
-        <w:rPr>
-          <w:rFonts w:ascii="Apple SD Gothic Neo" w:cs="Apple SD Gothic Neo" w:eastAsia="Apple SD Gothic Neo" w:hAnsi="Apple SD Gothic Neo"/>
-        </w:rPr>
-        <w:t xml:space="preserve">EMOJI_FONT/KOR_FONT의 기본값(macOS) — 앱 생성 시 _resolve_fonts가 환경에 맞게 교체한다.</w:t>
-      </w:r>
-    </w:p>
-    <w:p>
-      <w:pPr>
-        <w:pStyle w:val="Heading2"/>
-      </w:pPr>
-      <w:r>
-        <w:rPr>
-          <w:rFonts w:ascii="Apple SD Gothic Neo" w:cs="Apple SD Gothic Neo" w:eastAsia="Apple SD Gothic Neo" w:hAnsi="Apple SD Gothic Neo"/>
-          <w:b/>
-          <w:bCs/>
-        </w:rPr>
-        <w:t xml:space="preserve">6-2. 생성자 — 화면 구성과 게임 루프 시작</w:t>
-      </w:r>
-    </w:p>
-    <w:tbl>
-      <w:tblPr>
-        <w:tblW w:type="dxa" w:w="9346"/>
-        <w:tblBorders>
-          <w:top w:val="single" w:color="auto" w:sz="4"/>
-          <w:left w:val="single" w:color="auto" w:sz="4"/>
-          <w:bottom w:val="single" w:color="auto" w:sz="4"/>
-          <w:right w:val="single" w:color="auto" w:sz="4"/>
-          <w:insideH w:val="single" w:color="auto" w:sz="4"/>
-          <w:insideV w:val="single" w:color="auto" w:sz="4"/>
-        </w:tblBorders>
-      </w:tblPr>
-      <w:tblGrid>
-        <w:gridCol w:w="9346"/>
-      </w:tblGrid>
-      <w:tr>
-        <w:tc>
-          <w:tcPr>
-            <w:tcW w:type="dxa" w:w="9346"/>
-            <w:tcBorders>
-              <w:top w:val="single" w:color="BBBBBB" w:sz="1"/>
-              <w:left w:val="single" w:color="BBBBBB" w:sz="1"/>
-              <w:bottom w:val="single" w:color="BBBBBB" w:sz="1"/>
-              <w:right w:val="single" w:color="BBBBBB" w:sz="1"/>
-            </w:tcBorders>
-            <w:shd w:fill="F5F5F0" w:val="clear"/>
-            <w:tcMar>
-              <w:top w:type="dxa" w:w="80"/>
-              <w:left w:type="dxa" w:w="120"/>
-              <w:bottom w:type="dxa" w:w="80"/>
-              <w:right w:type="dxa" w:w="100"/>
-            </w:tcMar>
-          </w:tcPr>
-          <w:p>
-            <w:pPr>
-              <w:spacing w:after="60"/>
-            </w:pPr>
-            <w:r>
-              <w:rPr>
-                <w:rFonts w:ascii="Apple SD Gothic Neo" w:cs="Apple SD Gothic Neo" w:eastAsia="Apple SD Gothic Neo" w:hAnsi="Apple SD Gothic Neo"/>
-                <w:b/>
-                <w:bCs/>
-                <w:color w:val="777777"/>
-                <w:sz w:val="16"/>
-                <w:szCs w:val="16"/>
-              </w:rPr>
-              <w:t xml:space="preserve">gui.py  (49~85행)</w:t>
-            </w:r>
-          </w:p>
-          <w:p>
-            <w:pPr>
-              <w:spacing w:after="0"/>
-            </w:pPr>
-            <w:r>
-              <w:rPr>
-                <w:rFonts w:ascii="Courier New" w:cs="Courier New" w:eastAsia="Courier New" w:hAnsi="Courier New"/>
-                <w:color w:val="999999"/>
-                <w:sz w:val="14"/>
-                <w:szCs w:val="14"/>
-              </w:rPr>
-              <w:t xml:space="preserve">49  </w:t>
-            </w:r>
-            <w:r>
-              <w:rPr>
-                <w:rFonts w:ascii="Courier New" w:cs="Courier New" w:eastAsia="Courier New" w:hAnsi="Courier New"/>
-                <w:color w:val="222222"/>
-                <w:sz w:val="15"/>
-                <w:szCs w:val="15"/>
-              </w:rPr>
-              <w:t xml:space="preserve">class EcosystemApp:</w:t>
-            </w:r>
-          </w:p>
-          <w:p>
-            <w:pPr>
-              <w:spacing w:after="0"/>
-            </w:pPr>
-            <w:r>
-              <w:rPr>
-                <w:rFonts w:ascii="Courier New" w:cs="Courier New" w:eastAsia="Courier New" w:hAnsi="Courier New"/>
-                <w:color w:val="999999"/>
-                <w:sz w:val="14"/>
-                <w:szCs w:val="14"/>
-              </w:rPr>
-              <w:t xml:space="preserve">50  </w:t>
-            </w:r>
-            <w:r>
-              <w:rPr>
-                <w:rFonts w:ascii="Courier New" w:cs="Courier New" w:eastAsia="Courier New" w:hAnsi="Courier New"/>
-                <w:color w:val="222222"/>
-                <w:sz w:val="15"/>
-                <w:szCs w:val="15"/>
-              </w:rPr>
-              <w:t xml:space="preserve">    """초원 생태계 시뮬레이터의 메인 GUI 애플리케이션."""</w:t>
-            </w:r>
-          </w:p>
-          <w:p>
-            <w:pPr>
-              <w:spacing w:after="0"/>
-            </w:pPr>
-            <w:r>
-              <w:rPr>
-                <w:rFonts w:ascii="Courier New" w:cs="Courier New" w:eastAsia="Courier New" w:hAnsi="Courier New"/>
-                <w:color w:val="999999"/>
-                <w:sz w:val="14"/>
-                <w:szCs w:val="14"/>
-              </w:rPr>
-              <w:t xml:space="preserve">51  </w:t>
-            </w:r>
-            <w:r>
-              <w:rPr>
-                <w:rFonts w:ascii="Courier New" w:cs="Courier New" w:eastAsia="Courier New" w:hAnsi="Courier New"/>
-                <w:color w:val="222222"/>
-                <w:sz w:val="15"/>
-                <w:szCs w:val="15"/>
-              </w:rPr>
-              <w:t xml:space="preserve"/>
-            </w:r>
-          </w:p>
-          <w:p>
-            <w:pPr>
-              <w:spacing w:after="0"/>
-            </w:pPr>
-            <w:r>
-              <w:rPr>
-                <w:rFonts w:ascii="Courier New" w:cs="Courier New" w:eastAsia="Courier New" w:hAnsi="Courier New"/>
-                <w:color w:val="999999"/>
-                <w:sz w:val="14"/>
-                <w:szCs w:val="14"/>
-              </w:rPr>
-              <w:t xml:space="preserve">52  </w:t>
-            </w:r>
-            <w:r>
-              <w:rPr>
-                <w:rFonts w:ascii="Courier New" w:cs="Courier New" w:eastAsia="Courier New" w:hAnsi="Courier New"/>
-                <w:color w:val="222222"/>
-                <w:sz w:val="15"/>
-                <w:szCs w:val="15"/>
-              </w:rPr>
-              <w:t xml:space="preserve">    def __init__(self, root: tk.Tk):</w:t>
-            </w:r>
-          </w:p>
-          <w:p>
-            <w:pPr>
-              <w:spacing w:after="0"/>
-            </w:pPr>
-            <w:r>
-              <w:rPr>
-                <w:rFonts w:ascii="Courier New" w:cs="Courier New" w:eastAsia="Courier New" w:hAnsi="Courier New"/>
-                <w:color w:val="999999"/>
-                <w:sz w:val="14"/>
-                <w:szCs w:val="14"/>
-              </w:rPr>
-              <w:t xml:space="preserve">53  </w:t>
-            </w:r>
-            <w:r>
-              <w:rPr>
-                <w:rFonts w:ascii="Courier New" w:cs="Courier New" w:eastAsia="Courier New" w:hAnsi="Courier New"/>
-                <w:color w:val="222222"/>
-                <w:sz w:val="15"/>
-                <w:szCs w:val="15"/>
-              </w:rPr>
-              <w:t xml:space="preserve">        self.root = root</w:t>
-            </w:r>
-          </w:p>
-          <w:p>
-            <w:pPr>
-              <w:spacing w:after="0"/>
-            </w:pPr>
-            <w:r>
-              <w:rPr>
-                <w:rFonts w:ascii="Courier New" w:cs="Courier New" w:eastAsia="Courier New" w:hAnsi="Courier New"/>
-                <w:color w:val="999999"/>
-                <w:sz w:val="14"/>
-                <w:szCs w:val="14"/>
-              </w:rPr>
-              <w:t xml:space="preserve">54  </w:t>
-            </w:r>
-            <w:r>
-              <w:rPr>
-                <w:rFonts w:ascii="Courier New" w:cs="Courier New" w:eastAsia="Courier New" w:hAnsi="Courier New"/>
-                <w:color w:val="222222"/>
-                <w:sz w:val="15"/>
-                <w:szCs w:val="15"/>
-              </w:rPr>
-              <w:t xml:space="preserve">        self.world = World()</w:t>
-            </w:r>
-          </w:p>
-          <w:p>
-            <w:pPr>
-              <w:spacing w:after="0"/>
-            </w:pPr>
-            <w:r>
-              <w:rPr>
-                <w:rFonts w:ascii="Courier New" w:cs="Courier New" w:eastAsia="Courier New" w:hAnsi="Courier New"/>
-                <w:color w:val="999999"/>
-                <w:sz w:val="14"/>
-                <w:szCs w:val="14"/>
-              </w:rPr>
-              <w:t xml:space="preserve">55  </w:t>
-            </w:r>
-            <w:r>
-              <w:rPr>
-                <w:rFonts w:ascii="Courier New" w:cs="Courier New" w:eastAsia="Courier New" w:hAnsi="Courier New"/>
-                <w:color w:val="222222"/>
-                <w:sz w:val="15"/>
-                <w:szCs w:val="15"/>
-              </w:rPr>
-              <w:t xml:space="preserve">        self.paused = False</w:t>
-            </w:r>
-          </w:p>
-          <w:p>
-            <w:pPr>
-              <w:spacing w:after="0"/>
-            </w:pPr>
-            <w:r>
-              <w:rPr>
-                <w:rFonts w:ascii="Courier New" w:cs="Courier New" w:eastAsia="Courier New" w:hAnsi="Courier New"/>
-                <w:color w:val="999999"/>
-                <w:sz w:val="14"/>
-                <w:szCs w:val="14"/>
-              </w:rPr>
-              <w:t xml:space="preserve">56  </w:t>
-            </w:r>
-            <w:r>
-              <w:rPr>
-                <w:rFonts w:ascii="Courier New" w:cs="Courier New" w:eastAsia="Courier New" w:hAnsi="Courier New"/>
-                <w:color w:val="222222"/>
-                <w:sz w:val="15"/>
-                <w:szCs w:val="15"/>
-              </w:rPr>
-              <w:t xml:space="preserve"/>
-            </w:r>
-          </w:p>
-          <w:p>
-            <w:pPr>
-              <w:spacing w:after="0"/>
-            </w:pPr>
-            <w:r>
-              <w:rPr>
-                <w:rFonts w:ascii="Courier New" w:cs="Courier New" w:eastAsia="Courier New" w:hAnsi="Courier New"/>
-                <w:color w:val="999999"/>
-                <w:sz w:val="14"/>
-                <w:szCs w:val="14"/>
-              </w:rPr>
-              <w:t xml:space="preserve">57  </w:t>
-            </w:r>
-            <w:r>
-              <w:rPr>
-                <w:rFonts w:ascii="Courier New" w:cs="Courier New" w:eastAsia="Courier New" w:hAnsi="Courier New"/>
-                <w:color w:val="222222"/>
-                <w:sz w:val="15"/>
-                <w:szCs w:val="15"/>
-              </w:rPr>
-              <w:t xml:space="preserve">        self._resolve_fonts()   # 패널을 만들기 전에 환경에 맞는 글꼴부터 결정한다</w:t>
-            </w:r>
-          </w:p>
-          <w:p>
-            <w:pPr>
-              <w:spacing w:after="0"/>
-            </w:pPr>
-            <w:r>
-              <w:rPr>
-                <w:rFonts w:ascii="Courier New" w:cs="Courier New" w:eastAsia="Courier New" w:hAnsi="Courier New"/>
-                <w:color w:val="999999"/>
-                <w:sz w:val="14"/>
-                <w:szCs w:val="14"/>
-              </w:rPr>
-              <w:t xml:space="preserve">58  </w:t>
-            </w:r>
-            <w:r>
-              <w:rPr>
-                <w:rFonts w:ascii="Courier New" w:cs="Courier New" w:eastAsia="Courier New" w:hAnsi="Courier New"/>
-                <w:color w:val="222222"/>
-                <w:sz w:val="15"/>
-                <w:szCs w:val="15"/>
-              </w:rPr>
-              <w:t xml:space="preserve"/>
-            </w:r>
-          </w:p>
-          <w:p>
-            <w:pPr>
-              <w:spacing w:after="0"/>
-            </w:pPr>
-            <w:r>
-              <w:rPr>
-                <w:rFonts w:ascii="Courier New" w:cs="Courier New" w:eastAsia="Courier New" w:hAnsi="Courier New"/>
-                <w:color w:val="999999"/>
-                <w:sz w:val="14"/>
-                <w:szCs w:val="14"/>
-              </w:rPr>
-              <w:t xml:space="preserve">59  </w:t>
-            </w:r>
-            <w:r>
-              <w:rPr>
-                <w:rFonts w:ascii="Courier New" w:cs="Courier New" w:eastAsia="Courier New" w:hAnsi="Courier New"/>
-                <w:color w:val="222222"/>
-                <w:sz w:val="15"/>
-                <w:szCs w:val="15"/>
-              </w:rPr>
-              <w:t xml:space="preserve">        # ── 화면 구성: 왼쪽 월드 캔버스 + 오른쪽 정보 패널 ──</w:t>
-            </w:r>
-          </w:p>
-          <w:p>
-            <w:pPr>
-              <w:spacing w:after="0"/>
-            </w:pPr>
-            <w:r>
-              <w:rPr>
-                <w:rFonts w:ascii="Courier New" w:cs="Courier New" w:eastAsia="Courier New" w:hAnsi="Courier New"/>
-                <w:color w:val="999999"/>
-                <w:sz w:val="14"/>
-                <w:szCs w:val="14"/>
-              </w:rPr>
-              <w:t xml:space="preserve">60  </w:t>
-            </w:r>
-            <w:r>
-              <w:rPr>
-                <w:rFonts w:ascii="Courier New" w:cs="Courier New" w:eastAsia="Courier New" w:hAnsi="Courier New"/>
-                <w:color w:val="222222"/>
-                <w:sz w:val="15"/>
-                <w:szCs w:val="15"/>
-              </w:rPr>
-              <w:t xml:space="preserve">        self.canvas = tk.Canvas(root, width=config.WORLD_W, height=config.WORLD_H,</w:t>
-            </w:r>
-          </w:p>
-          <w:p>
-            <w:pPr>
-              <w:spacing w:after="0"/>
-            </w:pPr>
-            <w:r>
-              <w:rPr>
-                <w:rFonts w:ascii="Courier New" w:cs="Courier New" w:eastAsia="Courier New" w:hAnsi="Courier New"/>
-                <w:color w:val="999999"/>
-                <w:sz w:val="14"/>
-                <w:szCs w:val="14"/>
-              </w:rPr>
-              <w:t xml:space="preserve">61  </w:t>
-            </w:r>
-            <w:r>
-              <w:rPr>
-                <w:rFonts w:ascii="Courier New" w:cs="Courier New" w:eastAsia="Courier New" w:hAnsi="Courier New"/>
-                <w:color w:val="222222"/>
-                <w:sz w:val="15"/>
-                <w:szCs w:val="15"/>
-              </w:rPr>
-              <w:t xml:space="preserve">                                bg=config.BG_COLOR, highlightthickness=0)</w:t>
-            </w:r>
-          </w:p>
-          <w:p>
-            <w:pPr>
-              <w:spacing w:after="0"/>
-            </w:pPr>
-            <w:r>
-              <w:rPr>
-                <w:rFonts w:ascii="Courier New" w:cs="Courier New" w:eastAsia="Courier New" w:hAnsi="Courier New"/>
-                <w:color w:val="999999"/>
-                <w:sz w:val="14"/>
-                <w:szCs w:val="14"/>
-              </w:rPr>
-              <w:t xml:space="preserve">62  </w:t>
-            </w:r>
-            <w:r>
-              <w:rPr>
-                <w:rFonts w:ascii="Courier New" w:cs="Courier New" w:eastAsia="Courier New" w:hAnsi="Courier New"/>
-                <w:color w:val="222222"/>
-                <w:sz w:val="15"/>
-                <w:szCs w:val="15"/>
-              </w:rPr>
-              <w:t xml:space="preserve">        self.canvas.pack(side=tk.LEFT)</w:t>
-            </w:r>
-          </w:p>
-          <w:p>
-            <w:pPr>
-              <w:spacing w:after="0"/>
-            </w:pPr>
-            <w:r>
-              <w:rPr>
-                <w:rFonts w:ascii="Courier New" w:cs="Courier New" w:eastAsia="Courier New" w:hAnsi="Courier New"/>
-                <w:color w:val="999999"/>
-                <w:sz w:val="14"/>
-                <w:szCs w:val="14"/>
-              </w:rPr>
-              <w:t xml:space="preserve">63  </w:t>
-            </w:r>
-            <w:r>
-              <w:rPr>
-                <w:rFonts w:ascii="Courier New" w:cs="Courier New" w:eastAsia="Courier New" w:hAnsi="Courier New"/>
-                <w:color w:val="222222"/>
-                <w:sz w:val="15"/>
-                <w:szCs w:val="15"/>
-              </w:rPr>
-              <w:t xml:space="preserve"/>
-            </w:r>
-          </w:p>
-          <w:p>
-            <w:pPr>
-              <w:spacing w:after="0"/>
-            </w:pPr>
-            <w:r>
-              <w:rPr>
-                <w:rFonts w:ascii="Courier New" w:cs="Courier New" w:eastAsia="Courier New" w:hAnsi="Courier New"/>
-                <w:color w:val="999999"/>
-                <w:sz w:val="14"/>
-                <w:szCs w:val="14"/>
-              </w:rPr>
-              <w:t xml:space="preserve">64  </w:t>
-            </w:r>
-            <w:r>
-              <w:rPr>
-                <w:rFonts w:ascii="Courier New" w:cs="Courier New" w:eastAsia="Courier New" w:hAnsi="Courier New"/>
-                <w:color w:val="222222"/>
-                <w:sz w:val="15"/>
-                <w:szCs w:val="15"/>
-              </w:rPr>
-              <w:t xml:space="preserve">        panel = tk.Frame(root, width=PANEL_W, height=config.WORLD_H, bg="#2e2e2e")</w:t>
-            </w:r>
-          </w:p>
-          <w:p>
-            <w:pPr>
-              <w:spacing w:after="0"/>
-            </w:pPr>
-            <w:r>
-              <w:rPr>
-                <w:rFonts w:ascii="Courier New" w:cs="Courier New" w:eastAsia="Courier New" w:hAnsi="Courier New"/>
-                <w:color w:val="999999"/>
-                <w:sz w:val="14"/>
-                <w:szCs w:val="14"/>
-              </w:rPr>
-              <w:t xml:space="preserve">65  </w:t>
-            </w:r>
-            <w:r>
-              <w:rPr>
-                <w:rFonts w:ascii="Courier New" w:cs="Courier New" w:eastAsia="Courier New" w:hAnsi="Courier New"/>
-                <w:color w:val="222222"/>
-                <w:sz w:val="15"/>
-                <w:szCs w:val="15"/>
-              </w:rPr>
-              <w:t xml:space="preserve">        panel.pack(side=tk.RIGHT, fill=tk.Y)</w:t>
-            </w:r>
-          </w:p>
-          <w:p>
-            <w:pPr>
-              <w:spacing w:after="0"/>
-            </w:pPr>
-            <w:r>
-              <w:rPr>
-                <w:rFonts w:ascii="Courier New" w:cs="Courier New" w:eastAsia="Courier New" w:hAnsi="Courier New"/>
-                <w:color w:val="999999"/>
-                <w:sz w:val="14"/>
-                <w:szCs w:val="14"/>
-              </w:rPr>
-              <w:t xml:space="preserve">66  </w:t>
-            </w:r>
-            <w:r>
-              <w:rPr>
-                <w:rFonts w:ascii="Courier New" w:cs="Courier New" w:eastAsia="Courier New" w:hAnsi="Courier New"/>
-                <w:color w:val="222222"/>
-                <w:sz w:val="15"/>
-                <w:szCs w:val="15"/>
-              </w:rPr>
-              <w:t xml:space="preserve">        panel.pack_propagate(False)   # 자식 위젯 크기에 패널이 줄어들지 않게 고정</w:t>
-            </w:r>
-          </w:p>
-          <w:p>
-            <w:pPr>
-              <w:spacing w:after="0"/>
-            </w:pPr>
-            <w:r>
-              <w:rPr>
-                <w:rFonts w:ascii="Courier New" w:cs="Courier New" w:eastAsia="Courier New" w:hAnsi="Courier New"/>
-                <w:color w:val="999999"/>
-                <w:sz w:val="14"/>
-                <w:szCs w:val="14"/>
-              </w:rPr>
-              <w:t xml:space="preserve">67  </w:t>
-            </w:r>
-            <w:r>
-              <w:rPr>
-                <w:rFonts w:ascii="Courier New" w:cs="Courier New" w:eastAsia="Courier New" w:hAnsi="Courier New"/>
-                <w:color w:val="222222"/>
-                <w:sz w:val="15"/>
-                <w:szCs w:val="15"/>
-              </w:rPr>
-              <w:t xml:space="preserve">        self._build_panel(panel)</w:t>
-            </w:r>
-          </w:p>
-          <w:p>
-            <w:pPr>
-              <w:spacing w:after="0"/>
-            </w:pPr>
-            <w:r>
-              <w:rPr>
-                <w:rFonts w:ascii="Courier New" w:cs="Courier New" w:eastAsia="Courier New" w:hAnsi="Courier New"/>
-                <w:color w:val="999999"/>
-                <w:sz w:val="14"/>
-                <w:szCs w:val="14"/>
-              </w:rPr>
-              <w:t xml:space="preserve">68  </w:t>
-            </w:r>
-            <w:r>
-              <w:rPr>
-                <w:rFonts w:ascii="Courier New" w:cs="Courier New" w:eastAsia="Courier New" w:hAnsi="Courier New"/>
-                <w:color w:val="222222"/>
-                <w:sz w:val="15"/>
-                <w:szCs w:val="15"/>
-              </w:rPr>
-              <w:t xml:space="preserve"/>
-            </w:r>
-          </w:p>
-          <w:p>
-            <w:pPr>
-              <w:spacing w:after="0"/>
-            </w:pPr>
-            <w:r>
-              <w:rPr>
-                <w:rFonts w:ascii="Courier New" w:cs="Courier New" w:eastAsia="Courier New" w:hAnsi="Courier New"/>
-                <w:color w:val="999999"/>
-                <w:sz w:val="14"/>
-                <w:szCs w:val="14"/>
-              </w:rPr>
-              <w:t xml:space="preserve">69  </w:t>
-            </w:r>
-            <w:r>
-              <w:rPr>
-                <w:rFonts w:ascii="Courier New" w:cs="Courier New" w:eastAsia="Courier New" w:hAnsi="Courier New"/>
-                <w:color w:val="222222"/>
-                <w:sz w:val="15"/>
-                <w:szCs w:val="15"/>
-              </w:rPr>
-              <w:t xml:space="preserve">        # ── 키 입력 연결 ──</w:t>
-            </w:r>
-          </w:p>
-          <w:p>
-            <w:pPr>
-              <w:spacing w:after="0"/>
-            </w:pPr>
-            <w:r>
-              <w:rPr>
-                <w:rFonts w:ascii="Courier New" w:cs="Courier New" w:eastAsia="Courier New" w:hAnsi="Courier New"/>
-                <w:color w:val="999999"/>
-                <w:sz w:val="14"/>
-                <w:szCs w:val="14"/>
-              </w:rPr>
-              <w:t xml:space="preserve">70  </w:t>
-            </w:r>
-            <w:r>
-              <w:rPr>
-                <w:rFonts w:ascii="Courier New" w:cs="Courier New" w:eastAsia="Courier New" w:hAnsi="Courier New"/>
-                <w:color w:val="222222"/>
-                <w:sz w:val="15"/>
-                <w:szCs w:val="15"/>
-              </w:rPr>
-              <w:t xml:space="preserve">        # 캔버스가 포커스를 가져야 키 입력을 받으므로 focus_set 한다.</w:t>
-            </w:r>
-          </w:p>
-          <w:p>
-            <w:pPr>
-              <w:spacing w:after="0"/>
-            </w:pPr>
-            <w:r>
-              <w:rPr>
-                <w:rFonts w:ascii="Courier New" w:cs="Courier New" w:eastAsia="Courier New" w:hAnsi="Courier New"/>
-                <w:color w:val="999999"/>
-                <w:sz w:val="14"/>
-                <w:szCs w:val="14"/>
-              </w:rPr>
-              <w:t xml:space="preserve">71  </w:t>
-            </w:r>
-            <w:r>
-              <w:rPr>
-                <w:rFonts w:ascii="Courier New" w:cs="Courier New" w:eastAsia="Courier New" w:hAnsi="Courier New"/>
-                <w:color w:val="222222"/>
-                <w:sz w:val="15"/>
-                <w:szCs w:val="15"/>
-              </w:rPr>
-              <w:t xml:space="preserve">        self.canvas.focus_set()</w:t>
-            </w:r>
-          </w:p>
-          <w:p>
-            <w:pPr>
-              <w:spacing w:after="0"/>
-            </w:pPr>
-            <w:r>
-              <w:rPr>
-                <w:rFonts w:ascii="Courier New" w:cs="Courier New" w:eastAsia="Courier New" w:hAnsi="Courier New"/>
-                <w:color w:val="999999"/>
-                <w:sz w:val="14"/>
-                <w:szCs w:val="14"/>
-              </w:rPr>
-              <w:t xml:space="preserve">72  </w:t>
-            </w:r>
-            <w:r>
-              <w:rPr>
-                <w:rFonts w:ascii="Courier New" w:cs="Courier New" w:eastAsia="Courier New" w:hAnsi="Courier New"/>
-                <w:color w:val="222222"/>
-                <w:sz w:val="15"/>
-                <w:szCs w:val="15"/>
-              </w:rPr>
-              <w:t xml:space="preserve">        root.bind("&lt;Key&gt;", self._on_key)</w:t>
-            </w:r>
-          </w:p>
-          <w:p>
-            <w:pPr>
-              <w:spacing w:after="0"/>
-            </w:pPr>
-            <w:r>
-              <w:rPr>
-                <w:rFonts w:ascii="Courier New" w:cs="Courier New" w:eastAsia="Courier New" w:hAnsi="Courier New"/>
-                <w:color w:val="999999"/>
-                <w:sz w:val="14"/>
-                <w:szCs w:val="14"/>
-              </w:rPr>
-              <w:t xml:space="preserve">73  </w:t>
-            </w:r>
-            <w:r>
-              <w:rPr>
-                <w:rFonts w:ascii="Courier New" w:cs="Courier New" w:eastAsia="Courier New" w:hAnsi="Courier New"/>
-                <w:color w:val="222222"/>
-                <w:sz w:val="15"/>
-                <w:szCs w:val="15"/>
-              </w:rPr>
-              <w:t xml:space="preserve"/>
-            </w:r>
-          </w:p>
-          <w:p>
-            <w:pPr>
-              <w:spacing w:after="0"/>
-            </w:pPr>
-            <w:r>
-              <w:rPr>
-                <w:rFonts w:ascii="Courier New" w:cs="Courier New" w:eastAsia="Courier New" w:hAnsi="Courier New"/>
-                <w:color w:val="999999"/>
-                <w:sz w:val="14"/>
-                <w:szCs w:val="14"/>
-              </w:rPr>
-              <w:t xml:space="preserve">74  </w:t>
-            </w:r>
-            <w:r>
-              <w:rPr>
-                <w:rFonts w:ascii="Courier New" w:cs="Courier New" w:eastAsia="Courier New" w:hAnsi="Courier New"/>
-                <w:color w:val="222222"/>
-                <w:sz w:val="15"/>
-                <w:szCs w:val="15"/>
-              </w:rPr>
-              <w:t xml:space="preserve">        # ── 게임 루프 시작 ──</w:t>
-            </w:r>
-          </w:p>
-          <w:p>
-            <w:pPr>
-              <w:spacing w:after="0"/>
-            </w:pPr>
-            <w:r>
-              <w:rPr>
-                <w:rFonts w:ascii="Courier New" w:cs="Courier New" w:eastAsia="Courier New" w:hAnsi="Courier New"/>
-                <w:color w:val="999999"/>
-                <w:sz w:val="14"/>
-                <w:szCs w:val="14"/>
-              </w:rPr>
-              <w:t xml:space="preserve">75  </w:t>
-            </w:r>
-            <w:r>
-              <w:rPr>
-                <w:rFonts w:ascii="Courier New" w:cs="Courier New" w:eastAsia="Courier New" w:hAnsi="Courier New"/>
-                <w:color w:val="222222"/>
-                <w:sz w:val="15"/>
-                <w:szCs w:val="15"/>
-              </w:rPr>
-              <w:t xml:space="preserve">        self._loop()</w:t>
-            </w:r>
-          </w:p>
-          <w:p>
-            <w:pPr>
-              <w:spacing w:after="0"/>
-            </w:pPr>
-            <w:r>
-              <w:rPr>
-                <w:rFonts w:ascii="Courier New" w:cs="Courier New" w:eastAsia="Courier New" w:hAnsi="Courier New"/>
-                <w:color w:val="999999"/>
-                <w:sz w:val="14"/>
-                <w:szCs w:val="14"/>
-              </w:rPr>
-              <w:t xml:space="preserve">76  </w:t>
-            </w:r>
-            <w:r>
-              <w:rPr>
-                <w:rFonts w:ascii="Courier New" w:cs="Courier New" w:eastAsia="Courier New" w:hAnsi="Courier New"/>
-                <w:color w:val="222222"/>
-                <w:sz w:val="15"/>
-                <w:szCs w:val="15"/>
-              </w:rPr>
-              <w:t xml:space="preserve"/>
-            </w:r>
-          </w:p>
-          <w:p>
-            <w:pPr>
-              <w:spacing w:after="0"/>
-            </w:pPr>
-            <w:r>
-              <w:rPr>
-                <w:rFonts w:ascii="Courier New" w:cs="Courier New" w:eastAsia="Courier New" w:hAnsi="Courier New"/>
-                <w:color w:val="999999"/>
-                <w:sz w:val="14"/>
-                <w:szCs w:val="14"/>
-              </w:rPr>
-              <w:t xml:space="preserve">77  </w:t>
-            </w:r>
-            <w:r>
-              <w:rPr>
-                <w:rFonts w:ascii="Courier New" w:cs="Courier New" w:eastAsia="Courier New" w:hAnsi="Courier New"/>
-                <w:color w:val="222222"/>
-                <w:sz w:val="15"/>
-                <w:szCs w:val="15"/>
-              </w:rPr>
-              <w:t xml:space="preserve">    def _resolve_fonts(self):</w:t>
-            </w:r>
-          </w:p>
-          <w:p>
-            <w:pPr>
-              <w:spacing w:after="0"/>
-            </w:pPr>
-            <w:r>
-              <w:rPr>
-                <w:rFonts w:ascii="Courier New" w:cs="Courier New" w:eastAsia="Courier New" w:hAnsi="Courier New"/>
-                <w:color w:val="999999"/>
-                <w:sz w:val="14"/>
-                <w:szCs w:val="14"/>
-              </w:rPr>
-              <w:t xml:space="preserve">78  </w:t>
-            </w:r>
-            <w:r>
-              <w:rPr>
-                <w:rFonts w:ascii="Courier New" w:cs="Courier New" w:eastAsia="Courier New" w:hAnsi="Courier New"/>
-                <w:color w:val="222222"/>
-                <w:sz w:val="15"/>
-                <w:szCs w:val="15"/>
-              </w:rPr>
-              <w:t xml:space="preserve">        """실행 환경(OS)에 설치된 한글/이모지 글꼴을 골라 모듈 전역(KOR_FONT/EMOJI_FONT)에 반영.</w:t>
-            </w:r>
-          </w:p>
-          <w:p>
-            <w:pPr>
-              <w:spacing w:after="0"/>
-            </w:pPr>
-            <w:r>
-              <w:rPr>
-                <w:rFonts w:ascii="Courier New" w:cs="Courier New" w:eastAsia="Courier New" w:hAnsi="Courier New"/>
-                <w:color w:val="999999"/>
-                <w:sz w:val="14"/>
-                <w:szCs w:val="14"/>
-              </w:rPr>
-              <w:t xml:space="preserve">79  </w:t>
-            </w:r>
-            <w:r>
-              <w:rPr>
-                <w:rFonts w:ascii="Courier New" w:cs="Courier New" w:eastAsia="Courier New" w:hAnsi="Courier New"/>
-                <w:color w:val="222222"/>
-                <w:sz w:val="15"/>
-                <w:szCs w:val="15"/>
-              </w:rPr>
-              <w:t xml:space="preserve">        macOS 전용 글꼴이 없는 환경에서도 한글·이모지가 최대한 표시되도록 한다."""</w:t>
-            </w:r>
-          </w:p>
-          <w:p>
-            <w:pPr>
-              <w:spacing w:after="0"/>
-            </w:pPr>
-            <w:r>
-              <w:rPr>
-                <w:rFonts w:ascii="Courier New" w:cs="Courier New" w:eastAsia="Courier New" w:hAnsi="Courier New"/>
-                <w:color w:val="999999"/>
-                <w:sz w:val="14"/>
-                <w:szCs w:val="14"/>
-              </w:rPr>
-              <w:t xml:space="preserve">80  </w:t>
-            </w:r>
-            <w:r>
-              <w:rPr>
-                <w:rFonts w:ascii="Courier New" w:cs="Courier New" w:eastAsia="Courier New" w:hAnsi="Courier New"/>
-                <w:color w:val="222222"/>
-                <w:sz w:val="15"/>
-                <w:szCs w:val="15"/>
-              </w:rPr>
-              <w:t xml:space="preserve">        global EMOJI_FONT, KOR_FONT</w:t>
-            </w:r>
-          </w:p>
-          <w:p>
-            <w:pPr>
-              <w:spacing w:after="0"/>
-            </w:pPr>
-            <w:r>
-              <w:rPr>
-                <w:rFonts w:ascii="Courier New" w:cs="Courier New" w:eastAsia="Courier New" w:hAnsi="Courier New"/>
-                <w:color w:val="999999"/>
-                <w:sz w:val="14"/>
-                <w:szCs w:val="14"/>
-              </w:rPr>
-              <w:t xml:space="preserve">81  </w:t>
-            </w:r>
-            <w:r>
-              <w:rPr>
-                <w:rFonts w:ascii="Courier New" w:cs="Courier New" w:eastAsia="Courier New" w:hAnsi="Courier New"/>
-                <w:color w:val="222222"/>
-                <w:sz w:val="15"/>
-                <w:szCs w:val="15"/>
-              </w:rPr>
-              <w:t xml:space="preserve">        KOR_FONT = _pick_font(</w:t>
-            </w:r>
-          </w:p>
-          <w:p>
-            <w:pPr>
-              <w:spacing w:after="0"/>
-            </w:pPr>
-            <w:r>
-              <w:rPr>
-                <w:rFonts w:ascii="Courier New" w:cs="Courier New" w:eastAsia="Courier New" w:hAnsi="Courier New"/>
-                <w:color w:val="999999"/>
-                <w:sz w:val="14"/>
-                <w:szCs w:val="14"/>
-              </w:rPr>
-              <w:t xml:space="preserve">82  </w:t>
-            </w:r>
-            <w:r>
-              <w:rPr>
-                <w:rFonts w:ascii="Courier New" w:cs="Courier New" w:eastAsia="Courier New" w:hAnsi="Courier New"/>
-                <w:color w:val="222222"/>
-                <w:sz w:val="15"/>
-                <w:szCs w:val="15"/>
-              </w:rPr>
-              <w:t xml:space="preserve">            ["AppleGothic", "Apple SD Gothic Neo", "Malgun Gothic", "NanumGothic",</w:t>
-            </w:r>
-          </w:p>
-          <w:p>
-            <w:pPr>
-              <w:spacing w:after="0"/>
-            </w:pPr>
-            <w:r>
-              <w:rPr>
-                <w:rFonts w:ascii="Courier New" w:cs="Courier New" w:eastAsia="Courier New" w:hAnsi="Courier New"/>
-                <w:color w:val="999999"/>
-                <w:sz w:val="14"/>
-                <w:szCs w:val="14"/>
-              </w:rPr>
-              <w:t xml:space="preserve">83  </w:t>
-            </w:r>
-            <w:r>
-              <w:rPr>
-                <w:rFonts w:ascii="Courier New" w:cs="Courier New" w:eastAsia="Courier New" w:hAnsi="Courier New"/>
-                <w:color w:val="222222"/>
-                <w:sz w:val="15"/>
-                <w:szCs w:val="15"/>
-              </w:rPr>
-              <w:t xml:space="preserve">             "Noto Sans CJK KR", "Noto Sans KR"], "TkDefaultFont")</w:t>
-            </w:r>
-          </w:p>
-          <w:p>
-            <w:pPr>
-              <w:spacing w:after="0"/>
-            </w:pPr>
-            <w:r>
-              <w:rPr>
-                <w:rFonts w:ascii="Courier New" w:cs="Courier New" w:eastAsia="Courier New" w:hAnsi="Courier New"/>
-                <w:color w:val="999999"/>
-                <w:sz w:val="14"/>
-                <w:szCs w:val="14"/>
-              </w:rPr>
-              <w:t xml:space="preserve">84  </w:t>
-            </w:r>
-            <w:r>
-              <w:rPr>
-                <w:rFonts w:ascii="Courier New" w:cs="Courier New" w:eastAsia="Courier New" w:hAnsi="Courier New"/>
-                <w:color w:val="222222"/>
-                <w:sz w:val="15"/>
-                <w:szCs w:val="15"/>
-              </w:rPr>
-              <w:t xml:space="preserve">        EMOJI_FONT = _pick_font(</w:t>
-            </w:r>
-          </w:p>
-          <w:p>
-            <w:pPr>
-              <w:spacing w:after="0"/>
-            </w:pPr>
-            <w:r>
-              <w:rPr>
-                <w:rFonts w:ascii="Courier New" w:cs="Courier New" w:eastAsia="Courier New" w:hAnsi="Courier New"/>
-                <w:color w:val="999999"/>
-                <w:sz w:val="14"/>
-                <w:szCs w:val="14"/>
-              </w:rPr>
-              <w:t xml:space="preserve">85  </w:t>
-            </w:r>
-            <w:r>
-              <w:rPr>
-                <w:rFonts w:ascii="Courier New" w:cs="Courier New" w:eastAsia="Courier New" w:hAnsi="Courier New"/>
-                <w:color w:val="222222"/>
-                <w:sz w:val="15"/>
-                <w:szCs w:val="15"/>
-              </w:rPr>
-              <w:t xml:space="preserve">            ["Apple Color Emoji", "Segoe UI Emoji", "Noto Color Emoji"], KOR_FONT)</w:t>
-            </w:r>
-          </w:p>
-        </w:tc>
-      </w:tr>
-    </w:tbl>
-    <w:p>
-      <w:pPr>
-        <w:pStyle w:val="ListParagraph"/>
-        <w:numPr>
-          <w:ilvl w:val="0"/>
-          <w:numId w:val="2"/>
-        </w:numPr>
-        <w:spacing w:after="50"/>
-      </w:pPr>
-      <w:r>
-        <w:rPr>
-          <w:rFonts w:ascii="Courier New" w:cs="Courier New" w:eastAsia="Courier New" w:hAnsi="Courier New"/>
-          <w:b/>
-          <w:bCs/>
-          <w:color w:val="8B4513"/>
-          <w:sz w:val="18"/>
-          <w:szCs w:val="18"/>
-        </w:rPr>
-        <w:t xml:space="preserve">L52–55  </w:t>
-      </w:r>
-      <w:r>
-        <w:rPr>
-          <w:rFonts w:ascii="Apple SD Gothic Neo" w:cs="Apple SD Gothic Neo" w:eastAsia="Apple SD Gothic Neo" w:hAnsi="Apple SD Gothic Neo"/>
-        </w:rPr>
-        <w:t xml:space="preserve">World 생성(이 순간 초기 개체가 뿌려진다), paused 플래그.</w:t>
-      </w:r>
-    </w:p>
-    <w:p>
-      <w:pPr>
-        <w:pStyle w:val="ListParagraph"/>
-        <w:numPr>
-          <w:ilvl w:val="0"/>
-          <w:numId w:val="2"/>
-        </w:numPr>
-        <w:spacing w:after="50"/>
-      </w:pPr>
-      <w:r>
-        <w:rPr>
-          <w:rFonts w:ascii="Courier New" w:cs="Courier New" w:eastAsia="Courier New" w:hAnsi="Courier New"/>
-          <w:b/>
-          <w:bCs/>
-          <w:color w:val="8B4513"/>
-          <w:sz w:val="18"/>
-          <w:szCs w:val="18"/>
-        </w:rPr>
-        <w:t xml:space="preserve">L57  </w:t>
-      </w:r>
-      <w:r>
-        <w:rPr>
-          <w:rFonts w:ascii="Apple SD Gothic Neo" w:cs="Apple SD Gothic Neo" w:eastAsia="Apple SD Gothic Neo" w:hAnsi="Apple SD Gothic Neo"/>
-        </w:rPr>
-        <w:t xml:space="preserve">패널을 만들기 '전에' 글꼴부터 결정 — 라벨들이 KOR_FONT를 쓰기 때문에 순서가 중요하다.</w:t>
-      </w:r>
-    </w:p>
-    <w:p>
-      <w:pPr>
-        <w:pStyle w:val="ListParagraph"/>
-        <w:numPr>
-          <w:ilvl w:val="0"/>
-          <w:numId w:val="2"/>
-        </w:numPr>
-        <w:spacing w:after="50"/>
-      </w:pPr>
-      <w:r>
-        <w:rPr>
-          <w:rFonts w:ascii="Courier New" w:cs="Courier New" w:eastAsia="Courier New" w:hAnsi="Courier New"/>
-          <w:b/>
-          <w:bCs/>
-          <w:color w:val="8B4513"/>
-          <w:sz w:val="18"/>
-          <w:szCs w:val="18"/>
-        </w:rPr>
-        <w:t xml:space="preserve">L59–66  </w:t>
-      </w:r>
-      <w:r>
-        <w:rPr>
-          <w:rFonts w:ascii="Apple SD Gothic Neo" w:cs="Apple SD Gothic Neo" w:eastAsia="Apple SD Gothic Neo" w:hAnsi="Apple SD Gothic Neo"/>
-        </w:rPr>
-        <w:t xml:space="preserve">왼쪽 캔버스(월드 크기와 동일, 잔디색 배경) pack(side=LEFT), 오른쪽 패널 프레임 pack(side=RIGHT). L66 </w:t>
-      </w:r>
-      <w:r>
-        <w:rPr>
-          <w:rFonts w:ascii="Courier New" w:cs="Courier New" w:eastAsia="Courier New" w:hAnsi="Courier New"/>
-          <w:color w:val="1a4a7a"/>
-          <w:sz w:val="19"/>
-          <w:szCs w:val="19"/>
-        </w:rPr>
-        <w:t xml:space="preserve">pack_propagate(False)</w:t>
-      </w:r>
-      <w:r>
-        <w:rPr>
-          <w:rFonts w:ascii="Apple SD Gothic Neo" w:cs="Apple SD Gothic Neo" w:eastAsia="Apple SD Gothic Neo" w:hAnsi="Apple SD Gothic Neo"/>
-        </w:rPr>
-        <w:t xml:space="preserve"> — 자식 라벨 크기에 맞춰 패널이 쪼그라드는 tkinter 기본 동작을 끈다.</w:t>
-      </w:r>
-    </w:p>
-    <w:p>
-      <w:pPr>
-        <w:pStyle w:val="ListParagraph"/>
-        <w:numPr>
-          <w:ilvl w:val="0"/>
-          <w:numId w:val="2"/>
-        </w:numPr>
-        <w:spacing w:after="50"/>
-      </w:pPr>
-      <w:r>
-        <w:rPr>
-          <w:rFonts w:ascii="Courier New" w:cs="Courier New" w:eastAsia="Courier New" w:hAnsi="Courier New"/>
-          <w:b/>
-          <w:bCs/>
-          <w:color w:val="8B4513"/>
-          <w:sz w:val="18"/>
-          <w:szCs w:val="18"/>
-        </w:rPr>
-        <w:t xml:space="preserve">L69–72  </w:t>
-      </w:r>
-      <w:r>
-        <w:rPr>
-          <w:rFonts w:ascii="Apple SD Gothic Neo" w:cs="Apple SD Gothic Neo" w:eastAsia="Apple SD Gothic Neo" w:hAnsi="Apple SD Gothic Neo"/>
-        </w:rPr>
-        <w:t xml:space="preserve">키 입력 연결. 캔버스가 포커스를 가져야 키를 받으므로 focus_set, 모든 키를 _on_key 하나로 바인딩.</w:t>
-      </w:r>
-    </w:p>
-    <w:p>
-      <w:pPr>
-        <w:pStyle w:val="ListParagraph"/>
-        <w:numPr>
-          <w:ilvl w:val="0"/>
-          <w:numId w:val="2"/>
-        </w:numPr>
-        <w:spacing w:after="50"/>
-      </w:pPr>
-      <w:r>
-        <w:rPr>
-          <w:rFonts w:ascii="Courier New" w:cs="Courier New" w:eastAsia="Courier New" w:hAnsi="Courier New"/>
-          <w:b/>
-          <w:bCs/>
-          <w:color w:val="8B4513"/>
-          <w:sz w:val="18"/>
-          <w:szCs w:val="18"/>
-        </w:rPr>
-        <w:t xml:space="preserve">L74–75  </w:t>
-      </w:r>
-      <w:r>
-        <w:rPr>
-          <w:rFonts w:ascii="Apple SD Gothic Neo" w:cs="Apple SD Gothic Neo" w:eastAsia="Apple SD Gothic Neo" w:hAnsi="Apple SD Gothic Neo"/>
-        </w:rPr>
-        <w:t xml:space="preserve"/>
-      </w:r>
-      <w:r>
-        <w:rPr>
-          <w:rFonts w:ascii="Courier New" w:cs="Courier New" w:eastAsia="Courier New" w:hAnsi="Courier New"/>
-          <w:color w:val="1a4a7a"/>
-          <w:sz w:val="19"/>
-          <w:szCs w:val="19"/>
-        </w:rPr>
-        <w:t xml:space="preserve">_loop()</w:t>
-      </w:r>
-      <w:r>
-        <w:rPr>
-          <w:rFonts w:ascii="Apple SD Gothic Neo" w:cs="Apple SD Gothic Neo" w:eastAsia="Apple SD Gothic Neo" w:hAnsi="Apple SD Gothic Neo"/>
-        </w:rPr>
-        <w:t xml:space="preserve"> 첫 호출 — 게임 루프 시동.</w:t>
-      </w:r>
-    </w:p>
-    <w:p>
-      <w:pPr>
-        <w:pStyle w:val="ListParagraph"/>
-        <w:numPr>
-          <w:ilvl w:val="0"/>
-          <w:numId w:val="2"/>
-        </w:numPr>
-        <w:spacing w:after="50"/>
-      </w:pPr>
-      <w:r>
-        <w:rPr>
-          <w:rFonts w:ascii="Courier New" w:cs="Courier New" w:eastAsia="Courier New" w:hAnsi="Courier New"/>
-          <w:b/>
-          <w:bCs/>
-          <w:color w:val="8B4513"/>
-          <w:sz w:val="18"/>
-          <w:szCs w:val="18"/>
-        </w:rPr>
-        <w:t xml:space="preserve">L77–85  </w:t>
-      </w:r>
-      <w:r>
-        <w:rPr>
-          <w:rFonts w:ascii="Apple SD Gothic Neo" w:cs="Apple SD Gothic Neo" w:eastAsia="Apple SD Gothic Neo" w:hAnsi="Apple SD Gothic Neo"/>
-        </w:rPr>
-        <w:t xml:space="preserve"/>
-      </w:r>
-      <w:r>
-        <w:rPr>
-          <w:rFonts w:ascii="Courier New" w:cs="Courier New" w:eastAsia="Courier New" w:hAnsi="Courier New"/>
-          <w:color w:val="1a4a7a"/>
-          <w:sz w:val="19"/>
-          <w:szCs w:val="19"/>
-        </w:rPr>
-        <w:t xml:space="preserve">_resolve_fonts()</w:t>
-      </w:r>
-      <w:r>
-        <w:rPr>
-          <w:rFonts w:ascii="Apple SD Gothic Neo" w:cs="Apple SD Gothic Neo" w:eastAsia="Apple SD Gothic Neo" w:hAnsi="Apple SD Gothic Neo"/>
-        </w:rPr>
-        <w:t xml:space="preserve"> — 한글 글꼴 후보 6종, 이모지 글꼴 후보 3종에서 자동 선택해 모듈 전역에 반영. 이모지 글꼴이 하나도 없으면 한글 글꼴로라도 대체.</w:t>
-      </w:r>
-    </w:p>
-    <w:p>
-      <w:pPr>
-        <w:pStyle w:val="Heading2"/>
-      </w:pPr>
-      <w:r>
-        <w:rPr>
-          <w:rFonts w:ascii="Apple SD Gothic Neo" w:cs="Apple SD Gothic Neo" w:eastAsia="Apple SD Gothic Neo" w:hAnsi="Apple SD Gothic Neo"/>
-          <w:b/>
-          <w:bCs/>
-        </w:rPr>
-        <w:t xml:space="preserve">6-3. 정보 패널 구성</w:t>
-      </w:r>
-    </w:p>
-    <w:tbl>
-      <w:tblPr>
-        <w:tblW w:type="dxa" w:w="9346"/>
-        <w:tblBorders>
-          <w:top w:val="single" w:color="auto" w:sz="4"/>
-          <w:left w:val="single" w:color="auto" w:sz="4"/>
-          <w:bottom w:val="single" w:color="auto" w:sz="4"/>
-          <w:right w:val="single" w:color="auto" w:sz="4"/>
-          <w:insideH w:val="single" w:color="auto" w:sz="4"/>
-          <w:insideV w:val="single" w:color="auto" w:sz="4"/>
-        </w:tblBorders>
-      </w:tblPr>
-      <w:tblGrid>
-        <w:gridCol w:w="9346"/>
-      </w:tblGrid>
-      <w:tr>
-        <w:tc>
-          <w:tcPr>
-            <w:tcW w:type="dxa" w:w="9346"/>
-            <w:tcBorders>
-              <w:top w:val="single" w:color="BBBBBB" w:sz="1"/>
-              <w:left w:val="single" w:color="BBBBBB" w:sz="1"/>
-              <w:bottom w:val="single" w:color="BBBBBB" w:sz="1"/>
-              <w:right w:val="single" w:color="BBBBBB" w:sz="1"/>
-            </w:tcBorders>
-            <w:shd w:fill="F5F5F0" w:val="clear"/>
-            <w:tcMar>
-              <w:top w:type="dxa" w:w="80"/>
-              <w:left w:type="dxa" w:w="120"/>
-              <w:bottom w:type="dxa" w:w="80"/>
-              <w:right w:type="dxa" w:w="100"/>
-            </w:tcMar>
-          </w:tcPr>
-          <w:p>
-            <w:pPr>
-              <w:spacing w:after="60"/>
-            </w:pPr>
-            <w:r>
-              <w:rPr>
-                <w:rFonts w:ascii="Apple SD Gothic Neo" w:cs="Apple SD Gothic Neo" w:eastAsia="Apple SD Gothic Neo" w:hAnsi="Apple SD Gothic Neo"/>
-                <w:b/>
-                <w:bCs/>
-                <w:color w:val="777777"/>
-                <w:sz w:val="16"/>
-                <w:szCs w:val="16"/>
-              </w:rPr>
-              <w:t xml:space="preserve">gui.py  (87~116행)</w:t>
-            </w:r>
-          </w:p>
-          <w:p>
-            <w:pPr>
-              <w:spacing w:after="0"/>
-            </w:pPr>
-            <w:r>
-              <w:rPr>
-                <w:rFonts w:ascii="Courier New" w:cs="Courier New" w:eastAsia="Courier New" w:hAnsi="Courier New"/>
-                <w:color w:val="999999"/>
-                <w:sz w:val="14"/>
-                <w:szCs w:val="14"/>
-              </w:rPr>
-              <w:t xml:space="preserve"> 87  </w:t>
-            </w:r>
-            <w:r>
-              <w:rPr>
-                <w:rFonts w:ascii="Courier New" w:cs="Courier New" w:eastAsia="Courier New" w:hAnsi="Courier New"/>
-                <w:color w:val="222222"/>
-                <w:sz w:val="15"/>
-                <w:szCs w:val="15"/>
-              </w:rPr>
-              <w:t xml:space="preserve">    # ── 패널(오른쪽 정보창) 구성 ─────────────────────────</w:t>
-            </w:r>
-          </w:p>
-          <w:p>
-            <w:pPr>
-              <w:spacing w:after="0"/>
-            </w:pPr>
-            <w:r>
-              <w:rPr>
-                <w:rFonts w:ascii="Courier New" w:cs="Courier New" w:eastAsia="Courier New" w:hAnsi="Courier New"/>
-                <w:color w:val="999999"/>
-                <w:sz w:val="14"/>
-                <w:szCs w:val="14"/>
-              </w:rPr>
-              <w:t xml:space="preserve"> 88  </w:t>
-            </w:r>
-            <w:r>
-              <w:rPr>
-                <w:rFonts w:ascii="Courier New" w:cs="Courier New" w:eastAsia="Courier New" w:hAnsi="Courier New"/>
-                <w:color w:val="222222"/>
-                <w:sz w:val="15"/>
-                <w:szCs w:val="15"/>
-              </w:rPr>
-              <w:t xml:space="preserve">    def _build_panel(self, panel):</w:t>
-            </w:r>
-          </w:p>
-          <w:p>
-            <w:pPr>
-              <w:spacing w:after="0"/>
-            </w:pPr>
-            <w:r>
-              <w:rPr>
-                <w:rFonts w:ascii="Courier New" w:cs="Courier New" w:eastAsia="Courier New" w:hAnsi="Courier New"/>
-                <w:color w:val="999999"/>
-                <w:sz w:val="14"/>
-                <w:szCs w:val="14"/>
-              </w:rPr>
-              <w:t xml:space="preserve"> 89  </w:t>
-            </w:r>
-            <w:r>
-              <w:rPr>
-                <w:rFonts w:ascii="Courier New" w:cs="Courier New" w:eastAsia="Courier New" w:hAnsi="Courier New"/>
-                <w:color w:val="222222"/>
-                <w:sz w:val="15"/>
-                <w:szCs w:val="15"/>
-              </w:rPr>
-              <w:t xml:space="preserve">        """제목/상태/통계/로그/조작법 라벨을 세로로 쌓는다.</w:t>
-            </w:r>
-          </w:p>
-          <w:p>
-            <w:pPr>
-              <w:spacing w:after="0"/>
-            </w:pPr>
-            <w:r>
-              <w:rPr>
-                <w:rFonts w:ascii="Courier New" w:cs="Courier New" w:eastAsia="Courier New" w:hAnsi="Courier New"/>
-                <w:color w:val="999999"/>
-                <w:sz w:val="14"/>
-                <w:szCs w:val="14"/>
-              </w:rPr>
-              <w:t xml:space="preserve"> 90  </w:t>
-            </w:r>
-            <w:r>
-              <w:rPr>
-                <w:rFonts w:ascii="Courier New" w:cs="Courier New" w:eastAsia="Courier New" w:hAnsi="Courier New"/>
-                <w:color w:val="222222"/>
-                <w:sz w:val="15"/>
-                <w:szCs w:val="15"/>
-              </w:rPr>
-              <w:t xml:space="preserve">        값이 바뀌는 라벨(상태·통계·로그)은 멤버로 저장해 매 프레임 갱신한다."""</w:t>
-            </w:r>
-          </w:p>
-          <w:p>
-            <w:pPr>
-              <w:spacing w:after="0"/>
-            </w:pPr>
-            <w:r>
-              <w:rPr>
-                <w:rFonts w:ascii="Courier New" w:cs="Courier New" w:eastAsia="Courier New" w:hAnsi="Courier New"/>
-                <w:color w:val="999999"/>
-                <w:sz w:val="14"/>
-                <w:szCs w:val="14"/>
-              </w:rPr>
-              <w:t xml:space="preserve"> 91  </w:t>
-            </w:r>
-            <w:r>
-              <w:rPr>
-                <w:rFonts w:ascii="Courier New" w:cs="Courier New" w:eastAsia="Courier New" w:hAnsi="Courier New"/>
-                <w:color w:val="222222"/>
-                <w:sz w:val="15"/>
-                <w:szCs w:val="15"/>
-              </w:rPr>
-              <w:t xml:space="preserve">        def header(text, size=15, fg="#ffd54f"):</w:t>
-            </w:r>
-          </w:p>
-          <w:p>
-            <w:pPr>
-              <w:spacing w:after="0"/>
-            </w:pPr>
-            <w:r>
-              <w:rPr>
-                <w:rFonts w:ascii="Courier New" w:cs="Courier New" w:eastAsia="Courier New" w:hAnsi="Courier New"/>
-                <w:color w:val="999999"/>
-                <w:sz w:val="14"/>
-                <w:szCs w:val="14"/>
-              </w:rPr>
-              <w:t xml:space="preserve"> 92  </w:t>
-            </w:r>
-            <w:r>
-              <w:rPr>
-                <w:rFonts w:ascii="Courier New" w:cs="Courier New" w:eastAsia="Courier New" w:hAnsi="Courier New"/>
-                <w:color w:val="222222"/>
-                <w:sz w:val="15"/>
-                <w:szCs w:val="15"/>
-              </w:rPr>
-              <w:t xml:space="preserve">            tk.Label(panel, text=text, bg="#2e2e2e", fg=fg,</w:t>
-            </w:r>
-          </w:p>
-          <w:p>
-            <w:pPr>
-              <w:spacing w:after="0"/>
-            </w:pPr>
-            <w:r>
-              <w:rPr>
-                <w:rFonts w:ascii="Courier New" w:cs="Courier New" w:eastAsia="Courier New" w:hAnsi="Courier New"/>
-                <w:color w:val="999999"/>
-                <w:sz w:val="14"/>
-                <w:szCs w:val="14"/>
-              </w:rPr>
-              <w:t xml:space="preserve"> 93  </w:t>
-            </w:r>
-            <w:r>
-              <w:rPr>
-                <w:rFonts w:ascii="Courier New" w:cs="Courier New" w:eastAsia="Courier New" w:hAnsi="Courier New"/>
-                <w:color w:val="222222"/>
-                <w:sz w:val="15"/>
-                <w:szCs w:val="15"/>
-              </w:rPr>
-              <w:t xml:space="preserve">                     font=(KOR_FONT, size, "bold")).pack(anchor="w", padx=12, pady=(10, 2))</w:t>
-            </w:r>
-          </w:p>
-          <w:p>
-            <w:pPr>
-              <w:spacing w:after="0"/>
-            </w:pPr>
-            <w:r>
-              <w:rPr>
-                <w:rFonts w:ascii="Courier New" w:cs="Courier New" w:eastAsia="Courier New" w:hAnsi="Courier New"/>
-                <w:color w:val="999999"/>
-                <w:sz w:val="14"/>
-                <w:szCs w:val="14"/>
-              </w:rPr>
-              <w:t xml:space="preserve"> 94  </w:t>
-            </w:r>
-            <w:r>
-              <w:rPr>
-                <w:rFonts w:ascii="Courier New" w:cs="Courier New" w:eastAsia="Courier New" w:hAnsi="Courier New"/>
-                <w:color w:val="222222"/>
-                <w:sz w:val="15"/>
-                <w:szCs w:val="15"/>
-              </w:rPr>
-              <w:t xml:space="preserve"/>
-            </w:r>
-          </w:p>
-          <w:p>
-            <w:pPr>
-              <w:spacing w:after="0"/>
-            </w:pPr>
-            <w:r>
-              <w:rPr>
-                <w:rFonts w:ascii="Courier New" w:cs="Courier New" w:eastAsia="Courier New" w:hAnsi="Courier New"/>
-                <w:color w:val="999999"/>
-                <w:sz w:val="14"/>
-                <w:szCs w:val="14"/>
-              </w:rPr>
-              <w:t xml:space="preserve"> 95  </w:t>
-            </w:r>
-            <w:r>
-              <w:rPr>
-                <w:rFonts w:ascii="Courier New" w:cs="Courier New" w:eastAsia="Courier New" w:hAnsi="Courier New"/>
-                <w:color w:val="222222"/>
-                <w:sz w:val="15"/>
-                <w:szCs w:val="15"/>
-              </w:rPr>
-              <w:t xml:space="preserve">        header("\U0001F981 심심한 초원의 제왕", 16)</w:t>
-            </w:r>
-          </w:p>
-          <w:p>
-            <w:pPr>
-              <w:spacing w:after="0"/>
-            </w:pPr>
-            <w:r>
-              <w:rPr>
-                <w:rFonts w:ascii="Courier New" w:cs="Courier New" w:eastAsia="Courier New" w:hAnsi="Courier New"/>
-                <w:color w:val="999999"/>
-                <w:sz w:val="14"/>
-                <w:szCs w:val="14"/>
-              </w:rPr>
-              <w:t xml:space="preserve"> 96  </w:t>
-            </w:r>
-            <w:r>
-              <w:rPr>
-                <w:rFonts w:ascii="Courier New" w:cs="Courier New" w:eastAsia="Courier New" w:hAnsi="Courier New"/>
-                <w:color w:val="222222"/>
-                <w:sz w:val="15"/>
-                <w:szCs w:val="15"/>
-              </w:rPr>
-              <w:t xml:space="preserve">        header("네이처 빌더 · 초원 생태계", 11, "#bdbdbd")</w:t>
-            </w:r>
-          </w:p>
-          <w:p>
-            <w:pPr>
-              <w:spacing w:after="0"/>
-            </w:pPr>
-            <w:r>
-              <w:rPr>
-                <w:rFonts w:ascii="Courier New" w:cs="Courier New" w:eastAsia="Courier New" w:hAnsi="Courier New"/>
-                <w:color w:val="999999"/>
-                <w:sz w:val="14"/>
-                <w:szCs w:val="14"/>
-              </w:rPr>
-              <w:t xml:space="preserve"> 97  </w:t>
-            </w:r>
-            <w:r>
-              <w:rPr>
-                <w:rFonts w:ascii="Courier New" w:cs="Courier New" w:eastAsia="Courier New" w:hAnsi="Courier New"/>
-                <w:color w:val="222222"/>
-                <w:sz w:val="15"/>
-                <w:szCs w:val="15"/>
-              </w:rPr>
-              <w:t xml:space="preserve"/>
-            </w:r>
-          </w:p>
-          <w:p>
-            <w:pPr>
-              <w:spacing w:after="0"/>
-            </w:pPr>
-            <w:r>
-              <w:rPr>
-                <w:rFonts w:ascii="Courier New" w:cs="Courier New" w:eastAsia="Courier New" w:hAnsi="Courier New"/>
-                <w:color w:val="999999"/>
-                <w:sz w:val="14"/>
-                <w:szCs w:val="14"/>
-              </w:rPr>
-              <w:t xml:space="preserve"> 98  </w:t>
-            </w:r>
-            <w:r>
-              <w:rPr>
-                <w:rFonts w:ascii="Courier New" w:cs="Courier New" w:eastAsia="Courier New" w:hAnsi="Courier New"/>
-                <w:color w:val="222222"/>
-                <w:sz w:val="15"/>
-                <w:szCs w:val="15"/>
-              </w:rPr>
-              <w:t xml:space="preserve">        self.lbl_info = tk.Label(panel, bg="#2e2e2e", fg="white", justify="left",</w:t>
-            </w:r>
-          </w:p>
-          <w:p>
-            <w:pPr>
-              <w:spacing w:after="0"/>
-            </w:pPr>
-            <w:r>
-              <w:rPr>
-                <w:rFonts w:ascii="Courier New" w:cs="Courier New" w:eastAsia="Courier New" w:hAnsi="Courier New"/>
-                <w:color w:val="999999"/>
-                <w:sz w:val="14"/>
-                <w:szCs w:val="14"/>
-              </w:rPr>
-              <w:t xml:space="preserve"> 99  </w:t>
-            </w:r>
-            <w:r>
-              <w:rPr>
-                <w:rFonts w:ascii="Courier New" w:cs="Courier New" w:eastAsia="Courier New" w:hAnsi="Courier New"/>
-                <w:color w:val="222222"/>
-                <w:sz w:val="15"/>
-                <w:szCs w:val="15"/>
-              </w:rPr>
-              <w:t xml:space="preserve">                                 font=(KOR_FONT, 12))</w:t>
-            </w:r>
-          </w:p>
-          <w:p>
-            <w:pPr>
-              <w:spacing w:after="0"/>
-            </w:pPr>
-            <w:r>
-              <w:rPr>
-                <w:rFonts w:ascii="Courier New" w:cs="Courier New" w:eastAsia="Courier New" w:hAnsi="Courier New"/>
-                <w:color w:val="999999"/>
-                <w:sz w:val="14"/>
-                <w:szCs w:val="14"/>
-              </w:rPr>
-              <w:t xml:space="preserve">100  </w:t>
-            </w:r>
-            <w:r>
-              <w:rPr>
-                <w:rFonts w:ascii="Courier New" w:cs="Courier New" w:eastAsia="Courier New" w:hAnsi="Courier New"/>
-                <w:color w:val="222222"/>
-                <w:sz w:val="15"/>
-                <w:szCs w:val="15"/>
-              </w:rPr>
-              <w:t xml:space="preserve">        self.lbl_info.pack(anchor="w", padx=12, pady=(6, 4))</w:t>
-            </w:r>
-          </w:p>
-          <w:p>
-            <w:pPr>
-              <w:spacing w:after="0"/>
-            </w:pPr>
-            <w:r>
-              <w:rPr>
-                <w:rFonts w:ascii="Courier New" w:cs="Courier New" w:eastAsia="Courier New" w:hAnsi="Courier New"/>
-                <w:color w:val="999999"/>
-                <w:sz w:val="14"/>
-                <w:szCs w:val="14"/>
-              </w:rPr>
-              <w:t xml:space="preserve">101  </w:t>
-            </w:r>
-            <w:r>
-              <w:rPr>
-                <w:rFonts w:ascii="Courier New" w:cs="Courier New" w:eastAsia="Courier New" w:hAnsi="Courier New"/>
-                <w:color w:val="222222"/>
-                <w:sz w:val="15"/>
-                <w:szCs w:val="15"/>
-              </w:rPr>
-              <w:t xml:space="preserve"/>
-            </w:r>
-          </w:p>
-          <w:p>
-            <w:pPr>
-              <w:spacing w:after="0"/>
-            </w:pPr>
-            <w:r>
-              <w:rPr>
-                <w:rFonts w:ascii="Courier New" w:cs="Courier New" w:eastAsia="Courier New" w:hAnsi="Courier New"/>
-                <w:color w:val="999999"/>
-                <w:sz w:val="14"/>
-                <w:szCs w:val="14"/>
-              </w:rPr>
-              <w:t xml:space="preserve">102  </w:t>
-            </w:r>
-            <w:r>
-              <w:rPr>
-                <w:rFonts w:ascii="Courier New" w:cs="Courier New" w:eastAsia="Courier New" w:hAnsi="Courier New"/>
-                <w:color w:val="222222"/>
-                <w:sz w:val="15"/>
-                <w:szCs w:val="15"/>
-              </w:rPr>
-              <w:t xml:space="preserve">        header("개체 수", 13)</w:t>
-            </w:r>
-          </w:p>
-          <w:p>
-            <w:pPr>
-              <w:spacing w:after="0"/>
-            </w:pPr>
-            <w:r>
-              <w:rPr>
-                <w:rFonts w:ascii="Courier New" w:cs="Courier New" w:eastAsia="Courier New" w:hAnsi="Courier New"/>
-                <w:color w:val="999999"/>
-                <w:sz w:val="14"/>
-                <w:szCs w:val="14"/>
-              </w:rPr>
-              <w:t xml:space="preserve">103  </w:t>
-            </w:r>
-            <w:r>
-              <w:rPr>
-                <w:rFonts w:ascii="Courier New" w:cs="Courier New" w:eastAsia="Courier New" w:hAnsi="Courier New"/>
-                <w:color w:val="222222"/>
-                <w:sz w:val="15"/>
-                <w:szCs w:val="15"/>
-              </w:rPr>
-              <w:t xml:space="preserve">        self.lbl_stats = tk.Label(panel, bg="#2e2e2e", fg="white", justify="left",</w:t>
-            </w:r>
-          </w:p>
-          <w:p>
-            <w:pPr>
-              <w:spacing w:after="0"/>
-            </w:pPr>
-            <w:r>
-              <w:rPr>
-                <w:rFonts w:ascii="Courier New" w:cs="Courier New" w:eastAsia="Courier New" w:hAnsi="Courier New"/>
-                <w:color w:val="999999"/>
-                <w:sz w:val="14"/>
-                <w:szCs w:val="14"/>
-              </w:rPr>
-              <w:t xml:space="preserve">104  </w:t>
-            </w:r>
-            <w:r>
-              <w:rPr>
-                <w:rFonts w:ascii="Courier New" w:cs="Courier New" w:eastAsia="Courier New" w:hAnsi="Courier New"/>
-                <w:color w:val="222222"/>
-                <w:sz w:val="15"/>
-                <w:szCs w:val="15"/>
-              </w:rPr>
-              <w:t xml:space="preserve">                                  font=(KOR_FONT, 12))</w:t>
-            </w:r>
-          </w:p>
-          <w:p>
-            <w:pPr>
-              <w:spacing w:after="0"/>
-            </w:pPr>
-            <w:r>
-              <w:rPr>
-                <w:rFonts w:ascii="Courier New" w:cs="Courier New" w:eastAsia="Courier New" w:hAnsi="Courier New"/>
-                <w:color w:val="999999"/>
-                <w:sz w:val="14"/>
-                <w:szCs w:val="14"/>
-              </w:rPr>
-              <w:t xml:space="preserve">105  </w:t>
-            </w:r>
-            <w:r>
-              <w:rPr>
-                <w:rFonts w:ascii="Courier New" w:cs="Courier New" w:eastAsia="Courier New" w:hAnsi="Courier New"/>
-                <w:color w:val="222222"/>
-                <w:sz w:val="15"/>
-                <w:szCs w:val="15"/>
-              </w:rPr>
-              <w:t xml:space="preserve">        self.lbl_stats.pack(anchor="w", padx=12)</w:t>
-            </w:r>
-          </w:p>
-          <w:p>
-            <w:pPr>
-              <w:spacing w:after="0"/>
-            </w:pPr>
-            <w:r>
-              <w:rPr>
-                <w:rFonts w:ascii="Courier New" w:cs="Courier New" w:eastAsia="Courier New" w:hAnsi="Courier New"/>
-                <w:color w:val="999999"/>
-                <w:sz w:val="14"/>
-                <w:szCs w:val="14"/>
-              </w:rPr>
-              <w:t xml:space="preserve">106  </w:t>
-            </w:r>
-            <w:r>
-              <w:rPr>
-                <w:rFonts w:ascii="Courier New" w:cs="Courier New" w:eastAsia="Courier New" w:hAnsi="Courier New"/>
-                <w:color w:val="222222"/>
-                <w:sz w:val="15"/>
-                <w:szCs w:val="15"/>
-              </w:rPr>
-              <w:t xml:space="preserve"/>
-            </w:r>
-          </w:p>
-          <w:p>
-            <w:pPr>
-              <w:spacing w:after="0"/>
-            </w:pPr>
-            <w:r>
-              <w:rPr>
-                <w:rFonts w:ascii="Courier New" w:cs="Courier New" w:eastAsia="Courier New" w:hAnsi="Courier New"/>
-                <w:color w:val="999999"/>
-                <w:sz w:val="14"/>
-                <w:szCs w:val="14"/>
-              </w:rPr>
-              <w:t xml:space="preserve">107  </w:t>
-            </w:r>
-            <w:r>
-              <w:rPr>
-                <w:rFonts w:ascii="Courier New" w:cs="Courier New" w:eastAsia="Courier New" w:hAnsi="Courier New"/>
-                <w:color w:val="222222"/>
-                <w:sz w:val="15"/>
-                <w:szCs w:val="15"/>
-              </w:rPr>
-              <w:t xml:space="preserve">        header("생태계 일지", 13)</w:t>
-            </w:r>
-          </w:p>
-          <w:p>
-            <w:pPr>
-              <w:spacing w:after="0"/>
-            </w:pPr>
-            <w:r>
-              <w:rPr>
-                <w:rFonts w:ascii="Courier New" w:cs="Courier New" w:eastAsia="Courier New" w:hAnsi="Courier New"/>
-                <w:color w:val="999999"/>
-                <w:sz w:val="14"/>
-                <w:szCs w:val="14"/>
-              </w:rPr>
-              <w:t xml:space="preserve">108  </w:t>
-            </w:r>
-            <w:r>
-              <w:rPr>
-                <w:rFonts w:ascii="Courier New" w:cs="Courier New" w:eastAsia="Courier New" w:hAnsi="Courier New"/>
-                <w:color w:val="222222"/>
-                <w:sz w:val="15"/>
-                <w:szCs w:val="15"/>
-              </w:rPr>
-              <w:t xml:space="preserve">        self.lbl_log = tk.Label(panel, bg="#2e2e2e", fg="#c8e6c9", justify="left",</w:t>
-            </w:r>
-          </w:p>
-          <w:p>
-            <w:pPr>
-              <w:spacing w:after="0"/>
-            </w:pPr>
-            <w:r>
-              <w:rPr>
-                <w:rFonts w:ascii="Courier New" w:cs="Courier New" w:eastAsia="Courier New" w:hAnsi="Courier New"/>
-                <w:color w:val="999999"/>
-                <w:sz w:val="14"/>
-                <w:szCs w:val="14"/>
-              </w:rPr>
-              <w:t xml:space="preserve">109  </w:t>
-            </w:r>
-            <w:r>
-              <w:rPr>
-                <w:rFonts w:ascii="Courier New" w:cs="Courier New" w:eastAsia="Courier New" w:hAnsi="Courier New"/>
-                <w:color w:val="222222"/>
-                <w:sz w:val="15"/>
-                <w:szCs w:val="15"/>
-              </w:rPr>
-              <w:t xml:space="preserve">                                font=(KOR_FONT, 10), wraplength=PANEL_W - 24)</w:t>
-            </w:r>
-          </w:p>
-          <w:p>
-            <w:pPr>
-              <w:spacing w:after="0"/>
-            </w:pPr>
-            <w:r>
-              <w:rPr>
-                <w:rFonts w:ascii="Courier New" w:cs="Courier New" w:eastAsia="Courier New" w:hAnsi="Courier New"/>
-                <w:color w:val="999999"/>
-                <w:sz w:val="14"/>
-                <w:szCs w:val="14"/>
-              </w:rPr>
-              <w:t xml:space="preserve">110  </w:t>
-            </w:r>
-            <w:r>
-              <w:rPr>
-                <w:rFonts w:ascii="Courier New" w:cs="Courier New" w:eastAsia="Courier New" w:hAnsi="Courier New"/>
-                <w:color w:val="222222"/>
-                <w:sz w:val="15"/>
-                <w:szCs w:val="15"/>
-              </w:rPr>
-              <w:t xml:space="preserve">        self.lbl_log.pack(anchor="w", padx=12)</w:t>
-            </w:r>
-          </w:p>
-          <w:p>
-            <w:pPr>
-              <w:spacing w:after="0"/>
-            </w:pPr>
-            <w:r>
-              <w:rPr>
-                <w:rFonts w:ascii="Courier New" w:cs="Courier New" w:eastAsia="Courier New" w:hAnsi="Courier New"/>
-                <w:color w:val="999999"/>
-                <w:sz w:val="14"/>
-                <w:szCs w:val="14"/>
-              </w:rPr>
-              <w:t xml:space="preserve">111  </w:t>
-            </w:r>
-            <w:r>
-              <w:rPr>
-                <w:rFonts w:ascii="Courier New" w:cs="Courier New" w:eastAsia="Courier New" w:hAnsi="Courier New"/>
-                <w:color w:val="222222"/>
-                <w:sz w:val="15"/>
-                <w:szCs w:val="15"/>
-              </w:rPr>
-              <w:t xml:space="preserve"/>
-            </w:r>
-          </w:p>
-          <w:p>
-            <w:pPr>
-              <w:spacing w:after="0"/>
-            </w:pPr>
-            <w:r>
-              <w:rPr>
-                <w:rFonts w:ascii="Courier New" w:cs="Courier New" w:eastAsia="Courier New" w:hAnsi="Courier New"/>
-                <w:color w:val="999999"/>
-                <w:sz w:val="14"/>
-                <w:szCs w:val="14"/>
-              </w:rPr>
-              <w:t xml:space="preserve">112  </w:t>
-            </w:r>
-            <w:r>
-              <w:rPr>
-                <w:rFonts w:ascii="Courier New" w:cs="Courier New" w:eastAsia="Courier New" w:hAnsi="Courier New"/>
-                <w:color w:val="222222"/>
-                <w:sz w:val="15"/>
-                <w:szCs w:val="15"/>
-              </w:rPr>
-              <w:t xml:space="preserve">        # 조작법(고정 안내)</w:t>
-            </w:r>
-          </w:p>
-          <w:p>
-            <w:pPr>
-              <w:spacing w:after="0"/>
-            </w:pPr>
-            <w:r>
-              <w:rPr>
-                <w:rFonts w:ascii="Courier New" w:cs="Courier New" w:eastAsia="Courier New" w:hAnsi="Courier New"/>
-                <w:color w:val="999999"/>
-                <w:sz w:val="14"/>
-                <w:szCs w:val="14"/>
-              </w:rPr>
-              <w:t xml:space="preserve">113  </w:t>
-            </w:r>
-            <w:r>
-              <w:rPr>
-                <w:rFonts w:ascii="Courier New" w:cs="Courier New" w:eastAsia="Courier New" w:hAnsi="Courier New"/>
-                <w:color w:val="222222"/>
-                <w:sz w:val="15"/>
-                <w:szCs w:val="15"/>
-              </w:rPr>
-              <w:t xml:space="preserve">        controls = ("\n[D] 트랙터 재난 발생\n[Space] 일시정지/재개\n"</w:t>
-            </w:r>
-          </w:p>
-          <w:p>
-            <w:pPr>
-              <w:spacing w:after="0"/>
-            </w:pPr>
-            <w:r>
-              <w:rPr>
-                <w:rFonts w:ascii="Courier New" w:cs="Courier New" w:eastAsia="Courier New" w:hAnsi="Courier New"/>
-                <w:color w:val="999999"/>
-                <w:sz w:val="14"/>
-                <w:szCs w:val="14"/>
-              </w:rPr>
-              <w:t xml:space="preserve">114  </w:t>
-            </w:r>
-            <w:r>
-              <w:rPr>
-                <w:rFonts w:ascii="Courier New" w:cs="Courier New" w:eastAsia="Courier New" w:hAnsi="Courier New"/>
-                <w:color w:val="222222"/>
-                <w:sz w:val="15"/>
-                <w:szCs w:val="15"/>
-              </w:rPr>
-              <w:t xml:space="preserve">                    "[R] 다시 시작\n[Q] 종료")</w:t>
-            </w:r>
-          </w:p>
-          <w:p>
-            <w:pPr>
-              <w:spacing w:after="0"/>
-            </w:pPr>
-            <w:r>
-              <w:rPr>
-                <w:rFonts w:ascii="Courier New" w:cs="Courier New" w:eastAsia="Courier New" w:hAnsi="Courier New"/>
-                <w:color w:val="999999"/>
-                <w:sz w:val="14"/>
-                <w:szCs w:val="14"/>
-              </w:rPr>
-              <w:t xml:space="preserve">115  </w:t>
-            </w:r>
-            <w:r>
-              <w:rPr>
-                <w:rFonts w:ascii="Courier New" w:cs="Courier New" w:eastAsia="Courier New" w:hAnsi="Courier New"/>
-                <w:color w:val="222222"/>
-                <w:sz w:val="15"/>
-                <w:szCs w:val="15"/>
-              </w:rPr>
-              <w:t xml:space="preserve">        tk.Label(panel, text=controls, bg="#2e2e2e", fg="#90caf9", justify="left",</w:t>
-            </w:r>
-          </w:p>
-          <w:p>
-            <w:pPr>
-              <w:spacing w:after="0"/>
-            </w:pPr>
-            <w:r>
-              <w:rPr>
-                <w:rFonts w:ascii="Courier New" w:cs="Courier New" w:eastAsia="Courier New" w:hAnsi="Courier New"/>
-                <w:color w:val="999999"/>
-                <w:sz w:val="14"/>
-                <w:szCs w:val="14"/>
-              </w:rPr>
-              <w:t xml:space="preserve">116  </w:t>
-            </w:r>
-            <w:r>
-              <w:rPr>
-                <w:rFonts w:ascii="Courier New" w:cs="Courier New" w:eastAsia="Courier New" w:hAnsi="Courier New"/>
-                <w:color w:val="222222"/>
-                <w:sz w:val="15"/>
-                <w:szCs w:val="15"/>
-              </w:rPr>
-              <w:t xml:space="preserve">                 font=(KOR_FONT, 11)).pack(anchor="w", side=tk.BOTTOM, padx=12, pady=12)</w:t>
-            </w:r>
-          </w:p>
-        </w:tc>
-      </w:tr>
-    </w:tbl>
-    <w:p>
-      <w:pPr>
-        <w:pStyle w:val="ListParagraph"/>
-        <w:numPr>
-          <w:ilvl w:val="0"/>
-          <w:numId w:val="2"/>
-        </w:numPr>
-        <w:spacing w:after="50"/>
-      </w:pPr>
-      <w:r>
-        <w:rPr>
-          <w:rFonts w:ascii="Courier New" w:cs="Courier New" w:eastAsia="Courier New" w:hAnsi="Courier New"/>
-          <w:b/>
-          <w:bCs/>
-          <w:color w:val="8B4513"/>
-          <w:sz w:val="18"/>
-          <w:szCs w:val="18"/>
-        </w:rPr>
-        <w:t xml:space="preserve">L88–93  </w:t>
-      </w:r>
-      <w:r>
-        <w:rPr>
-          <w:rFonts w:ascii="Apple SD Gothic Neo" w:cs="Apple SD Gothic Neo" w:eastAsia="Apple SD Gothic Neo" w:hAnsi="Apple SD Gothic Neo"/>
-        </w:rPr>
-        <w:t xml:space="preserve"/>
-      </w:r>
-      <w:r>
-        <w:rPr>
-          <w:rFonts w:ascii="Courier New" w:cs="Courier New" w:eastAsia="Courier New" w:hAnsi="Courier New"/>
-          <w:color w:val="1a4a7a"/>
-          <w:sz w:val="19"/>
-          <w:szCs w:val="19"/>
-        </w:rPr>
-        <w:t xml:space="preserve">header()</w:t>
-      </w:r>
-      <w:r>
-        <w:rPr>
-          <w:rFonts w:ascii="Apple SD Gothic Neo" w:cs="Apple SD Gothic Neo" w:eastAsia="Apple SD Gothic Neo" w:hAnsi="Apple SD Gothic Neo"/>
-        </w:rPr>
-        <w:t xml:space="preserve"> 지역 함수 — 노란 굵은 제목 라벨을 찍는 반복 패턴을 함수로 묶었다(중복 제거).</w:t>
-      </w:r>
-    </w:p>
-    <w:p>
-      <w:pPr>
-        <w:pStyle w:val="ListParagraph"/>
-        <w:numPr>
-          <w:ilvl w:val="0"/>
-          <w:numId w:val="2"/>
-        </w:numPr>
-        <w:spacing w:after="50"/>
-      </w:pPr>
-      <w:r>
-        <w:rPr>
-          <w:rFonts w:ascii="Courier New" w:cs="Courier New" w:eastAsia="Courier New" w:hAnsi="Courier New"/>
-          <w:b/>
-          <w:bCs/>
-          <w:color w:val="8B4513"/>
-          <w:sz w:val="18"/>
-          <w:szCs w:val="18"/>
-        </w:rPr>
-        <w:t xml:space="preserve">L95–110  </w:t>
-      </w:r>
-      <w:r>
-        <w:rPr>
-          <w:rFonts w:ascii="Apple SD Gothic Neo" w:cs="Apple SD Gothic Neo" w:eastAsia="Apple SD Gothic Neo" w:hAnsi="Apple SD Gothic Neo"/>
-        </w:rPr>
-        <w:t xml:space="preserve">제목 2줄 → 상태 라벨(lbl_info) → '개체 수' 통계 라벨(lbl_stats) → '생태계 일지' 로그 라벨(lbl_log). 값이 바뀌는 라벨 3개는 self 멤버로 저장해 매 프레임 _update_panel이 갱신한다. lbl_log의 </w:t>
-      </w:r>
-      <w:r>
-        <w:rPr>
-          <w:rFonts w:ascii="Courier New" w:cs="Courier New" w:eastAsia="Courier New" w:hAnsi="Courier New"/>
-          <w:color w:val="1a4a7a"/>
-          <w:sz w:val="19"/>
-          <w:szCs w:val="19"/>
-        </w:rPr>
-        <w:t xml:space="preserve">wraplength</w:t>
-      </w:r>
-      <w:r>
-        <w:rPr>
-          <w:rFonts w:ascii="Apple SD Gothic Neo" w:cs="Apple SD Gothic Neo" w:eastAsia="Apple SD Gothic Neo" w:hAnsi="Apple SD Gothic Neo"/>
-        </w:rPr>
-        <w:t xml:space="preserve"> — 긴 사건 문장을 패널 너비에서 자동 줄바꿈.</w:t>
-      </w:r>
-    </w:p>
-    <w:p>
-      <w:pPr>
-        <w:pStyle w:val="ListParagraph"/>
-        <w:numPr>
-          <w:ilvl w:val="0"/>
-          <w:numId w:val="2"/>
-        </w:numPr>
-        <w:spacing w:after="50"/>
-      </w:pPr>
-      <w:r>
-        <w:rPr>
-          <w:rFonts w:ascii="Courier New" w:cs="Courier New" w:eastAsia="Courier New" w:hAnsi="Courier New"/>
-          <w:b/>
-          <w:bCs/>
-          <w:color w:val="8B4513"/>
-          <w:sz w:val="18"/>
-          <w:szCs w:val="18"/>
-        </w:rPr>
-        <w:t xml:space="preserve">L112–116  </w:t>
-      </w:r>
-      <w:r>
-        <w:rPr>
-          <w:rFonts w:ascii="Apple SD Gothic Neo" w:cs="Apple SD Gothic Neo" w:eastAsia="Apple SD Gothic Neo" w:hAnsi="Apple SD Gothic Neo"/>
-        </w:rPr>
-        <w:t xml:space="preserve">조작법 안내(고정 텍스트)는 side=BOTTOM으로 패널 맨 아래 고정.</w:t>
-      </w:r>
-    </w:p>
-    <w:p>
-      <w:pPr>
-        <w:pStyle w:val="Heading2"/>
-      </w:pPr>
-      <w:r>
-        <w:rPr>
-          <w:rFonts w:ascii="Apple SD Gothic Neo" w:cs="Apple SD Gothic Neo" w:eastAsia="Apple SD Gothic Neo" w:hAnsi="Apple SD Gothic Neo"/>
-          <w:b/>
-          <w:bCs/>
-        </w:rPr>
-        <w:t xml:space="preserve">6-4. 게임 루프 — after 방식</w:t>
-      </w:r>
-    </w:p>
-    <w:tbl>
-      <w:tblPr>
-        <w:tblW w:type="dxa" w:w="9346"/>
-        <w:tblBorders>
-          <w:top w:val="single" w:color="auto" w:sz="4"/>
-          <w:left w:val="single" w:color="auto" w:sz="4"/>
-          <w:bottom w:val="single" w:color="auto" w:sz="4"/>
-          <w:right w:val="single" w:color="auto" w:sz="4"/>
-          <w:insideH w:val="single" w:color="auto" w:sz="4"/>
-          <w:insideV w:val="single" w:color="auto" w:sz="4"/>
-        </w:tblBorders>
-      </w:tblPr>
-      <w:tblGrid>
-        <w:gridCol w:w="9346"/>
-      </w:tblGrid>
-      <w:tr>
-        <w:tc>
-          <w:tcPr>
-            <w:tcW w:type="dxa" w:w="9346"/>
-            <w:tcBorders>
-              <w:top w:val="single" w:color="BBBBBB" w:sz="1"/>
-              <w:left w:val="single" w:color="BBBBBB" w:sz="1"/>
-              <w:bottom w:val="single" w:color="BBBBBB" w:sz="1"/>
-              <w:right w:val="single" w:color="BBBBBB" w:sz="1"/>
-            </w:tcBorders>
-            <w:shd w:fill="F5F5F0" w:val="clear"/>
-            <w:tcMar>
-              <w:top w:type="dxa" w:w="80"/>
-              <w:left w:type="dxa" w:w="120"/>
-              <w:bottom w:type="dxa" w:w="80"/>
-              <w:right w:type="dxa" w:w="100"/>
-            </w:tcMar>
-          </w:tcPr>
-          <w:p>
-            <w:pPr>
-              <w:spacing w:after="60"/>
-            </w:pPr>
-            <w:r>
-              <w:rPr>
-                <w:rFonts w:ascii="Apple SD Gothic Neo" w:cs="Apple SD Gothic Neo" w:eastAsia="Apple SD Gothic Neo" w:hAnsi="Apple SD Gothic Neo"/>
-                <w:b/>
-                <w:bCs/>
-                <w:color w:val="777777"/>
-                <w:sz w:val="16"/>
-                <w:szCs w:val="16"/>
-              </w:rPr>
-              <w:t xml:space="preserve">gui.py  (118~125행)</w:t>
-            </w:r>
-          </w:p>
-          <w:p>
-            <w:pPr>
-              <w:spacing w:after="0"/>
-            </w:pPr>
-            <w:r>
-              <w:rPr>
-                <w:rFonts w:ascii="Courier New" w:cs="Courier New" w:eastAsia="Courier New" w:hAnsi="Courier New"/>
-                <w:color w:val="999999"/>
-                <w:sz w:val="14"/>
-                <w:szCs w:val="14"/>
-              </w:rPr>
-              <w:t xml:space="preserve">118  </w:t>
-            </w:r>
-            <w:r>
-              <w:rPr>
-                <w:rFonts w:ascii="Courier New" w:cs="Courier New" w:eastAsia="Courier New" w:hAnsi="Courier New"/>
-                <w:color w:val="222222"/>
-                <w:sz w:val="15"/>
-                <w:szCs w:val="15"/>
-              </w:rPr>
-              <w:t xml:space="preserve">    # ── 게임 루프 ────────────────────────────────────────</w:t>
-            </w:r>
-          </w:p>
-          <w:p>
-            <w:pPr>
-              <w:spacing w:after="0"/>
-            </w:pPr>
-            <w:r>
-              <w:rPr>
-                <w:rFonts w:ascii="Courier New" w:cs="Courier New" w:eastAsia="Courier New" w:hAnsi="Courier New"/>
-                <w:color w:val="999999"/>
-                <w:sz w:val="14"/>
-                <w:szCs w:val="14"/>
-              </w:rPr>
-              <w:t xml:space="preserve">119  </w:t>
-            </w:r>
-            <w:r>
-              <w:rPr>
-                <w:rFonts w:ascii="Courier New" w:cs="Courier New" w:eastAsia="Courier New" w:hAnsi="Courier New"/>
-                <w:color w:val="222222"/>
-                <w:sz w:val="15"/>
-                <w:szCs w:val="15"/>
-              </w:rPr>
-              <w:t xml:space="preserve">    def _loop(self):</w:t>
-            </w:r>
-          </w:p>
-          <w:p>
-            <w:pPr>
-              <w:spacing w:after="0"/>
-            </w:pPr>
-            <w:r>
-              <w:rPr>
-                <w:rFonts w:ascii="Courier New" w:cs="Courier New" w:eastAsia="Courier New" w:hAnsi="Courier New"/>
-                <w:color w:val="999999"/>
-                <w:sz w:val="14"/>
-                <w:szCs w:val="14"/>
-              </w:rPr>
-              <w:t xml:space="preserve">120  </w:t>
-            </w:r>
-            <w:r>
-              <w:rPr>
-                <w:rFonts w:ascii="Courier New" w:cs="Courier New" w:eastAsia="Courier New" w:hAnsi="Courier New"/>
-                <w:color w:val="222222"/>
-                <w:sz w:val="15"/>
-                <w:szCs w:val="15"/>
-              </w:rPr>
-              <w:t xml:space="preserve">        """프레임마다: (일시정지/종료가 아니면) 시뮬레이션 한 틱 진행 → 다시 그리기.</w:t>
-            </w:r>
-          </w:p>
-          <w:p>
-            <w:pPr>
-              <w:spacing w:after="0"/>
-            </w:pPr>
-            <w:r>
-              <w:rPr>
-                <w:rFonts w:ascii="Courier New" w:cs="Courier New" w:eastAsia="Courier New" w:hAnsi="Courier New"/>
-                <w:color w:val="999999"/>
-                <w:sz w:val="14"/>
-                <w:szCs w:val="14"/>
-              </w:rPr>
-              <w:t xml:space="preserve">121  </w:t>
-            </w:r>
-            <w:r>
-              <w:rPr>
-                <w:rFonts w:ascii="Courier New" w:cs="Courier New" w:eastAsia="Courier New" w:hAnsi="Courier New"/>
-                <w:color w:val="222222"/>
-                <w:sz w:val="15"/>
-                <w:szCs w:val="15"/>
-              </w:rPr>
-              <w:t xml:space="preserve">        그리고 FRAME_MS 뒤에 자기 자신을 다시 호출하도록 예약한다."""</w:t>
-            </w:r>
-          </w:p>
-          <w:p>
-            <w:pPr>
-              <w:spacing w:after="0"/>
-            </w:pPr>
-            <w:r>
-              <w:rPr>
-                <w:rFonts w:ascii="Courier New" w:cs="Courier New" w:eastAsia="Courier New" w:hAnsi="Courier New"/>
-                <w:color w:val="999999"/>
-                <w:sz w:val="14"/>
-                <w:szCs w:val="14"/>
-              </w:rPr>
-              <w:t xml:space="preserve">122  </w:t>
-            </w:r>
-            <w:r>
-              <w:rPr>
-                <w:rFonts w:ascii="Courier New" w:cs="Courier New" w:eastAsia="Courier New" w:hAnsi="Courier New"/>
-                <w:color w:val="222222"/>
-                <w:sz w:val="15"/>
-                <w:szCs w:val="15"/>
-              </w:rPr>
-              <w:t xml:space="preserve">        if not self.paused and not self.world.over:</w:t>
-            </w:r>
-          </w:p>
-          <w:p>
-            <w:pPr>
-              <w:spacing w:after="0"/>
-            </w:pPr>
-            <w:r>
-              <w:rPr>
-                <w:rFonts w:ascii="Courier New" w:cs="Courier New" w:eastAsia="Courier New" w:hAnsi="Courier New"/>
-                <w:color w:val="999999"/>
-                <w:sz w:val="14"/>
-                <w:szCs w:val="14"/>
-              </w:rPr>
-              <w:t xml:space="preserve">123  </w:t>
-            </w:r>
-            <w:r>
-              <w:rPr>
-                <w:rFonts w:ascii="Courier New" w:cs="Courier New" w:eastAsia="Courier New" w:hAnsi="Courier New"/>
-                <w:color w:val="222222"/>
-                <w:sz w:val="15"/>
-                <w:szCs w:val="15"/>
-              </w:rPr>
-              <w:t xml:space="preserve">            self.world.step()</w:t>
-            </w:r>
-          </w:p>
-          <w:p>
-            <w:pPr>
-              <w:spacing w:after="0"/>
-            </w:pPr>
-            <w:r>
-              <w:rPr>
-                <w:rFonts w:ascii="Courier New" w:cs="Courier New" w:eastAsia="Courier New" w:hAnsi="Courier New"/>
-                <w:color w:val="999999"/>
-                <w:sz w:val="14"/>
-                <w:szCs w:val="14"/>
-              </w:rPr>
-              <w:t xml:space="preserve">124  </w:t>
-            </w:r>
-            <w:r>
-              <w:rPr>
-                <w:rFonts w:ascii="Courier New" w:cs="Courier New" w:eastAsia="Courier New" w:hAnsi="Courier New"/>
-                <w:color w:val="222222"/>
-                <w:sz w:val="15"/>
-                <w:szCs w:val="15"/>
-              </w:rPr>
-              <w:t xml:space="preserve">        self._render()</w:t>
-            </w:r>
-          </w:p>
-          <w:p>
-            <w:pPr>
-              <w:spacing w:after="0"/>
-            </w:pPr>
-            <w:r>
-              <w:rPr>
-                <w:rFonts w:ascii="Courier New" w:cs="Courier New" w:eastAsia="Courier New" w:hAnsi="Courier New"/>
-                <w:color w:val="999999"/>
-                <w:sz w:val="14"/>
-                <w:szCs w:val="14"/>
-              </w:rPr>
-              <w:t xml:space="preserve">125  </w:t>
-            </w:r>
-            <w:r>
-              <w:rPr>
-                <w:rFonts w:ascii="Courier New" w:cs="Courier New" w:eastAsia="Courier New" w:hAnsi="Courier New"/>
-                <w:color w:val="222222"/>
-                <w:sz w:val="15"/>
-                <w:szCs w:val="15"/>
-              </w:rPr>
-              <w:t xml:space="preserve">        self.root.after(config.FRAME_MS, self._loop)</w:t>
-            </w:r>
-          </w:p>
-        </w:tc>
-      </w:tr>
-    </w:tbl>
-    <w:p>
-      <w:pPr>
-        <w:pStyle w:val="ListParagraph"/>
-        <w:numPr>
-          <w:ilvl w:val="0"/>
-          <w:numId w:val="2"/>
-        </w:numPr>
-        <w:spacing w:after="50"/>
-      </w:pPr>
-      <w:r>
-        <w:rPr>
-          <w:rFonts w:ascii="Courier New" w:cs="Courier New" w:eastAsia="Courier New" w:hAnsi="Courier New"/>
-          <w:b/>
-          <w:bCs/>
-          <w:color w:val="8B4513"/>
-          <w:sz w:val="18"/>
-          <w:szCs w:val="18"/>
-        </w:rPr>
-        <w:t xml:space="preserve">L119–125  </w:t>
-      </w:r>
-      <w:r>
-        <w:rPr>
-          <w:rFonts w:ascii="Apple SD Gothic Neo" w:cs="Apple SD Gothic Neo" w:eastAsia="Apple SD Gothic Neo" w:hAnsi="Apple SD Gothic Neo"/>
-        </w:rPr>
-        <w:t xml:space="preserve">tkinter에선 while 무한루프를 돌리면 이벤트 처리가 멈춰 창이 얼어 버린다. 대신 </w:t>
-      </w:r>
-      <w:r>
-        <w:rPr>
-          <w:rFonts w:ascii="Courier New" w:cs="Courier New" w:eastAsia="Courier New" w:hAnsi="Courier New"/>
-          <w:color w:val="1a4a7a"/>
-          <w:sz w:val="19"/>
-          <w:szCs w:val="19"/>
-        </w:rPr>
-        <w:t xml:space="preserve">root.after(FRAME_MS, self._loop)</w:t>
-      </w:r>
-      <w:r>
-        <w:rPr>
-          <w:rFonts w:ascii="Apple SD Gothic Neo" w:cs="Apple SD Gothic Neo" w:eastAsia="Apple SD Gothic Neo" w:hAnsi="Apple SD Gothic Neo"/>
-        </w:rPr>
-        <w:t xml:space="preserve"> 로 '50ms 뒤 자기 자신을 다시 호출'을 예약하는 재귀적 구조를 쓴다. 매 호출마다: 일시정지/종료가 아니면 world.step() 한 틱(L122–123) → 항상 _render()(L124 — 일시정지 중에도 화면은 유지) → 다음 호출 예약(L125). 초당 약 20프레임의 애니메이션.</w:t>
-      </w:r>
-    </w:p>
-    <w:p>
-      <w:pPr>
-        <w:pStyle w:val="Heading2"/>
-      </w:pPr>
-      <w:r>
-        <w:rPr>
-          <w:rFonts w:ascii="Apple SD Gothic Neo" w:cs="Apple SD Gothic Neo" w:eastAsia="Apple SD Gothic Neo" w:hAnsi="Apple SD Gothic Neo"/>
-          <w:b/>
-          <w:bCs/>
-        </w:rPr>
-        <w:t xml:space="preserve">6-5. 렌더링</w:t>
-      </w:r>
-    </w:p>
-    <w:tbl>
-      <w:tblPr>
-        <w:tblW w:type="dxa" w:w="9346"/>
-        <w:tblBorders>
-          <w:top w:val="single" w:color="auto" w:sz="4"/>
-          <w:left w:val="single" w:color="auto" w:sz="4"/>
-          <w:bottom w:val="single" w:color="auto" w:sz="4"/>
-          <w:right w:val="single" w:color="auto" w:sz="4"/>
-          <w:insideH w:val="single" w:color="auto" w:sz="4"/>
-          <w:insideV w:val="single" w:color="auto" w:sz="4"/>
-        </w:tblBorders>
-      </w:tblPr>
-      <w:tblGrid>
-        <w:gridCol w:w="9346"/>
-      </w:tblGrid>
-      <w:tr>
-        <w:tc>
-          <w:tcPr>
-            <w:tcW w:type="dxa" w:w="9346"/>
-            <w:tcBorders>
-              <w:top w:val="single" w:color="BBBBBB" w:sz="1"/>
-              <w:left w:val="single" w:color="BBBBBB" w:sz="1"/>
-              <w:bottom w:val="single" w:color="BBBBBB" w:sz="1"/>
-              <w:right w:val="single" w:color="BBBBBB" w:sz="1"/>
-            </w:tcBorders>
-            <w:shd w:fill="F5F5F0" w:val="clear"/>
-            <w:tcMar>
-              <w:top w:type="dxa" w:w="80"/>
-              <w:left w:type="dxa" w:w="120"/>
-              <w:bottom w:type="dxa" w:w="80"/>
-              <w:right w:type="dxa" w:w="100"/>
-            </w:tcMar>
-          </w:tcPr>
-          <w:p>
-            <w:pPr>
-              <w:spacing w:after="60"/>
-            </w:pPr>
-            <w:r>
-              <w:rPr>
-                <w:rFonts w:ascii="Apple SD Gothic Neo" w:cs="Apple SD Gothic Neo" w:eastAsia="Apple SD Gothic Neo" w:hAnsi="Apple SD Gothic Neo"/>
-                <w:b/>
-                <w:bCs/>
-                <w:color w:val="777777"/>
-                <w:sz w:val="16"/>
-                <w:szCs w:val="16"/>
-              </w:rPr>
-              <w:t xml:space="preserve">gui.py  (127~175행)</w:t>
-            </w:r>
-          </w:p>
-          <w:p>
-            <w:pPr>
-              <w:spacing w:after="0"/>
-            </w:pPr>
-            <w:r>
-              <w:rPr>
-                <w:rFonts w:ascii="Courier New" w:cs="Courier New" w:eastAsia="Courier New" w:hAnsi="Courier New"/>
-                <w:color w:val="999999"/>
-                <w:sz w:val="14"/>
-                <w:szCs w:val="14"/>
-              </w:rPr>
-              <w:t xml:space="preserve">127  </w:t>
-            </w:r>
-            <w:r>
-              <w:rPr>
-                <w:rFonts w:ascii="Courier New" w:cs="Courier New" w:eastAsia="Courier New" w:hAnsi="Courier New"/>
-                <w:color w:val="222222"/>
-                <w:sz w:val="15"/>
-                <w:szCs w:val="15"/>
-              </w:rPr>
-              <w:t xml:space="preserve">    # ── 화면 그리기 ──────────────────────────────────────</w:t>
-            </w:r>
-          </w:p>
-          <w:p>
-            <w:pPr>
-              <w:spacing w:after="0"/>
-            </w:pPr>
-            <w:r>
-              <w:rPr>
-                <w:rFonts w:ascii="Courier New" w:cs="Courier New" w:eastAsia="Courier New" w:hAnsi="Courier New"/>
-                <w:color w:val="999999"/>
-                <w:sz w:val="14"/>
-                <w:szCs w:val="14"/>
-              </w:rPr>
-              <w:t xml:space="preserve">128  </w:t>
-            </w:r>
-            <w:r>
-              <w:rPr>
-                <w:rFonts w:ascii="Courier New" w:cs="Courier New" w:eastAsia="Courier New" w:hAnsi="Courier New"/>
-                <w:color w:val="222222"/>
-                <w:sz w:val="15"/>
-                <w:szCs w:val="15"/>
-              </w:rPr>
-              <w:t xml:space="preserve">    def _render(self):</w:t>
-            </w:r>
-          </w:p>
-          <w:p>
-            <w:pPr>
-              <w:spacing w:after="0"/>
-            </w:pPr>
-            <w:r>
-              <w:rPr>
-                <w:rFonts w:ascii="Courier New" w:cs="Courier New" w:eastAsia="Courier New" w:hAnsi="Courier New"/>
-                <w:color w:val="999999"/>
-                <w:sz w:val="14"/>
-                <w:szCs w:val="14"/>
-              </w:rPr>
-              <w:t xml:space="preserve">129  </w:t>
-            </w:r>
-            <w:r>
-              <w:rPr>
-                <w:rFonts w:ascii="Courier New" w:cs="Courier New" w:eastAsia="Courier New" w:hAnsi="Courier New"/>
-                <w:color w:val="222222"/>
-                <w:sz w:val="15"/>
-                <w:szCs w:val="15"/>
-              </w:rPr>
-              <w:t xml:space="preserve">        c = self.canvas</w:t>
-            </w:r>
-          </w:p>
-          <w:p>
-            <w:pPr>
-              <w:spacing w:after="0"/>
-            </w:pPr>
-            <w:r>
-              <w:rPr>
-                <w:rFonts w:ascii="Courier New" w:cs="Courier New" w:eastAsia="Courier New" w:hAnsi="Courier New"/>
-                <w:color w:val="999999"/>
-                <w:sz w:val="14"/>
-                <w:szCs w:val="14"/>
-              </w:rPr>
-              <w:t xml:space="preserve">130  </w:t>
-            </w:r>
-            <w:r>
-              <w:rPr>
-                <w:rFonts w:ascii="Courier New" w:cs="Courier New" w:eastAsia="Courier New" w:hAnsi="Courier New"/>
-                <w:color w:val="222222"/>
-                <w:sz w:val="15"/>
-                <w:szCs w:val="15"/>
-              </w:rPr>
-              <w:t xml:space="preserve">        c.delete("all")   # 이전 프레임을 모두 지우고 새로 그린다(가장 단순한 애니메이션 방식)</w:t>
-            </w:r>
-          </w:p>
-          <w:p>
-            <w:pPr>
-              <w:spacing w:after="0"/>
-            </w:pPr>
-            <w:r>
-              <w:rPr>
-                <w:rFonts w:ascii="Courier New" w:cs="Courier New" w:eastAsia="Courier New" w:hAnsi="Courier New"/>
-                <w:color w:val="999999"/>
-                <w:sz w:val="14"/>
-                <w:szCs w:val="14"/>
-              </w:rPr>
-              <w:t xml:space="preserve">131  </w:t>
-            </w:r>
-            <w:r>
-              <w:rPr>
-                <w:rFonts w:ascii="Courier New" w:cs="Courier New" w:eastAsia="Courier New" w:hAnsi="Courier New"/>
-                <w:color w:val="222222"/>
-                <w:sz w:val="15"/>
-                <w:szCs w:val="15"/>
-              </w:rPr>
-              <w:t xml:space="preserve">        # 그리는 순서: 식물(바닥) → 동물 → 트랙터(맨 위)가 되도록 정렬한다.</w:t>
-            </w:r>
-          </w:p>
-          <w:p>
-            <w:pPr>
-              <w:spacing w:after="0"/>
-            </w:pPr>
-            <w:r>
-              <w:rPr>
-                <w:rFonts w:ascii="Courier New" w:cs="Courier New" w:eastAsia="Courier New" w:hAnsi="Courier New"/>
-                <w:color w:val="999999"/>
-                <w:sz w:val="14"/>
-                <w:szCs w:val="14"/>
-              </w:rPr>
-              <w:t xml:space="preserve">132  </w:t>
-            </w:r>
-            <w:r>
-              <w:rPr>
-                <w:rFonts w:ascii="Courier New" w:cs="Courier New" w:eastAsia="Courier New" w:hAnsi="Courier New"/>
-                <w:color w:val="222222"/>
-                <w:sz w:val="15"/>
-                <w:szCs w:val="15"/>
-              </w:rPr>
-              <w:t xml:space="preserve">        for e in sorted(self.world.entities, key=self._z_order):</w:t>
-            </w:r>
-          </w:p>
-          <w:p>
-            <w:pPr>
-              <w:spacing w:after="0"/>
-            </w:pPr>
-            <w:r>
-              <w:rPr>
-                <w:rFonts w:ascii="Courier New" w:cs="Courier New" w:eastAsia="Courier New" w:hAnsi="Courier New"/>
-                <w:color w:val="999999"/>
-                <w:sz w:val="14"/>
-                <w:szCs w:val="14"/>
-              </w:rPr>
-              <w:t xml:space="preserve">133  </w:t>
-            </w:r>
-            <w:r>
-              <w:rPr>
-                <w:rFonts w:ascii="Courier New" w:cs="Courier New" w:eastAsia="Courier New" w:hAnsi="Courier New"/>
-                <w:color w:val="222222"/>
-                <w:sz w:val="15"/>
-                <w:szCs w:val="15"/>
-              </w:rPr>
-              <w:t xml:space="preserve">            self._draw_entity(e)</w:t>
-            </w:r>
-          </w:p>
-          <w:p>
-            <w:pPr>
-              <w:spacing w:after="0"/>
-            </w:pPr>
-            <w:r>
-              <w:rPr>
-                <w:rFonts w:ascii="Courier New" w:cs="Courier New" w:eastAsia="Courier New" w:hAnsi="Courier New"/>
-                <w:color w:val="999999"/>
-                <w:sz w:val="14"/>
-                <w:szCs w:val="14"/>
-              </w:rPr>
-              <w:t xml:space="preserve">134  </w:t>
-            </w:r>
-            <w:r>
-              <w:rPr>
-                <w:rFonts w:ascii="Courier New" w:cs="Courier New" w:eastAsia="Courier New" w:hAnsi="Courier New"/>
-                <w:color w:val="222222"/>
-                <w:sz w:val="15"/>
-                <w:szCs w:val="15"/>
-              </w:rPr>
-              <w:t xml:space="preserve">        if self.world.over:</w:t>
-            </w:r>
-          </w:p>
-          <w:p>
-            <w:pPr>
-              <w:spacing w:after="0"/>
-            </w:pPr>
-            <w:r>
-              <w:rPr>
-                <w:rFonts w:ascii="Courier New" w:cs="Courier New" w:eastAsia="Courier New" w:hAnsi="Courier New"/>
-                <w:color w:val="999999"/>
-                <w:sz w:val="14"/>
-                <w:szCs w:val="14"/>
-              </w:rPr>
-              <w:t xml:space="preserve">135  </w:t>
-            </w:r>
-            <w:r>
-              <w:rPr>
-                <w:rFonts w:ascii="Courier New" w:cs="Courier New" w:eastAsia="Courier New" w:hAnsi="Courier New"/>
-                <w:color w:val="222222"/>
-                <w:sz w:val="15"/>
-                <w:szCs w:val="15"/>
-              </w:rPr>
-              <w:t xml:space="preserve">            self._draw_gameover()</w:t>
-            </w:r>
-          </w:p>
-          <w:p>
-            <w:pPr>
-              <w:spacing w:after="0"/>
-            </w:pPr>
-            <w:r>
-              <w:rPr>
-                <w:rFonts w:ascii="Courier New" w:cs="Courier New" w:eastAsia="Courier New" w:hAnsi="Courier New"/>
-                <w:color w:val="999999"/>
-                <w:sz w:val="14"/>
-                <w:szCs w:val="14"/>
-              </w:rPr>
-              <w:t xml:space="preserve">136  </w:t>
-            </w:r>
-            <w:r>
-              <w:rPr>
-                <w:rFonts w:ascii="Courier New" w:cs="Courier New" w:eastAsia="Courier New" w:hAnsi="Courier New"/>
-                <w:color w:val="222222"/>
-                <w:sz w:val="15"/>
-                <w:szCs w:val="15"/>
-              </w:rPr>
-              <w:t xml:space="preserve">        self._update_panel()</w:t>
-            </w:r>
-          </w:p>
-          <w:p>
-            <w:pPr>
-              <w:spacing w:after="0"/>
-            </w:pPr>
-            <w:r>
-              <w:rPr>
-                <w:rFonts w:ascii="Courier New" w:cs="Courier New" w:eastAsia="Courier New" w:hAnsi="Courier New"/>
-                <w:color w:val="999999"/>
-                <w:sz w:val="14"/>
-                <w:szCs w:val="14"/>
-              </w:rPr>
-              <w:t xml:space="preserve">137  </w:t>
-            </w:r>
-            <w:r>
-              <w:rPr>
-                <w:rFonts w:ascii="Courier New" w:cs="Courier New" w:eastAsia="Courier New" w:hAnsi="Courier New"/>
-                <w:color w:val="222222"/>
-                <w:sz w:val="15"/>
-                <w:szCs w:val="15"/>
-              </w:rPr>
-              <w:t xml:space="preserve"/>
-            </w:r>
-          </w:p>
-          <w:p>
-            <w:pPr>
-              <w:spacing w:after="0"/>
-            </w:pPr>
-            <w:r>
-              <w:rPr>
-                <w:rFonts w:ascii="Courier New" w:cs="Courier New" w:eastAsia="Courier New" w:hAnsi="Courier New"/>
-                <w:color w:val="999999"/>
-                <w:sz w:val="14"/>
-                <w:szCs w:val="14"/>
-              </w:rPr>
-              <w:t xml:space="preserve">138  </w:t>
-            </w:r>
-            <w:r>
-              <w:rPr>
-                <w:rFonts w:ascii="Courier New" w:cs="Courier New" w:eastAsia="Courier New" w:hAnsi="Courier New"/>
-                <w:color w:val="222222"/>
-                <w:sz w:val="15"/>
-                <w:szCs w:val="15"/>
-              </w:rPr>
-              <w:t xml:space="preserve">    @staticmethod</w:t>
-            </w:r>
-          </w:p>
-          <w:p>
-            <w:pPr>
-              <w:spacing w:after="0"/>
-            </w:pPr>
-            <w:r>
-              <w:rPr>
-                <w:rFonts w:ascii="Courier New" w:cs="Courier New" w:eastAsia="Courier New" w:hAnsi="Courier New"/>
-                <w:color w:val="999999"/>
-                <w:sz w:val="14"/>
-                <w:szCs w:val="14"/>
-              </w:rPr>
-              <w:t xml:space="preserve">139  </w:t>
-            </w:r>
-            <w:r>
-              <w:rPr>
-                <w:rFonts w:ascii="Courier New" w:cs="Courier New" w:eastAsia="Courier New" w:hAnsi="Courier New"/>
-                <w:color w:val="222222"/>
-                <w:sz w:val="15"/>
-                <w:szCs w:val="15"/>
-              </w:rPr>
-              <w:t xml:space="preserve">    def _z_order(e):</w:t>
-            </w:r>
-          </w:p>
-          <w:p>
-            <w:pPr>
-              <w:spacing w:after="0"/>
-            </w:pPr>
-            <w:r>
-              <w:rPr>
-                <w:rFonts w:ascii="Courier New" w:cs="Courier New" w:eastAsia="Courier New" w:hAnsi="Courier New"/>
-                <w:color w:val="999999"/>
-                <w:sz w:val="14"/>
-                <w:szCs w:val="14"/>
-              </w:rPr>
-              <w:t xml:space="preserve">140  </w:t>
-            </w:r>
-            <w:r>
-              <w:rPr>
-                <w:rFonts w:ascii="Courier New" w:cs="Courier New" w:eastAsia="Courier New" w:hAnsi="Courier New"/>
-                <w:color w:val="222222"/>
-                <w:sz w:val="15"/>
-                <w:szCs w:val="15"/>
-              </w:rPr>
-              <w:t xml:space="preserve">        """그리기 깊이(작을수록 먼저=아래에 그려짐): 식물 0, 동물 1, 트랙터 2."""</w:t>
-            </w:r>
-          </w:p>
-          <w:p>
-            <w:pPr>
-              <w:spacing w:after="0"/>
-            </w:pPr>
-            <w:r>
-              <w:rPr>
-                <w:rFonts w:ascii="Courier New" w:cs="Courier New" w:eastAsia="Courier New" w:hAnsi="Courier New"/>
-                <w:color w:val="999999"/>
-                <w:sz w:val="14"/>
-                <w:szCs w:val="14"/>
-              </w:rPr>
-              <w:t xml:space="preserve">141  </w:t>
-            </w:r>
-            <w:r>
-              <w:rPr>
-                <w:rFonts w:ascii="Courier New" w:cs="Courier New" w:eastAsia="Courier New" w:hAnsi="Courier New"/>
-                <w:color w:val="222222"/>
-                <w:sz w:val="15"/>
-                <w:szCs w:val="15"/>
-              </w:rPr>
-              <w:t xml:space="preserve">        if e.species in ("Grass", "Tree"):</w:t>
-            </w:r>
-          </w:p>
-          <w:p>
-            <w:pPr>
-              <w:spacing w:after="0"/>
-            </w:pPr>
-            <w:r>
-              <w:rPr>
-                <w:rFonts w:ascii="Courier New" w:cs="Courier New" w:eastAsia="Courier New" w:hAnsi="Courier New"/>
-                <w:color w:val="999999"/>
-                <w:sz w:val="14"/>
-                <w:szCs w:val="14"/>
-              </w:rPr>
-              <w:t xml:space="preserve">142  </w:t>
-            </w:r>
-            <w:r>
-              <w:rPr>
-                <w:rFonts w:ascii="Courier New" w:cs="Courier New" w:eastAsia="Courier New" w:hAnsi="Courier New"/>
-                <w:color w:val="222222"/>
-                <w:sz w:val="15"/>
-                <w:szCs w:val="15"/>
-              </w:rPr>
-              <w:t xml:space="preserve">            return 0</w:t>
-            </w:r>
-          </w:p>
-          <w:p>
-            <w:pPr>
-              <w:spacing w:after="0"/>
-            </w:pPr>
-            <w:r>
-              <w:rPr>
-                <w:rFonts w:ascii="Courier New" w:cs="Courier New" w:eastAsia="Courier New" w:hAnsi="Courier New"/>
-                <w:color w:val="999999"/>
-                <w:sz w:val="14"/>
-                <w:szCs w:val="14"/>
-              </w:rPr>
-              <w:t xml:space="preserve">143  </w:t>
-            </w:r>
-            <w:r>
-              <w:rPr>
-                <w:rFonts w:ascii="Courier New" w:cs="Courier New" w:eastAsia="Courier New" w:hAnsi="Courier New"/>
-                <w:color w:val="222222"/>
-                <w:sz w:val="15"/>
-                <w:szCs w:val="15"/>
-              </w:rPr>
-              <w:t xml:space="preserve">        if e.species == "Tractor":</w:t>
-            </w:r>
-          </w:p>
-          <w:p>
-            <w:pPr>
-              <w:spacing w:after="0"/>
-            </w:pPr>
-            <w:r>
-              <w:rPr>
-                <w:rFonts w:ascii="Courier New" w:cs="Courier New" w:eastAsia="Courier New" w:hAnsi="Courier New"/>
-                <w:color w:val="999999"/>
-                <w:sz w:val="14"/>
-                <w:szCs w:val="14"/>
-              </w:rPr>
-              <w:t xml:space="preserve">144  </w:t>
-            </w:r>
-            <w:r>
-              <w:rPr>
-                <w:rFonts w:ascii="Courier New" w:cs="Courier New" w:eastAsia="Courier New" w:hAnsi="Courier New"/>
-                <w:color w:val="222222"/>
-                <w:sz w:val="15"/>
-                <w:szCs w:val="15"/>
-              </w:rPr>
-              <w:t xml:space="preserve">            return 2</w:t>
-            </w:r>
-          </w:p>
-          <w:p>
-            <w:pPr>
-              <w:spacing w:after="0"/>
-            </w:pPr>
-            <w:r>
-              <w:rPr>
-                <w:rFonts w:ascii="Courier New" w:cs="Courier New" w:eastAsia="Courier New" w:hAnsi="Courier New"/>
-                <w:color w:val="999999"/>
-                <w:sz w:val="14"/>
-                <w:szCs w:val="14"/>
-              </w:rPr>
-              <w:t xml:space="preserve">145  </w:t>
-            </w:r>
-            <w:r>
-              <w:rPr>
-                <w:rFonts w:ascii="Courier New" w:cs="Courier New" w:eastAsia="Courier New" w:hAnsi="Courier New"/>
-                <w:color w:val="222222"/>
-                <w:sz w:val="15"/>
-                <w:szCs w:val="15"/>
-              </w:rPr>
-              <w:t xml:space="preserve">        return 1</w:t>
-            </w:r>
-          </w:p>
-          <w:p>
-            <w:pPr>
-              <w:spacing w:after="0"/>
-            </w:pPr>
-            <w:r>
-              <w:rPr>
-                <w:rFonts w:ascii="Courier New" w:cs="Courier New" w:eastAsia="Courier New" w:hAnsi="Courier New"/>
-                <w:color w:val="999999"/>
-                <w:sz w:val="14"/>
-                <w:szCs w:val="14"/>
-              </w:rPr>
-              <w:t xml:space="preserve">146  </w:t>
-            </w:r>
-            <w:r>
-              <w:rPr>
-                <w:rFonts w:ascii="Courier New" w:cs="Courier New" w:eastAsia="Courier New" w:hAnsi="Courier New"/>
-                <w:color w:val="222222"/>
-                <w:sz w:val="15"/>
-                <w:szCs w:val="15"/>
-              </w:rPr>
-              <w:t xml:space="preserve"/>
-            </w:r>
-          </w:p>
-          <w:p>
-            <w:pPr>
-              <w:spacing w:after="0"/>
-            </w:pPr>
-            <w:r>
-              <w:rPr>
-                <w:rFonts w:ascii="Courier New" w:cs="Courier New" w:eastAsia="Courier New" w:hAnsi="Courier New"/>
-                <w:color w:val="999999"/>
-                <w:sz w:val="14"/>
-                <w:szCs w:val="14"/>
-              </w:rPr>
-              <w:t xml:space="preserve">147  </w:t>
-            </w:r>
-            <w:r>
-              <w:rPr>
-                <w:rFonts w:ascii="Courier New" w:cs="Courier New" w:eastAsia="Courier New" w:hAnsi="Courier New"/>
-                <w:color w:val="222222"/>
-                <w:sz w:val="15"/>
-                <w:szCs w:val="15"/>
-              </w:rPr>
-              <w:t xml:space="preserve">    def _draw_entity(self, e):</w:t>
-            </w:r>
-          </w:p>
-          <w:p>
-            <w:pPr>
-              <w:spacing w:after="0"/>
-            </w:pPr>
-            <w:r>
-              <w:rPr>
-                <w:rFonts w:ascii="Courier New" w:cs="Courier New" w:eastAsia="Courier New" w:hAnsi="Courier New"/>
-                <w:color w:val="999999"/>
-                <w:sz w:val="14"/>
-                <w:szCs w:val="14"/>
-              </w:rPr>
-              <w:t xml:space="preserve">148  </w:t>
-            </w:r>
-            <w:r>
-              <w:rPr>
-                <w:rFonts w:ascii="Courier New" w:cs="Courier New" w:eastAsia="Courier New" w:hAnsi="Courier New"/>
-                <w:color w:val="222222"/>
-                <w:sz w:val="15"/>
-                <w:szCs w:val="15"/>
-              </w:rPr>
-              <w:t xml:space="preserve">        c = self.canvas</w:t>
-            </w:r>
-          </w:p>
-          <w:p>
-            <w:pPr>
-              <w:spacing w:after="0"/>
-            </w:pPr>
-            <w:r>
-              <w:rPr>
-                <w:rFonts w:ascii="Courier New" w:cs="Courier New" w:eastAsia="Courier New" w:hAnsi="Courier New"/>
-                <w:color w:val="999999"/>
-                <w:sz w:val="14"/>
-                <w:szCs w:val="14"/>
-              </w:rPr>
-              <w:t xml:space="preserve">149  </w:t>
-            </w:r>
-            <w:r>
-              <w:rPr>
-                <w:rFonts w:ascii="Courier New" w:cs="Courier New" w:eastAsia="Courier New" w:hAnsi="Courier New"/>
-                <w:color w:val="222222"/>
-                <w:sz w:val="15"/>
-                <w:szCs w:val="15"/>
-              </w:rPr>
-              <w:t xml:space="preserve">        x, y, r = e.place.x, e.place.y, e.radius</w:t>
-            </w:r>
-          </w:p>
-          <w:p>
-            <w:pPr>
-              <w:spacing w:after="0"/>
-            </w:pPr>
-            <w:r>
-              <w:rPr>
-                <w:rFonts w:ascii="Courier New" w:cs="Courier New" w:eastAsia="Courier New" w:hAnsi="Courier New"/>
-                <w:color w:val="999999"/>
-                <w:sz w:val="14"/>
-                <w:szCs w:val="14"/>
-              </w:rPr>
-              <w:t xml:space="preserve">150  </w:t>
-            </w:r>
-            <w:r>
-              <w:rPr>
-                <w:rFonts w:ascii="Courier New" w:cs="Courier New" w:eastAsia="Courier New" w:hAnsi="Courier New"/>
-                <w:color w:val="222222"/>
-                <w:sz w:val="15"/>
-                <w:szCs w:val="15"/>
-              </w:rPr>
-              <w:t xml:space="preserve"/>
-            </w:r>
-          </w:p>
-          <w:p>
-            <w:pPr>
-              <w:spacing w:after="0"/>
-            </w:pPr>
-            <w:r>
-              <w:rPr>
-                <w:rFonts w:ascii="Courier New" w:cs="Courier New" w:eastAsia="Courier New" w:hAnsi="Courier New"/>
-                <w:color w:val="999999"/>
-                <w:sz w:val="14"/>
-                <w:szCs w:val="14"/>
-              </w:rPr>
-              <w:t xml:space="preserve">151  </w:t>
-            </w:r>
-            <w:r>
-              <w:rPr>
-                <w:rFonts w:ascii="Courier New" w:cs="Courier New" w:eastAsia="Courier New" w:hAnsi="Courier New"/>
-                <w:color w:val="222222"/>
-                <w:sz w:val="15"/>
-                <w:szCs w:val="15"/>
-              </w:rPr>
-              <w:t xml:space="preserve">        # 나무의 번식 반경을 옅은 점선으로 보여 준다.</w:t>
-            </w:r>
-          </w:p>
-          <w:p>
-            <w:pPr>
-              <w:spacing w:after="0"/>
-            </w:pPr>
-            <w:r>
-              <w:rPr>
-                <w:rFonts w:ascii="Courier New" w:cs="Courier New" w:eastAsia="Courier New" w:hAnsi="Courier New"/>
-                <w:color w:val="999999"/>
-                <w:sz w:val="14"/>
-                <w:szCs w:val="14"/>
-              </w:rPr>
-              <w:t xml:space="preserve">152  </w:t>
-            </w:r>
-            <w:r>
-              <w:rPr>
-                <w:rFonts w:ascii="Courier New" w:cs="Courier New" w:eastAsia="Courier New" w:hAnsi="Courier New"/>
-                <w:color w:val="222222"/>
-                <w:sz w:val="15"/>
-                <w:szCs w:val="15"/>
-              </w:rPr>
-              <w:t xml:space="preserve">        # 번식터가 여러 곳에 분산되는지 눈으로 확인할 수 있어 상호작용 설명에 도움이 된다.</w:t>
-            </w:r>
-          </w:p>
-          <w:p>
-            <w:pPr>
-              <w:spacing w:after="0"/>
-            </w:pPr>
-            <w:r>
-              <w:rPr>
-                <w:rFonts w:ascii="Courier New" w:cs="Courier New" w:eastAsia="Courier New" w:hAnsi="Courier New"/>
-                <w:color w:val="999999"/>
-                <w:sz w:val="14"/>
-                <w:szCs w:val="14"/>
-              </w:rPr>
-              <w:t xml:space="preserve">153  </w:t>
-            </w:r>
-            <w:r>
-              <w:rPr>
-                <w:rFonts w:ascii="Courier New" w:cs="Courier New" w:eastAsia="Courier New" w:hAnsi="Courier New"/>
-                <w:color w:val="222222"/>
-                <w:sz w:val="15"/>
-                <w:szCs w:val="15"/>
-              </w:rPr>
-              <w:t xml:space="preserve">        breed_radius = getattr(e, "BREED_RADIUS", None)</w:t>
-            </w:r>
-          </w:p>
-          <w:p>
-            <w:pPr>
-              <w:spacing w:after="0"/>
-            </w:pPr>
-            <w:r>
-              <w:rPr>
-                <w:rFonts w:ascii="Courier New" w:cs="Courier New" w:eastAsia="Courier New" w:hAnsi="Courier New"/>
-                <w:color w:val="999999"/>
-                <w:sz w:val="14"/>
-                <w:szCs w:val="14"/>
-              </w:rPr>
-              <w:t xml:space="preserve">154  </w:t>
-            </w:r>
-            <w:r>
-              <w:rPr>
-                <w:rFonts w:ascii="Courier New" w:cs="Courier New" w:eastAsia="Courier New" w:hAnsi="Courier New"/>
-                <w:color w:val="222222"/>
-                <w:sz w:val="15"/>
-                <w:szCs w:val="15"/>
-              </w:rPr>
-              <w:t xml:space="preserve">        if breed_radius is not None:</w:t>
-            </w:r>
-          </w:p>
-          <w:p>
-            <w:pPr>
-              <w:spacing w:after="0"/>
-            </w:pPr>
-            <w:r>
-              <w:rPr>
-                <w:rFonts w:ascii="Courier New" w:cs="Courier New" w:eastAsia="Courier New" w:hAnsi="Courier New"/>
-                <w:color w:val="999999"/>
-                <w:sz w:val="14"/>
-                <w:szCs w:val="14"/>
-              </w:rPr>
-              <w:t xml:space="preserve">155  </w:t>
-            </w:r>
-            <w:r>
-              <w:rPr>
-                <w:rFonts w:ascii="Courier New" w:cs="Courier New" w:eastAsia="Courier New" w:hAnsi="Courier New"/>
-                <w:color w:val="222222"/>
-                <w:sz w:val="15"/>
-                <w:szCs w:val="15"/>
-              </w:rPr>
-              <w:t xml:space="preserve">            c.create_oval(x - breed_radius, y - breed_radius,</w:t>
-            </w:r>
-          </w:p>
-          <w:p>
-            <w:pPr>
-              <w:spacing w:after="0"/>
-            </w:pPr>
-            <w:r>
-              <w:rPr>
-                <w:rFonts w:ascii="Courier New" w:cs="Courier New" w:eastAsia="Courier New" w:hAnsi="Courier New"/>
-                <w:color w:val="999999"/>
-                <w:sz w:val="14"/>
-                <w:szCs w:val="14"/>
-              </w:rPr>
-              <w:t xml:space="preserve">156  </w:t>
-            </w:r>
-            <w:r>
-              <w:rPr>
-                <w:rFonts w:ascii="Courier New" w:cs="Courier New" w:eastAsia="Courier New" w:hAnsi="Courier New"/>
-                <w:color w:val="222222"/>
-                <w:sz w:val="15"/>
-                <w:szCs w:val="15"/>
-              </w:rPr>
-              <w:t xml:space="preserve">                          x + breed_radius, y + breed_radius,</w:t>
-            </w:r>
-          </w:p>
-          <w:p>
-            <w:pPr>
-              <w:spacing w:after="0"/>
-            </w:pPr>
-            <w:r>
-              <w:rPr>
-                <w:rFonts w:ascii="Courier New" w:cs="Courier New" w:eastAsia="Courier New" w:hAnsi="Courier New"/>
-                <w:color w:val="999999"/>
-                <w:sz w:val="14"/>
-                <w:szCs w:val="14"/>
-              </w:rPr>
-              <w:t xml:space="preserve">157  </w:t>
-            </w:r>
-            <w:r>
-              <w:rPr>
-                <w:rFonts w:ascii="Courier New" w:cs="Courier New" w:eastAsia="Courier New" w:hAnsi="Courier New"/>
-                <w:color w:val="222222"/>
-                <w:sz w:val="15"/>
-                <w:szCs w:val="15"/>
-              </w:rPr>
-              <w:t xml:space="preserve">                          outline="#9ccc65", width=1, dash=(4, 5))</w:t>
-            </w:r>
-          </w:p>
-          <w:p>
-            <w:pPr>
-              <w:spacing w:after="0"/>
-            </w:pPr>
-            <w:r>
-              <w:rPr>
-                <w:rFonts w:ascii="Courier New" w:cs="Courier New" w:eastAsia="Courier New" w:hAnsi="Courier New"/>
-                <w:color w:val="999999"/>
-                <w:sz w:val="14"/>
-                <w:szCs w:val="14"/>
-              </w:rPr>
-              <w:t xml:space="preserve">158  </w:t>
-            </w:r>
-            <w:r>
-              <w:rPr>
-                <w:rFonts w:ascii="Courier New" w:cs="Courier New" w:eastAsia="Courier New" w:hAnsi="Courier New"/>
-                <w:color w:val="222222"/>
-                <w:sz w:val="15"/>
-                <w:szCs w:val="15"/>
-              </w:rPr>
-              <w:t xml:space="preserve"/>
-            </w:r>
-          </w:p>
-          <w:p>
-            <w:pPr>
-              <w:spacing w:after="0"/>
-            </w:pPr>
-            <w:r>
-              <w:rPr>
-                <w:rFonts w:ascii="Courier New" w:cs="Courier New" w:eastAsia="Courier New" w:hAnsi="Courier New"/>
-                <w:color w:val="999999"/>
-                <w:sz w:val="14"/>
-                <w:szCs w:val="14"/>
-              </w:rPr>
-              <w:t xml:space="preserve">159  </w:t>
-            </w:r>
-            <w:r>
-              <w:rPr>
-                <w:rFonts w:ascii="Courier New" w:cs="Courier New" w:eastAsia="Courier New" w:hAnsi="Courier New"/>
-                <w:color w:val="222222"/>
-                <w:sz w:val="15"/>
-                <w:szCs w:val="15"/>
-              </w:rPr>
-              <w:t xml:space="preserve">        # 숨은 토끼는 풀에 가려 거의 안 보이게(작은 회색 점) 표현한다.</w:t>
-            </w:r>
-          </w:p>
-          <w:p>
-            <w:pPr>
-              <w:spacing w:after="0"/>
-            </w:pPr>
-            <w:r>
-              <w:rPr>
-                <w:rFonts w:ascii="Courier New" w:cs="Courier New" w:eastAsia="Courier New" w:hAnsi="Courier New"/>
-                <w:color w:val="999999"/>
-                <w:sz w:val="14"/>
-                <w:szCs w:val="14"/>
-              </w:rPr>
-              <w:t xml:space="preserve">160  </w:t>
-            </w:r>
-            <w:r>
-              <w:rPr>
-                <w:rFonts w:ascii="Courier New" w:cs="Courier New" w:eastAsia="Courier New" w:hAnsi="Courier New"/>
-                <w:color w:val="222222"/>
-                <w:sz w:val="15"/>
-                <w:szCs w:val="15"/>
-              </w:rPr>
-              <w:t xml:space="preserve">        if isinstance(e, Animal) and getattr(e, "hidden_timer", 0) &gt; 0:</w:t>
-            </w:r>
-          </w:p>
-          <w:p>
-            <w:pPr>
-              <w:spacing w:after="0"/>
-            </w:pPr>
-            <w:r>
-              <w:rPr>
-                <w:rFonts w:ascii="Courier New" w:cs="Courier New" w:eastAsia="Courier New" w:hAnsi="Courier New"/>
-                <w:color w:val="999999"/>
-                <w:sz w:val="14"/>
-                <w:szCs w:val="14"/>
-              </w:rPr>
-              <w:t xml:space="preserve">161  </w:t>
-            </w:r>
-            <w:r>
-              <w:rPr>
-                <w:rFonts w:ascii="Courier New" w:cs="Courier New" w:eastAsia="Courier New" w:hAnsi="Courier New"/>
-                <w:color w:val="222222"/>
-                <w:sz w:val="15"/>
-                <w:szCs w:val="15"/>
-              </w:rPr>
-              <w:t xml:space="preserve">            c.create_text(x, y, text="•", fill="#9e9e9e", font=(KOR_FONT, 10))</w:t>
-            </w:r>
-          </w:p>
-          <w:p>
-            <w:pPr>
-              <w:spacing w:after="0"/>
-            </w:pPr>
-            <w:r>
-              <w:rPr>
-                <w:rFonts w:ascii="Courier New" w:cs="Courier New" w:eastAsia="Courier New" w:hAnsi="Courier New"/>
-                <w:color w:val="999999"/>
-                <w:sz w:val="14"/>
-                <w:szCs w:val="14"/>
-              </w:rPr>
-              <w:t xml:space="preserve">162  </w:t>
-            </w:r>
-            <w:r>
-              <w:rPr>
-                <w:rFonts w:ascii="Courier New" w:cs="Courier New" w:eastAsia="Courier New" w:hAnsi="Courier New"/>
-                <w:color w:val="222222"/>
-                <w:sz w:val="15"/>
-                <w:szCs w:val="15"/>
-              </w:rPr>
-              <w:t xml:space="preserve">            return</w:t>
-            </w:r>
-          </w:p>
-          <w:p>
-            <w:pPr>
-              <w:spacing w:after="0"/>
-            </w:pPr>
-            <w:r>
-              <w:rPr>
-                <w:rFonts w:ascii="Courier New" w:cs="Courier New" w:eastAsia="Courier New" w:hAnsi="Courier New"/>
-                <w:color w:val="999999"/>
-                <w:sz w:val="14"/>
-                <w:szCs w:val="14"/>
-              </w:rPr>
-              <w:t xml:space="preserve">163  </w:t>
-            </w:r>
-            <w:r>
-              <w:rPr>
-                <w:rFonts w:ascii="Courier New" w:cs="Courier New" w:eastAsia="Courier New" w:hAnsi="Courier New"/>
-                <w:color w:val="222222"/>
-                <w:sz w:val="15"/>
-                <w:szCs w:val="15"/>
-              </w:rPr>
-              <w:t xml:space="preserve"/>
-            </w:r>
-          </w:p>
-          <w:p>
-            <w:pPr>
-              <w:spacing w:after="0"/>
-            </w:pPr>
-            <w:r>
-              <w:rPr>
-                <w:rFonts w:ascii="Courier New" w:cs="Courier New" w:eastAsia="Courier New" w:hAnsi="Courier New"/>
-                <w:color w:val="999999"/>
-                <w:sz w:val="14"/>
-                <w:szCs w:val="14"/>
-              </w:rPr>
-              <w:t xml:space="preserve">164  </w:t>
-            </w:r>
-            <w:r>
-              <w:rPr>
-                <w:rFonts w:ascii="Courier New" w:cs="Courier New" w:eastAsia="Courier New" w:hAnsi="Courier New"/>
-                <w:color w:val="222222"/>
-                <w:sz w:val="15"/>
-                <w:szCs w:val="15"/>
-              </w:rPr>
-              <w:t xml:space="preserve">        # 존재/충돌 범위를 나타내는 옅은 원과, 종을 알려주는 이모지.</w:t>
-            </w:r>
-          </w:p>
-          <w:p>
-            <w:pPr>
-              <w:spacing w:after="0"/>
-            </w:pPr>
-            <w:r>
-              <w:rPr>
-                <w:rFonts w:ascii="Courier New" w:cs="Courier New" w:eastAsia="Courier New" w:hAnsi="Courier New"/>
-                <w:color w:val="999999"/>
-                <w:sz w:val="14"/>
-                <w:szCs w:val="14"/>
-              </w:rPr>
-              <w:t xml:space="preserve">165  </w:t>
-            </w:r>
-            <w:r>
-              <w:rPr>
-                <w:rFonts w:ascii="Courier New" w:cs="Courier New" w:eastAsia="Courier New" w:hAnsi="Courier New"/>
-                <w:color w:val="222222"/>
-                <w:sz w:val="15"/>
-                <w:szCs w:val="15"/>
-              </w:rPr>
-              <w:t xml:space="preserve">        c.create_oval(x - r, y - r, x + r, y + r, outline=e.color, width=2)</w:t>
-            </w:r>
-          </w:p>
-          <w:p>
-            <w:pPr>
-              <w:spacing w:after="0"/>
-            </w:pPr>
-            <w:r>
-              <w:rPr>
-                <w:rFonts w:ascii="Courier New" w:cs="Courier New" w:eastAsia="Courier New" w:hAnsi="Courier New"/>
-                <w:color w:val="999999"/>
-                <w:sz w:val="14"/>
-                <w:szCs w:val="14"/>
-              </w:rPr>
-              <w:t xml:space="preserve">166  </w:t>
-            </w:r>
-            <w:r>
-              <w:rPr>
-                <w:rFonts w:ascii="Courier New" w:cs="Courier New" w:eastAsia="Courier New" w:hAnsi="Courier New"/>
-                <w:color w:val="222222"/>
-                <w:sz w:val="15"/>
-                <w:szCs w:val="15"/>
-              </w:rPr>
-              <w:t xml:space="preserve">        c.create_text(x, y, text=e.emoji, font=(EMOJI_FONT, max(11, int(r * 1.35))))</w:t>
-            </w:r>
-          </w:p>
-          <w:p>
-            <w:pPr>
-              <w:spacing w:after="0"/>
-            </w:pPr>
-            <w:r>
-              <w:rPr>
-                <w:rFonts w:ascii="Courier New" w:cs="Courier New" w:eastAsia="Courier New" w:hAnsi="Courier New"/>
-                <w:color w:val="999999"/>
-                <w:sz w:val="14"/>
-                <w:szCs w:val="14"/>
-              </w:rPr>
-              <w:t xml:space="preserve">167  </w:t>
-            </w:r>
-            <w:r>
-              <w:rPr>
-                <w:rFonts w:ascii="Courier New" w:cs="Courier New" w:eastAsia="Courier New" w:hAnsi="Courier New"/>
-                <w:color w:val="222222"/>
-                <w:sz w:val="15"/>
-                <w:szCs w:val="15"/>
-              </w:rPr>
-              <w:t xml:space="preserve"/>
-            </w:r>
-          </w:p>
-          <w:p>
-            <w:pPr>
-              <w:spacing w:after="0"/>
-            </w:pPr>
-            <w:r>
-              <w:rPr>
-                <w:rFonts w:ascii="Courier New" w:cs="Courier New" w:eastAsia="Courier New" w:hAnsi="Courier New"/>
-                <w:color w:val="999999"/>
-                <w:sz w:val="14"/>
-                <w:szCs w:val="14"/>
-              </w:rPr>
-              <w:t xml:space="preserve">168  </w:t>
-            </w:r>
-            <w:r>
-              <w:rPr>
-                <w:rFonts w:ascii="Courier New" w:cs="Courier New" w:eastAsia="Courier New" w:hAnsi="Courier New"/>
-                <w:color w:val="222222"/>
-                <w:sz w:val="15"/>
-                <w:szCs w:val="15"/>
-              </w:rPr>
-              <w:t xml:space="preserve">        # 기절(코끼리 stomp)당한 포식자는 노란 고리로 표시해 방어가 통한 것을 보여준다.</w:t>
-            </w:r>
-          </w:p>
-          <w:p>
-            <w:pPr>
-              <w:spacing w:after="0"/>
-            </w:pPr>
-            <w:r>
-              <w:rPr>
-                <w:rFonts w:ascii="Courier New" w:cs="Courier New" w:eastAsia="Courier New" w:hAnsi="Courier New"/>
-                <w:color w:val="999999"/>
-                <w:sz w:val="14"/>
-                <w:szCs w:val="14"/>
-              </w:rPr>
-              <w:t xml:space="preserve">169  </w:t>
-            </w:r>
-            <w:r>
-              <w:rPr>
-                <w:rFonts w:ascii="Courier New" w:cs="Courier New" w:eastAsia="Courier New" w:hAnsi="Courier New"/>
-                <w:color w:val="222222"/>
-                <w:sz w:val="15"/>
-                <w:szCs w:val="15"/>
-              </w:rPr>
-              <w:t xml:space="preserve">        if getattr(e, "stun_timer", 0) &gt; 0:</w:t>
-            </w:r>
-          </w:p>
-          <w:p>
-            <w:pPr>
-              <w:spacing w:after="0"/>
-            </w:pPr>
-            <w:r>
-              <w:rPr>
-                <w:rFonts w:ascii="Courier New" w:cs="Courier New" w:eastAsia="Courier New" w:hAnsi="Courier New"/>
-                <w:color w:val="999999"/>
-                <w:sz w:val="14"/>
-                <w:szCs w:val="14"/>
-              </w:rPr>
-              <w:t xml:space="preserve">170  </w:t>
-            </w:r>
-            <w:r>
-              <w:rPr>
-                <w:rFonts w:ascii="Courier New" w:cs="Courier New" w:eastAsia="Courier New" w:hAnsi="Courier New"/>
-                <w:color w:val="222222"/>
-                <w:sz w:val="15"/>
-                <w:szCs w:val="15"/>
-              </w:rPr>
-              <w:t xml:space="preserve">            c.create_oval(x - r - 3, y - r - 3, x + r + 3, y + r + 3,</w:t>
-            </w:r>
-          </w:p>
-          <w:p>
-            <w:pPr>
-              <w:spacing w:after="0"/>
-            </w:pPr>
-            <w:r>
-              <w:rPr>
-                <w:rFonts w:ascii="Courier New" w:cs="Courier New" w:eastAsia="Courier New" w:hAnsi="Courier New"/>
-                <w:color w:val="999999"/>
-                <w:sz w:val="14"/>
-                <w:szCs w:val="14"/>
-              </w:rPr>
-              <w:t xml:space="preserve">171  </w:t>
-            </w:r>
-            <w:r>
-              <w:rPr>
-                <w:rFonts w:ascii="Courier New" w:cs="Courier New" w:eastAsia="Courier New" w:hAnsi="Courier New"/>
-                <w:color w:val="222222"/>
-                <w:sz w:val="15"/>
-                <w:szCs w:val="15"/>
-              </w:rPr>
-              <w:t xml:space="preserve">                          outline="#fff176", width=2)</w:t>
-            </w:r>
-          </w:p>
-          <w:p>
-            <w:pPr>
-              <w:spacing w:after="0"/>
-            </w:pPr>
-            <w:r>
-              <w:rPr>
-                <w:rFonts w:ascii="Courier New" w:cs="Courier New" w:eastAsia="Courier New" w:hAnsi="Courier New"/>
-                <w:color w:val="999999"/>
-                <w:sz w:val="14"/>
-                <w:szCs w:val="14"/>
-              </w:rPr>
-              <w:t xml:space="preserve">172  </w:t>
-            </w:r>
-            <w:r>
-              <w:rPr>
-                <w:rFonts w:ascii="Courier New" w:cs="Courier New" w:eastAsia="Courier New" w:hAnsi="Courier New"/>
-                <w:color w:val="222222"/>
-                <w:sz w:val="15"/>
-                <w:szCs w:val="15"/>
-              </w:rPr>
-              <w:t xml:space="preserve"/>
-            </w:r>
-          </w:p>
-          <w:p>
-            <w:pPr>
-              <w:spacing w:after="0"/>
-            </w:pPr>
-            <w:r>
-              <w:rPr>
-                <w:rFonts w:ascii="Courier New" w:cs="Courier New" w:eastAsia="Courier New" w:hAnsi="Courier New"/>
-                <w:color w:val="999999"/>
-                <w:sz w:val="14"/>
-                <w:szCs w:val="14"/>
-              </w:rPr>
-              <w:t xml:space="preserve">173  </w:t>
-            </w:r>
-            <w:r>
-              <w:rPr>
-                <w:rFonts w:ascii="Courier New" w:cs="Courier New" w:eastAsia="Courier New" w:hAnsi="Courier New"/>
-                <w:color w:val="222222"/>
-                <w:sz w:val="15"/>
-                <w:szCs w:val="15"/>
-              </w:rPr>
-              <w:t xml:space="preserve">        # 동물은 체력바를 머리 위에 그린다(시간에 따른 상태 변화를 눈으로 확인).</w:t>
-            </w:r>
-          </w:p>
-          <w:p>
-            <w:pPr>
-              <w:spacing w:after="0"/>
-            </w:pPr>
-            <w:r>
-              <w:rPr>
-                <w:rFonts w:ascii="Courier New" w:cs="Courier New" w:eastAsia="Courier New" w:hAnsi="Courier New"/>
-                <w:color w:val="999999"/>
-                <w:sz w:val="14"/>
-                <w:szCs w:val="14"/>
-              </w:rPr>
-              <w:t xml:space="preserve">174  </w:t>
-            </w:r>
-            <w:r>
-              <w:rPr>
-                <w:rFonts w:ascii="Courier New" w:cs="Courier New" w:eastAsia="Courier New" w:hAnsi="Courier New"/>
-                <w:color w:val="222222"/>
-                <w:sz w:val="15"/>
-                <w:szCs w:val="15"/>
-              </w:rPr>
-              <w:t xml:space="preserve">        if isinstance(e, Animal):</w:t>
-            </w:r>
-          </w:p>
-          <w:p>
-            <w:pPr>
-              <w:spacing w:after="0"/>
-            </w:pPr>
-            <w:r>
-              <w:rPr>
-                <w:rFonts w:ascii="Courier New" w:cs="Courier New" w:eastAsia="Courier New" w:hAnsi="Courier New"/>
-                <w:color w:val="999999"/>
-                <w:sz w:val="14"/>
-                <w:szCs w:val="14"/>
-              </w:rPr>
-              <w:t xml:space="preserve">175  </w:t>
-            </w:r>
-            <w:r>
-              <w:rPr>
-                <w:rFonts w:ascii="Courier New" w:cs="Courier New" w:eastAsia="Courier New" w:hAnsi="Courier New"/>
-                <w:color w:val="222222"/>
-                <w:sz w:val="15"/>
-                <w:szCs w:val="15"/>
-              </w:rPr>
-              <w:t xml:space="preserve">            self._draw_hp_bar(e, x, y - r - 6)</w:t>
-            </w:r>
-          </w:p>
-        </w:tc>
-      </w:tr>
-    </w:tbl>
-    <w:p>
-      <w:pPr>
-        <w:pStyle w:val="ListParagraph"/>
-        <w:numPr>
-          <w:ilvl w:val="0"/>
-          <w:numId w:val="2"/>
-        </w:numPr>
-        <w:spacing w:after="50"/>
-      </w:pPr>
-      <w:r>
-        <w:rPr>
-          <w:rFonts w:ascii="Courier New" w:cs="Courier New" w:eastAsia="Courier New" w:hAnsi="Courier New"/>
-          <w:b/>
-          <w:bCs/>
-          <w:color w:val="8B4513"/>
-          <w:sz w:val="18"/>
-          <w:szCs w:val="18"/>
-        </w:rPr>
-        <w:t xml:space="preserve">L128–130  </w:t>
-      </w:r>
-      <w:r>
-        <w:rPr>
-          <w:rFonts w:ascii="Apple SD Gothic Neo" w:cs="Apple SD Gothic Neo" w:eastAsia="Apple SD Gothic Neo" w:hAnsi="Apple SD Gothic Neo"/>
-        </w:rPr>
-        <w:t xml:space="preserve"/>
-      </w:r>
-      <w:r>
-        <w:rPr>
-          <w:rFonts w:ascii="Courier New" w:cs="Courier New" w:eastAsia="Courier New" w:hAnsi="Courier New"/>
-          <w:color w:val="1a4a7a"/>
-          <w:sz w:val="19"/>
-          <w:szCs w:val="19"/>
-        </w:rPr>
-        <w:t xml:space="preserve">_render()</w:t>
-      </w:r>
-      <w:r>
-        <w:rPr>
-          <w:rFonts w:ascii="Apple SD Gothic Neo" w:cs="Apple SD Gothic Neo" w:eastAsia="Apple SD Gothic Neo" w:hAnsi="Apple SD Gothic Neo"/>
-        </w:rPr>
-        <w:t xml:space="preserve"> — </w:t>
-      </w:r>
-      <w:r>
-        <w:rPr>
-          <w:rFonts w:ascii="Courier New" w:cs="Courier New" w:eastAsia="Courier New" w:hAnsi="Courier New"/>
-          <w:color w:val="1a4a7a"/>
-          <w:sz w:val="19"/>
-          <w:szCs w:val="19"/>
-        </w:rPr>
-        <w:t xml:space="preserve">c.delete("all")</w:t>
-      </w:r>
-      <w:r>
-        <w:rPr>
-          <w:rFonts w:ascii="Apple SD Gothic Neo" w:cs="Apple SD Gothic Neo" w:eastAsia="Apple SD Gothic Neo" w:hAnsi="Apple SD Gothic Neo"/>
-        </w:rPr>
-        <w:t xml:space="preserve"> 로 이전 프레임을 전부 지우고 다시 그린다. 가장 단순하고 버그 없는 방식이며 개체 100마리 수준에서는 충분히 빠르다.</w:t>
-      </w:r>
-    </w:p>
-    <w:p>
-      <w:pPr>
-        <w:pStyle w:val="ListParagraph"/>
-        <w:numPr>
-          <w:ilvl w:val="0"/>
-          <w:numId w:val="2"/>
-        </w:numPr>
-        <w:spacing w:after="50"/>
-      </w:pPr>
-      <w:r>
-        <w:rPr>
-          <w:rFonts w:ascii="Courier New" w:cs="Courier New" w:eastAsia="Courier New" w:hAnsi="Courier New"/>
-          <w:b/>
-          <w:bCs/>
-          <w:color w:val="8B4513"/>
-          <w:sz w:val="18"/>
-          <w:szCs w:val="18"/>
-        </w:rPr>
-        <w:t xml:space="preserve">L131–133  </w:t>
-      </w:r>
-      <w:r>
-        <w:rPr>
-          <w:rFonts w:ascii="Apple SD Gothic Neo" w:cs="Apple SD Gothic Neo" w:eastAsia="Apple SD Gothic Neo" w:hAnsi="Apple SD Gothic Neo"/>
-        </w:rPr>
-        <w:t xml:space="preserve">z-order 정렬 후 그리기: 식물(0) → 동물(1) → 트랙터(2). 정렬 키 함수 _z_order(L138–145)가 종 이름으로 깊이를 정한다. 트랙터가 항상 맨 위에 그려져 '깔고 지나가는' 연출이 된다.</w:t>
-      </w:r>
-    </w:p>
-    <w:p>
-      <w:pPr>
-        <w:pStyle w:val="ListParagraph"/>
-        <w:numPr>
-          <w:ilvl w:val="0"/>
-          <w:numId w:val="2"/>
-        </w:numPr>
-        <w:spacing w:after="50"/>
-      </w:pPr>
-      <w:r>
-        <w:rPr>
-          <w:rFonts w:ascii="Courier New" w:cs="Courier New" w:eastAsia="Courier New" w:hAnsi="Courier New"/>
-          <w:b/>
-          <w:bCs/>
-          <w:color w:val="8B4513"/>
-          <w:sz w:val="18"/>
-          <w:szCs w:val="18"/>
-        </w:rPr>
-        <w:t xml:space="preserve">L134–136  </w:t>
-      </w:r>
-      <w:r>
-        <w:rPr>
-          <w:rFonts w:ascii="Apple SD Gothic Neo" w:cs="Apple SD Gothic Neo" w:eastAsia="Apple SD Gothic Neo" w:hAnsi="Apple SD Gothic Neo"/>
-        </w:rPr>
-        <w:t xml:space="preserve">종료 상태면 게임오버 오버레이를 덧그리고, 패널 갱신.</w:t>
-      </w:r>
-    </w:p>
-    <w:p>
-      <w:pPr>
-        <w:pStyle w:val="ListParagraph"/>
-        <w:numPr>
-          <w:ilvl w:val="0"/>
-          <w:numId w:val="2"/>
-        </w:numPr>
-        <w:spacing w:after="50"/>
-      </w:pPr>
-      <w:r>
-        <w:rPr>
-          <w:rFonts w:ascii="Courier New" w:cs="Courier New" w:eastAsia="Courier New" w:hAnsi="Courier New"/>
-          <w:b/>
-          <w:bCs/>
-          <w:color w:val="8B4513"/>
-          <w:sz w:val="18"/>
-          <w:szCs w:val="18"/>
-        </w:rPr>
-        <w:t xml:space="preserve">L147–157  </w:t>
-      </w:r>
-      <w:r>
-        <w:rPr>
-          <w:rFonts w:ascii="Apple SD Gothic Neo" w:cs="Apple SD Gothic Neo" w:eastAsia="Apple SD Gothic Neo" w:hAnsi="Apple SD Gothic Neo"/>
-        </w:rPr>
-        <w:t xml:space="preserve"/>
-      </w:r>
-      <w:r>
-        <w:rPr>
-          <w:rFonts w:ascii="Courier New" w:cs="Courier New" w:eastAsia="Courier New" w:hAnsi="Courier New"/>
-          <w:color w:val="1a4a7a"/>
-          <w:sz w:val="19"/>
-          <w:szCs w:val="19"/>
-        </w:rPr>
-        <w:t xml:space="preserve">_draw_entity()</w:t>
-      </w:r>
-      <w:r>
-        <w:rPr>
-          <w:rFonts w:ascii="Apple SD Gothic Neo" w:cs="Apple SD Gothic Neo" w:eastAsia="Apple SD Gothic Neo" w:hAnsi="Apple SD Gothic Neo"/>
-        </w:rPr>
-        <w:t xml:space="preserve"> ①나무의 BREED_RADIUS를 옅은 점선 원으로 표시(getattr로 나무에만 있는 속성을 안전하게 확인) — 번식터가 어디인지, 분산이 되는지 눈으로 확인할 수 있어 발표 설명에도 유용하다.</w:t>
-      </w:r>
-    </w:p>
-    <w:p>
-      <w:pPr>
-        <w:pStyle w:val="ListParagraph"/>
-        <w:numPr>
-          <w:ilvl w:val="0"/>
-          <w:numId w:val="2"/>
-        </w:numPr>
-        <w:spacing w:after="50"/>
-      </w:pPr>
-      <w:r>
-        <w:rPr>
-          <w:rFonts w:ascii="Courier New" w:cs="Courier New" w:eastAsia="Courier New" w:hAnsi="Courier New"/>
-          <w:b/>
-          <w:bCs/>
-          <w:color w:val="8B4513"/>
-          <w:sz w:val="18"/>
-          <w:szCs w:val="18"/>
-        </w:rPr>
-        <w:t xml:space="preserve">L159–162  </w:t>
-      </w:r>
-      <w:r>
-        <w:rPr>
-          <w:rFonts w:ascii="Apple SD Gothic Neo" w:cs="Apple SD Gothic Neo" w:eastAsia="Apple SD Gothic Neo" w:hAnsi="Apple SD Gothic Neo"/>
-        </w:rPr>
-        <w:t xml:space="preserve">②숨은 토끼는 작은 회색 점 하나로만 — '풀에 가려 거의 안 보인다'는 은신을 시각화. return으로 본체·체력바를 생략한다.</w:t>
-      </w:r>
-    </w:p>
-    <w:p>
-      <w:pPr>
-        <w:pStyle w:val="ListParagraph"/>
-        <w:numPr>
-          <w:ilvl w:val="0"/>
-          <w:numId w:val="2"/>
-        </w:numPr>
-        <w:spacing w:after="50"/>
-      </w:pPr>
-      <w:r>
-        <w:rPr>
-          <w:rFonts w:ascii="Courier New" w:cs="Courier New" w:eastAsia="Courier New" w:hAnsi="Courier New"/>
-          <w:b/>
-          <w:bCs/>
-          <w:color w:val="8B4513"/>
-          <w:sz w:val="18"/>
-          <w:szCs w:val="18"/>
-        </w:rPr>
-        <w:t xml:space="preserve">L164–166  </w:t>
-      </w:r>
-      <w:r>
-        <w:rPr>
-          <w:rFonts w:ascii="Apple SD Gothic Neo" w:cs="Apple SD Gothic Neo" w:eastAsia="Apple SD Gothic Neo" w:hAnsi="Apple SD Gothic Neo"/>
-        </w:rPr>
-        <w:t xml:space="preserve">③존재/충돌 범위를 나타내는 외곽 원(종 고유 색) + 종 이모지. 이모지 크기는 반지름에 비례(max(11, r×1.35))해 코끼리는 크고 토끼는 작다.</w:t>
-      </w:r>
-    </w:p>
-    <w:p>
-      <w:pPr>
-        <w:pStyle w:val="ListParagraph"/>
-        <w:numPr>
-          <w:ilvl w:val="0"/>
-          <w:numId w:val="2"/>
-        </w:numPr>
-        <w:spacing w:after="50"/>
-      </w:pPr>
-      <w:r>
-        <w:rPr>
-          <w:rFonts w:ascii="Courier New" w:cs="Courier New" w:eastAsia="Courier New" w:hAnsi="Courier New"/>
-          <w:b/>
-          <w:bCs/>
-          <w:color w:val="8B4513"/>
-          <w:sz w:val="18"/>
-          <w:szCs w:val="18"/>
-        </w:rPr>
-        <w:t xml:space="preserve">L168–171  </w:t>
-      </w:r>
-      <w:r>
-        <w:rPr>
-          <w:rFonts w:ascii="Apple SD Gothic Neo" w:cs="Apple SD Gothic Neo" w:eastAsia="Apple SD Gothic Neo" w:hAnsi="Apple SD Gothic Neo"/>
-        </w:rPr>
-        <w:t xml:space="preserve">④기절한 동물에는 노란 고리를 한 겹 더 — 코끼리 stomp가 통했음이 화면에 보인다.</w:t>
-      </w:r>
-    </w:p>
-    <w:p>
-      <w:pPr>
-        <w:pStyle w:val="ListParagraph"/>
-        <w:numPr>
-          <w:ilvl w:val="0"/>
-          <w:numId w:val="2"/>
-        </w:numPr>
-        <w:spacing w:after="50"/>
-      </w:pPr>
-      <w:r>
-        <w:rPr>
-          <w:rFonts w:ascii="Courier New" w:cs="Courier New" w:eastAsia="Courier New" w:hAnsi="Courier New"/>
-          <w:b/>
-          <w:bCs/>
-          <w:color w:val="8B4513"/>
-          <w:sz w:val="18"/>
-          <w:szCs w:val="18"/>
-        </w:rPr>
-        <w:t xml:space="preserve">L173–175  </w:t>
-      </w:r>
-      <w:r>
-        <w:rPr>
-          <w:rFonts w:ascii="Apple SD Gothic Neo" w:cs="Apple SD Gothic Neo" w:eastAsia="Apple SD Gothic Neo" w:hAnsi="Apple SD Gothic Neo"/>
-        </w:rPr>
-        <w:t xml:space="preserve">⑤동물이면 머리 위에 체력바.</w:t>
-      </w:r>
-    </w:p>
-    <w:p>
-      <w:pPr>
-        <w:pStyle w:val="Heading2"/>
-      </w:pPr>
-      <w:r>
-        <w:rPr>
-          <w:rFonts w:ascii="Apple SD Gothic Neo" w:cs="Apple SD Gothic Neo" w:eastAsia="Apple SD Gothic Neo" w:hAnsi="Apple SD Gothic Neo"/>
-          <w:b/>
-          <w:bCs/>
-        </w:rPr>
-        <w:t xml:space="preserve">6-6. 체력바와 종료 화면</w:t>
-      </w:r>
-    </w:p>
-    <w:tbl>
-      <w:tblPr>
-        <w:tblW w:type="dxa" w:w="9346"/>
-        <w:tblBorders>
-          <w:top w:val="single" w:color="auto" w:sz="4"/>
-          <w:left w:val="single" w:color="auto" w:sz="4"/>
-          <w:bottom w:val="single" w:color="auto" w:sz="4"/>
-          <w:right w:val="single" w:color="auto" w:sz="4"/>
-          <w:insideH w:val="single" w:color="auto" w:sz="4"/>
-          <w:insideV w:val="single" w:color="auto" w:sz="4"/>
-        </w:tblBorders>
-      </w:tblPr>
-      <w:tblGrid>
-        <w:gridCol w:w="9346"/>
-      </w:tblGrid>
-      <w:tr>
-        <w:tc>
-          <w:tcPr>
-            <w:tcW w:type="dxa" w:w="9346"/>
-            <w:tcBorders>
-              <w:top w:val="single" w:color="BBBBBB" w:sz="1"/>
-              <w:left w:val="single" w:color="BBBBBB" w:sz="1"/>
-              <w:bottom w:val="single" w:color="BBBBBB" w:sz="1"/>
-              <w:right w:val="single" w:color="BBBBBB" w:sz="1"/>
-            </w:tcBorders>
-            <w:shd w:fill="F5F5F0" w:val="clear"/>
-            <w:tcMar>
-              <w:top w:type="dxa" w:w="80"/>
-              <w:left w:type="dxa" w:w="120"/>
-              <w:bottom w:type="dxa" w:w="80"/>
-              <w:right w:type="dxa" w:w="100"/>
-            </w:tcMar>
-          </w:tcPr>
-          <w:p>
-            <w:pPr>
-              <w:spacing w:after="60"/>
-            </w:pPr>
-            <w:r>
-              <w:rPr>
-                <w:rFonts w:ascii="Apple SD Gothic Neo" w:cs="Apple SD Gothic Neo" w:eastAsia="Apple SD Gothic Neo" w:hAnsi="Apple SD Gothic Neo"/>
-                <w:b/>
-                <w:bCs/>
-                <w:color w:val="777777"/>
-                <w:sz w:val="16"/>
-                <w:szCs w:val="16"/>
-              </w:rPr>
-              <w:t xml:space="preserve">gui.py  (177~196행)</w:t>
-            </w:r>
-          </w:p>
-          <w:p>
-            <w:pPr>
-              <w:spacing w:after="0"/>
-            </w:pPr>
-            <w:r>
-              <w:rPr>
-                <w:rFonts w:ascii="Courier New" w:cs="Courier New" w:eastAsia="Courier New" w:hAnsi="Courier New"/>
-                <w:color w:val="999999"/>
-                <w:sz w:val="14"/>
-                <w:szCs w:val="14"/>
-              </w:rPr>
-              <w:t xml:space="preserve">177  </w:t>
-            </w:r>
-            <w:r>
-              <w:rPr>
-                <w:rFonts w:ascii="Courier New" w:cs="Courier New" w:eastAsia="Courier New" w:hAnsi="Courier New"/>
-                <w:color w:val="222222"/>
-                <w:sz w:val="15"/>
-                <w:szCs w:val="15"/>
-              </w:rPr>
-              <w:t xml:space="preserve">    def _draw_hp_bar(self, animal, cx, cy):</w:t>
-            </w:r>
-          </w:p>
-          <w:p>
-            <w:pPr>
-              <w:spacing w:after="0"/>
-            </w:pPr>
-            <w:r>
-              <w:rPr>
-                <w:rFonts w:ascii="Courier New" w:cs="Courier New" w:eastAsia="Courier New" w:hAnsi="Courier New"/>
-                <w:color w:val="999999"/>
-                <w:sz w:val="14"/>
-                <w:szCs w:val="14"/>
-              </w:rPr>
-              <w:t xml:space="preserve">178  </w:t>
-            </w:r>
-            <w:r>
-              <w:rPr>
-                <w:rFonts w:ascii="Courier New" w:cs="Courier New" w:eastAsia="Courier New" w:hAnsi="Courier New"/>
-                <w:color w:val="222222"/>
-                <w:sz w:val="15"/>
-                <w:szCs w:val="15"/>
-              </w:rPr>
-              <w:t xml:space="preserve">        """동물 체력바: 회색 배경 위에 (현재 체력/최대 체력) 비율만큼 초록 막대를 그린다."""</w:t>
-            </w:r>
-          </w:p>
-          <w:p>
-            <w:pPr>
-              <w:spacing w:after="0"/>
-            </w:pPr>
-            <w:r>
-              <w:rPr>
-                <w:rFonts w:ascii="Courier New" w:cs="Courier New" w:eastAsia="Courier New" w:hAnsi="Courier New"/>
-                <w:color w:val="999999"/>
-                <w:sz w:val="14"/>
-                <w:szCs w:val="14"/>
-              </w:rPr>
-              <w:t xml:space="preserve">179  </w:t>
-            </w:r>
-            <w:r>
-              <w:rPr>
-                <w:rFonts w:ascii="Courier New" w:cs="Courier New" w:eastAsia="Courier New" w:hAnsi="Courier New"/>
-                <w:color w:val="222222"/>
-                <w:sz w:val="15"/>
-                <w:szCs w:val="15"/>
-              </w:rPr>
-              <w:t xml:space="preserve">        ratio = max(0.0, min(1.0, animal.hp / animal.max_hp))</w:t>
-            </w:r>
-          </w:p>
-          <w:p>
-            <w:pPr>
-              <w:spacing w:after="0"/>
-            </w:pPr>
-            <w:r>
-              <w:rPr>
-                <w:rFonts w:ascii="Courier New" w:cs="Courier New" w:eastAsia="Courier New" w:hAnsi="Courier New"/>
-                <w:color w:val="999999"/>
-                <w:sz w:val="14"/>
-                <w:szCs w:val="14"/>
-              </w:rPr>
-              <w:t xml:space="preserve">180  </w:t>
-            </w:r>
-            <w:r>
-              <w:rPr>
-                <w:rFonts w:ascii="Courier New" w:cs="Courier New" w:eastAsia="Courier New" w:hAnsi="Courier New"/>
-                <w:color w:val="222222"/>
-                <w:sz w:val="15"/>
-                <w:szCs w:val="15"/>
-              </w:rPr>
-              <w:t xml:space="preserve">        w = animal.radius * 2</w:t>
-            </w:r>
-          </w:p>
-          <w:p>
-            <w:pPr>
-              <w:spacing w:after="0"/>
-            </w:pPr>
-            <w:r>
-              <w:rPr>
-                <w:rFonts w:ascii="Courier New" w:cs="Courier New" w:eastAsia="Courier New" w:hAnsi="Courier New"/>
-                <w:color w:val="999999"/>
-                <w:sz w:val="14"/>
-                <w:szCs w:val="14"/>
-              </w:rPr>
-              <w:t xml:space="preserve">181  </w:t>
-            </w:r>
-            <w:r>
-              <w:rPr>
-                <w:rFonts w:ascii="Courier New" w:cs="Courier New" w:eastAsia="Courier New" w:hAnsi="Courier New"/>
-                <w:color w:val="222222"/>
-                <w:sz w:val="15"/>
-                <w:szCs w:val="15"/>
-              </w:rPr>
-              <w:t xml:space="preserve">        x0, y0 = cx - animal.radius, cy</w:t>
-            </w:r>
-          </w:p>
-          <w:p>
-            <w:pPr>
-              <w:spacing w:after="0"/>
-            </w:pPr>
-            <w:r>
-              <w:rPr>
-                <w:rFonts w:ascii="Courier New" w:cs="Courier New" w:eastAsia="Courier New" w:hAnsi="Courier New"/>
-                <w:color w:val="999999"/>
-                <w:sz w:val="14"/>
-                <w:szCs w:val="14"/>
-              </w:rPr>
-              <w:t xml:space="preserve">182  </w:t>
-            </w:r>
-            <w:r>
-              <w:rPr>
-                <w:rFonts w:ascii="Courier New" w:cs="Courier New" w:eastAsia="Courier New" w:hAnsi="Courier New"/>
-                <w:color w:val="222222"/>
-                <w:sz w:val="15"/>
-                <w:szCs w:val="15"/>
-              </w:rPr>
-              <w:t xml:space="preserve">        self.canvas.create_rectangle(x0, y0, x0 + w, y0 + 3, fill="#555", width=0)</w:t>
-            </w:r>
-          </w:p>
-          <w:p>
-            <w:pPr>
-              <w:spacing w:after="0"/>
-            </w:pPr>
-            <w:r>
-              <w:rPr>
-                <w:rFonts w:ascii="Courier New" w:cs="Courier New" w:eastAsia="Courier New" w:hAnsi="Courier New"/>
-                <w:color w:val="999999"/>
-                <w:sz w:val="14"/>
-                <w:szCs w:val="14"/>
-              </w:rPr>
-              <w:t xml:space="preserve">183  </w:t>
-            </w:r>
-            <w:r>
-              <w:rPr>
-                <w:rFonts w:ascii="Courier New" w:cs="Courier New" w:eastAsia="Courier New" w:hAnsi="Courier New"/>
-                <w:color w:val="222222"/>
-                <w:sz w:val="15"/>
-                <w:szCs w:val="15"/>
-              </w:rPr>
-              <w:t xml:space="preserve">        self.canvas.create_rectangle(x0, y0, x0 + w * ratio, y0 + 3,</w:t>
-            </w:r>
-          </w:p>
-          <w:p>
-            <w:pPr>
-              <w:spacing w:after="0"/>
-            </w:pPr>
-            <w:r>
-              <w:rPr>
-                <w:rFonts w:ascii="Courier New" w:cs="Courier New" w:eastAsia="Courier New" w:hAnsi="Courier New"/>
-                <w:color w:val="999999"/>
-                <w:sz w:val="14"/>
-                <w:szCs w:val="14"/>
-              </w:rPr>
-              <w:t xml:space="preserve">184  </w:t>
-            </w:r>
-            <w:r>
-              <w:rPr>
-                <w:rFonts w:ascii="Courier New" w:cs="Courier New" w:eastAsia="Courier New" w:hAnsi="Courier New"/>
-                <w:color w:val="222222"/>
-                <w:sz w:val="15"/>
-                <w:szCs w:val="15"/>
-              </w:rPr>
-              <w:t xml:space="preserve">                                     fill="#66bb6a", width=0)</w:t>
-            </w:r>
-          </w:p>
-          <w:p>
-            <w:pPr>
-              <w:spacing w:after="0"/>
-            </w:pPr>
-            <w:r>
-              <w:rPr>
-                <w:rFonts w:ascii="Courier New" w:cs="Courier New" w:eastAsia="Courier New" w:hAnsi="Courier New"/>
-                <w:color w:val="999999"/>
-                <w:sz w:val="14"/>
-                <w:szCs w:val="14"/>
-              </w:rPr>
-              <w:t xml:space="preserve">185  </w:t>
-            </w:r>
-            <w:r>
-              <w:rPr>
-                <w:rFonts w:ascii="Courier New" w:cs="Courier New" w:eastAsia="Courier New" w:hAnsi="Courier New"/>
-                <w:color w:val="222222"/>
-                <w:sz w:val="15"/>
-                <w:szCs w:val="15"/>
-              </w:rPr>
-              <w:t xml:space="preserve"/>
-            </w:r>
-          </w:p>
-          <w:p>
-            <w:pPr>
-              <w:spacing w:after="0"/>
-            </w:pPr>
-            <w:r>
-              <w:rPr>
-                <w:rFonts w:ascii="Courier New" w:cs="Courier New" w:eastAsia="Courier New" w:hAnsi="Courier New"/>
-                <w:color w:val="999999"/>
-                <w:sz w:val="14"/>
-                <w:szCs w:val="14"/>
-              </w:rPr>
-              <w:t xml:space="preserve">186  </w:t>
-            </w:r>
-            <w:r>
-              <w:rPr>
-                <w:rFonts w:ascii="Courier New" w:cs="Courier New" w:eastAsia="Courier New" w:hAnsi="Courier New"/>
-                <w:color w:val="222222"/>
-                <w:sz w:val="15"/>
-                <w:szCs w:val="15"/>
-              </w:rPr>
-              <w:t xml:space="preserve">    def _draw_gameover(self):</w:t>
-            </w:r>
-          </w:p>
-          <w:p>
-            <w:pPr>
-              <w:spacing w:after="0"/>
-            </w:pPr>
-            <w:r>
-              <w:rPr>
-                <w:rFonts w:ascii="Courier New" w:cs="Courier New" w:eastAsia="Courier New" w:hAnsi="Courier New"/>
-                <w:color w:val="999999"/>
-                <w:sz w:val="14"/>
-                <w:szCs w:val="14"/>
-              </w:rPr>
-              <w:t xml:space="preserve">187  </w:t>
-            </w:r>
-            <w:r>
-              <w:rPr>
-                <w:rFonts w:ascii="Courier New" w:cs="Courier New" w:eastAsia="Courier New" w:hAnsi="Courier New"/>
-                <w:color w:val="222222"/>
-                <w:sz w:val="15"/>
-                <w:szCs w:val="15"/>
-              </w:rPr>
-              <w:t xml:space="preserve">        """종료 화면: 반투명 검은 막 위에 종료 사유와 재시작 안내를 띄운다."""</w:t>
-            </w:r>
-          </w:p>
-          <w:p>
-            <w:pPr>
-              <w:spacing w:after="0"/>
-            </w:pPr>
-            <w:r>
-              <w:rPr>
-                <w:rFonts w:ascii="Courier New" w:cs="Courier New" w:eastAsia="Courier New" w:hAnsi="Courier New"/>
-                <w:color w:val="999999"/>
-                <w:sz w:val="14"/>
-                <w:szCs w:val="14"/>
-              </w:rPr>
-              <w:t xml:space="preserve">188  </w:t>
-            </w:r>
-            <w:r>
-              <w:rPr>
-                <w:rFonts w:ascii="Courier New" w:cs="Courier New" w:eastAsia="Courier New" w:hAnsi="Courier New"/>
-                <w:color w:val="222222"/>
-                <w:sz w:val="15"/>
-                <w:szCs w:val="15"/>
-              </w:rPr>
-              <w:t xml:space="preserve">        c = self.canvas</w:t>
-            </w:r>
-          </w:p>
-          <w:p>
-            <w:pPr>
-              <w:spacing w:after="0"/>
-            </w:pPr>
-            <w:r>
-              <w:rPr>
-                <w:rFonts w:ascii="Courier New" w:cs="Courier New" w:eastAsia="Courier New" w:hAnsi="Courier New"/>
-                <w:color w:val="999999"/>
-                <w:sz w:val="14"/>
-                <w:szCs w:val="14"/>
-              </w:rPr>
-              <w:t xml:space="preserve">189  </w:t>
-            </w:r>
-            <w:r>
-              <w:rPr>
-                <w:rFonts w:ascii="Courier New" w:cs="Courier New" w:eastAsia="Courier New" w:hAnsi="Courier New"/>
-                <w:color w:val="222222"/>
-                <w:sz w:val="15"/>
-                <w:szCs w:val="15"/>
-              </w:rPr>
-              <w:t xml:space="preserve">        cx, cy = config.WORLD_W / 2, config.WORLD_H / 2</w:t>
-            </w:r>
-          </w:p>
-          <w:p>
-            <w:pPr>
-              <w:spacing w:after="0"/>
-            </w:pPr>
-            <w:r>
-              <w:rPr>
-                <w:rFonts w:ascii="Courier New" w:cs="Courier New" w:eastAsia="Courier New" w:hAnsi="Courier New"/>
-                <w:color w:val="999999"/>
-                <w:sz w:val="14"/>
-                <w:szCs w:val="14"/>
-              </w:rPr>
-              <w:t xml:space="preserve">190  </w:t>
-            </w:r>
-            <w:r>
-              <w:rPr>
-                <w:rFonts w:ascii="Courier New" w:cs="Courier New" w:eastAsia="Courier New" w:hAnsi="Courier New"/>
-                <w:color w:val="222222"/>
-                <w:sz w:val="15"/>
-                <w:szCs w:val="15"/>
-              </w:rPr>
-              <w:t xml:space="preserve">        # stipple='gray50' 로 빗금 반투명 효과를 낸다(tkinter 에는 실제 알파가 없음).</w:t>
-            </w:r>
-          </w:p>
-          <w:p>
-            <w:pPr>
-              <w:spacing w:after="0"/>
-            </w:pPr>
-            <w:r>
-              <w:rPr>
-                <w:rFonts w:ascii="Courier New" w:cs="Courier New" w:eastAsia="Courier New" w:hAnsi="Courier New"/>
-                <w:color w:val="999999"/>
-                <w:sz w:val="14"/>
-                <w:szCs w:val="14"/>
-              </w:rPr>
-              <w:t xml:space="preserve">191  </w:t>
-            </w:r>
-            <w:r>
-              <w:rPr>
-                <w:rFonts w:ascii="Courier New" w:cs="Courier New" w:eastAsia="Courier New" w:hAnsi="Courier New"/>
-                <w:color w:val="222222"/>
-                <w:sz w:val="15"/>
-                <w:szCs w:val="15"/>
-              </w:rPr>
-              <w:t xml:space="preserve">        c.create_rectangle(0, 0, config.WORLD_W, config.WORLD_H,</w:t>
-            </w:r>
-          </w:p>
-          <w:p>
-            <w:pPr>
-              <w:spacing w:after="0"/>
-            </w:pPr>
-            <w:r>
-              <w:rPr>
-                <w:rFonts w:ascii="Courier New" w:cs="Courier New" w:eastAsia="Courier New" w:hAnsi="Courier New"/>
-                <w:color w:val="999999"/>
-                <w:sz w:val="14"/>
-                <w:szCs w:val="14"/>
-              </w:rPr>
-              <w:t xml:space="preserve">192  </w:t>
-            </w:r>
-            <w:r>
-              <w:rPr>
-                <w:rFonts w:ascii="Courier New" w:cs="Courier New" w:eastAsia="Courier New" w:hAnsi="Courier New"/>
-                <w:color w:val="222222"/>
-                <w:sz w:val="15"/>
-                <w:szCs w:val="15"/>
-              </w:rPr>
-              <w:t xml:space="preserve">                           fill="#000000", stipple="gray50", width=0)</w:t>
-            </w:r>
-          </w:p>
-          <w:p>
-            <w:pPr>
-              <w:spacing w:after="0"/>
-            </w:pPr>
-            <w:r>
-              <w:rPr>
-                <w:rFonts w:ascii="Courier New" w:cs="Courier New" w:eastAsia="Courier New" w:hAnsi="Courier New"/>
-                <w:color w:val="999999"/>
-                <w:sz w:val="14"/>
-                <w:szCs w:val="14"/>
-              </w:rPr>
-              <w:t xml:space="preserve">193  </w:t>
-            </w:r>
-            <w:r>
-              <w:rPr>
-                <w:rFonts w:ascii="Courier New" w:cs="Courier New" w:eastAsia="Courier New" w:hAnsi="Courier New"/>
-                <w:color w:val="222222"/>
-                <w:sz w:val="15"/>
-                <w:szCs w:val="15"/>
-              </w:rPr>
-              <w:t xml:space="preserve">        c.create_text(cx, cy - 24, text="\U0001F69C  " + self.world.over_message,</w:t>
-            </w:r>
-          </w:p>
-          <w:p>
-            <w:pPr>
-              <w:spacing w:after="0"/>
-            </w:pPr>
-            <w:r>
-              <w:rPr>
-                <w:rFonts w:ascii="Courier New" w:cs="Courier New" w:eastAsia="Courier New" w:hAnsi="Courier New"/>
-                <w:color w:val="999999"/>
-                <w:sz w:val="14"/>
-                <w:szCs w:val="14"/>
-              </w:rPr>
-              <w:t xml:space="preserve">194  </w:t>
-            </w:r>
-            <w:r>
-              <w:rPr>
-                <w:rFonts w:ascii="Courier New" w:cs="Courier New" w:eastAsia="Courier New" w:hAnsi="Courier New"/>
-                <w:color w:val="222222"/>
-                <w:sz w:val="15"/>
-                <w:szCs w:val="15"/>
-              </w:rPr>
-              <w:t xml:space="preserve">                      fill="white", font=(KOR_FONT, 20, "bold"))</w:t>
-            </w:r>
-          </w:p>
-          <w:p>
-            <w:pPr>
-              <w:spacing w:after="0"/>
-            </w:pPr>
-            <w:r>
-              <w:rPr>
-                <w:rFonts w:ascii="Courier New" w:cs="Courier New" w:eastAsia="Courier New" w:hAnsi="Courier New"/>
-                <w:color w:val="999999"/>
-                <w:sz w:val="14"/>
-                <w:szCs w:val="14"/>
-              </w:rPr>
-              <w:t xml:space="preserve">195  </w:t>
-            </w:r>
-            <w:r>
-              <w:rPr>
-                <w:rFonts w:ascii="Courier New" w:cs="Courier New" w:eastAsia="Courier New" w:hAnsi="Courier New"/>
-                <w:color w:val="222222"/>
-                <w:sz w:val="15"/>
-                <w:szCs w:val="15"/>
-              </w:rPr>
-              <w:t xml:space="preserve">        c.create_text(cx, cy + 20, text="[R] 다시 시작        [Q] 종료",</w:t>
-            </w:r>
-          </w:p>
-          <w:p>
-            <w:pPr>
-              <w:spacing w:after="0"/>
-            </w:pPr>
-            <w:r>
-              <w:rPr>
-                <w:rFonts w:ascii="Courier New" w:cs="Courier New" w:eastAsia="Courier New" w:hAnsi="Courier New"/>
-                <w:color w:val="999999"/>
-                <w:sz w:val="14"/>
-                <w:szCs w:val="14"/>
-              </w:rPr>
-              <w:t xml:space="preserve">196  </w:t>
-            </w:r>
-            <w:r>
-              <w:rPr>
-                <w:rFonts w:ascii="Courier New" w:cs="Courier New" w:eastAsia="Courier New" w:hAnsi="Courier New"/>
-                <w:color w:val="222222"/>
-                <w:sz w:val="15"/>
-                <w:szCs w:val="15"/>
-              </w:rPr>
-              <w:t xml:space="preserve">                      fill="#ffd54f", font=(KOR_FONT, 15))</w:t>
-            </w:r>
-          </w:p>
-        </w:tc>
-      </w:tr>
-    </w:tbl>
-    <w:p>
-      <w:pPr>
-        <w:pStyle w:val="ListParagraph"/>
-        <w:numPr>
-          <w:ilvl w:val="0"/>
-          <w:numId w:val="2"/>
-        </w:numPr>
-        <w:spacing w:after="50"/>
-      </w:pPr>
-      <w:r>
-        <w:rPr>
-          <w:rFonts w:ascii="Courier New" w:cs="Courier New" w:eastAsia="Courier New" w:hAnsi="Courier New"/>
-          <w:b/>
-          <w:bCs/>
-          <w:color w:val="8B4513"/>
-          <w:sz w:val="18"/>
-          <w:szCs w:val="18"/>
-        </w:rPr>
-        <w:t xml:space="preserve">L177–184  </w:t>
-      </w:r>
-      <w:r>
-        <w:rPr>
-          <w:rFonts w:ascii="Apple SD Gothic Neo" w:cs="Apple SD Gothic Neo" w:eastAsia="Apple SD Gothic Neo" w:hAnsi="Apple SD Gothic Neo"/>
-        </w:rPr>
-        <w:t xml:space="preserve"/>
-      </w:r>
-      <w:r>
-        <w:rPr>
-          <w:rFonts w:ascii="Courier New" w:cs="Courier New" w:eastAsia="Courier New" w:hAnsi="Courier New"/>
-          <w:color w:val="1a4a7a"/>
-          <w:sz w:val="19"/>
-          <w:szCs w:val="19"/>
-        </w:rPr>
-        <w:t xml:space="preserve">_draw_hp_bar()</w:t>
-      </w:r>
-      <w:r>
-        <w:rPr>
-          <w:rFonts w:ascii="Apple SD Gothic Neo" w:cs="Apple SD Gothic Neo" w:eastAsia="Apple SD Gothic Neo" w:hAnsi="Apple SD Gothic Neo"/>
-        </w:rPr>
-        <w:t xml:space="preserve"> — hp/max_hp 비율을 0~1로 클램프(L179)한 뒤, 회색 배경 막대 위에 비율만큼 초록 막대를 겹쳐 그린다. 시간에 따른 개체 상태 변화(굶주림·전투 피해·회복)를 실시간 확인할 수 있다.</w:t>
-      </w:r>
-    </w:p>
-    <w:p>
-      <w:pPr>
-        <w:pStyle w:val="ListParagraph"/>
-        <w:numPr>
-          <w:ilvl w:val="0"/>
-          <w:numId w:val="2"/>
-        </w:numPr>
-        <w:spacing w:after="50"/>
-      </w:pPr>
-      <w:r>
-        <w:rPr>
-          <w:rFonts w:ascii="Courier New" w:cs="Courier New" w:eastAsia="Courier New" w:hAnsi="Courier New"/>
-          <w:b/>
-          <w:bCs/>
-          <w:color w:val="8B4513"/>
-          <w:sz w:val="18"/>
-          <w:szCs w:val="18"/>
-        </w:rPr>
-        <w:t xml:space="preserve">L186–196  </w:t>
-      </w:r>
-      <w:r>
-        <w:rPr>
-          <w:rFonts w:ascii="Apple SD Gothic Neo" w:cs="Apple SD Gothic Neo" w:eastAsia="Apple SD Gothic Neo" w:hAnsi="Apple SD Gothic Neo"/>
-        </w:rPr>
-        <w:t xml:space="preserve"/>
-      </w:r>
-      <w:r>
-        <w:rPr>
-          <w:rFonts w:ascii="Courier New" w:cs="Courier New" w:eastAsia="Courier New" w:hAnsi="Courier New"/>
-          <w:color w:val="1a4a7a"/>
-          <w:sz w:val="19"/>
-          <w:szCs w:val="19"/>
-        </w:rPr>
-        <w:t xml:space="preserve">_draw_gameover()</w:t>
-      </w:r>
-      <w:r>
-        <w:rPr>
-          <w:rFonts w:ascii="Apple SD Gothic Neo" w:cs="Apple SD Gothic Neo" w:eastAsia="Apple SD Gothic Neo" w:hAnsi="Apple SD Gothic Neo"/>
-        </w:rPr>
-        <w:t xml:space="preserve"> — tkinter에는 진짜 알파(투명도)가 없어 </w:t>
-      </w:r>
-      <w:r>
-        <w:rPr>
-          <w:rFonts w:ascii="Courier New" w:cs="Courier New" w:eastAsia="Courier New" w:hAnsi="Courier New"/>
-          <w:color w:val="1a4a7a"/>
-          <w:sz w:val="19"/>
-          <w:szCs w:val="19"/>
-        </w:rPr>
-        <w:t xml:space="preserve">stipple="gray50"</w:t>
-      </w:r>
-      <w:r>
-        <w:rPr>
-          <w:rFonts w:ascii="Apple SD Gothic Neo" w:cs="Apple SD Gothic Neo" w:eastAsia="Apple SD Gothic Neo" w:hAnsi="Apple SD Gothic Neo"/>
-        </w:rPr>
-        <w:t xml:space="preserve"> 빗금 패턴으로 반투명 효과를 흉내 낸다(L191–192). 그 위에 종료 사유(world.over_message)와 [R] 재시작/[Q] 종료 안내.</w:t>
-      </w:r>
-    </w:p>
-    <w:p>
-      <w:pPr>
-        <w:pStyle w:val="Heading2"/>
-      </w:pPr>
-      <w:r>
-        <w:rPr>
-          <w:rFonts w:ascii="Apple SD Gothic Neo" w:cs="Apple SD Gothic Neo" w:eastAsia="Apple SD Gothic Neo" w:hAnsi="Apple SD Gothic Neo"/>
-          <w:b/>
-          <w:bCs/>
-        </w:rPr>
-        <w:t xml:space="preserve">6-7. 패널 갱신과 키 입력</w:t>
-      </w:r>
-    </w:p>
-    <w:tbl>
-      <w:tblPr>
-        <w:tblW w:type="dxa" w:w="9346"/>
-        <w:tblBorders>
-          <w:top w:val="single" w:color="auto" w:sz="4"/>
-          <w:left w:val="single" w:color="auto" w:sz="4"/>
-          <w:bottom w:val="single" w:color="auto" w:sz="4"/>
-          <w:right w:val="single" w:color="auto" w:sz="4"/>
-          <w:insideH w:val="single" w:color="auto" w:sz="4"/>
-          <w:insideV w:val="single" w:color="auto" w:sz="4"/>
-        </w:tblBorders>
-      </w:tblPr>
-      <w:tblGrid>
-        <w:gridCol w:w="9346"/>
-      </w:tblGrid>
-      <w:tr>
-        <w:tc>
-          <w:tcPr>
-            <w:tcW w:type="dxa" w:w="9346"/>
-            <w:tcBorders>
-              <w:top w:val="single" w:color="BBBBBB" w:sz="1"/>
-              <w:left w:val="single" w:color="BBBBBB" w:sz="1"/>
-              <w:bottom w:val="single" w:color="BBBBBB" w:sz="1"/>
-              <w:right w:val="single" w:color="BBBBBB" w:sz="1"/>
-            </w:tcBorders>
-            <w:shd w:fill="F5F5F0" w:val="clear"/>
-            <w:tcMar>
-              <w:top w:type="dxa" w:w="80"/>
-              <w:left w:type="dxa" w:w="120"/>
-              <w:bottom w:type="dxa" w:w="80"/>
-              <w:right w:type="dxa" w:w="100"/>
-            </w:tcMar>
-          </w:tcPr>
-          <w:p>
-            <w:pPr>
-              <w:spacing w:after="60"/>
-            </w:pPr>
-            <w:r>
-              <w:rPr>
-                <w:rFonts w:ascii="Apple SD Gothic Neo" w:cs="Apple SD Gothic Neo" w:eastAsia="Apple SD Gothic Neo" w:hAnsi="Apple SD Gothic Neo"/>
-                <w:b/>
-                <w:bCs/>
-                <w:color w:val="777777"/>
-                <w:sz w:val="16"/>
-                <w:szCs w:val="16"/>
-              </w:rPr>
-              <w:t xml:space="preserve">gui.py  (198~240행)</w:t>
-            </w:r>
-          </w:p>
-          <w:p>
-            <w:pPr>
-              <w:spacing w:after="0"/>
-            </w:pPr>
-            <w:r>
-              <w:rPr>
-                <w:rFonts w:ascii="Courier New" w:cs="Courier New" w:eastAsia="Courier New" w:hAnsi="Courier New"/>
-                <w:color w:val="999999"/>
-                <w:sz w:val="14"/>
-                <w:szCs w:val="14"/>
-              </w:rPr>
-              <w:t xml:space="preserve">198  </w:t>
-            </w:r>
-            <w:r>
-              <w:rPr>
-                <w:rFonts w:ascii="Courier New" w:cs="Courier New" w:eastAsia="Courier New" w:hAnsi="Courier New"/>
-                <w:color w:val="222222"/>
-                <w:sz w:val="15"/>
-                <w:szCs w:val="15"/>
-              </w:rPr>
-              <w:t xml:space="preserve">    def _update_panel(self):</w:t>
-            </w:r>
-          </w:p>
-          <w:p>
-            <w:pPr>
-              <w:spacing w:after="0"/>
-            </w:pPr>
-            <w:r>
-              <w:rPr>
-                <w:rFonts w:ascii="Courier New" w:cs="Courier New" w:eastAsia="Courier New" w:hAnsi="Courier New"/>
-                <w:color w:val="999999"/>
-                <w:sz w:val="14"/>
-                <w:szCs w:val="14"/>
-              </w:rPr>
-              <w:t xml:space="preserve">199  </w:t>
-            </w:r>
-            <w:r>
-              <w:rPr>
-                <w:rFonts w:ascii="Courier New" w:cs="Courier New" w:eastAsia="Courier New" w:hAnsi="Courier New"/>
-                <w:color w:val="222222"/>
-                <w:sz w:val="15"/>
-                <w:szCs w:val="15"/>
-              </w:rPr>
-              <w:t xml:space="preserve">        """오른쪽 패널의 변하는 값(시간/상태/개체 수/로그)을 갱신한다."""</w:t>
-            </w:r>
-          </w:p>
-          <w:p>
-            <w:pPr>
-              <w:spacing w:after="0"/>
-            </w:pPr>
-            <w:r>
-              <w:rPr>
-                <w:rFonts w:ascii="Courier New" w:cs="Courier New" w:eastAsia="Courier New" w:hAnsi="Courier New"/>
-                <w:color w:val="999999"/>
-                <w:sz w:val="14"/>
-                <w:szCs w:val="14"/>
-              </w:rPr>
-              <w:t xml:space="preserve">200  </w:t>
-            </w:r>
-            <w:r>
-              <w:rPr>
-                <w:rFonts w:ascii="Courier New" w:cs="Courier New" w:eastAsia="Courier New" w:hAnsi="Courier New"/>
-                <w:color w:val="222222"/>
-                <w:sz w:val="15"/>
-                <w:szCs w:val="15"/>
-              </w:rPr>
-              <w:t xml:space="preserve">        secs = self.world.tick * config.FRAME_MS // 1000   # 틱 → 초 환산(0나눗셈 없이 정확)</w:t>
-            </w:r>
-          </w:p>
-          <w:p>
-            <w:pPr>
-              <w:spacing w:after="0"/>
-            </w:pPr>
-            <w:r>
-              <w:rPr>
-                <w:rFonts w:ascii="Courier New" w:cs="Courier New" w:eastAsia="Courier New" w:hAnsi="Courier New"/>
-                <w:color w:val="999999"/>
-                <w:sz w:val="14"/>
-                <w:szCs w:val="14"/>
-              </w:rPr>
-              <w:t xml:space="preserve">201  </w:t>
-            </w:r>
-            <w:r>
-              <w:rPr>
-                <w:rFonts w:ascii="Courier New" w:cs="Courier New" w:eastAsia="Courier New" w:hAnsi="Courier New"/>
-                <w:color w:val="222222"/>
-                <w:sz w:val="15"/>
-                <w:szCs w:val="15"/>
-              </w:rPr>
-              <w:t xml:space="preserve">        if self.world.over:</w:t>
-            </w:r>
-          </w:p>
-          <w:p>
-            <w:pPr>
-              <w:spacing w:after="0"/>
-            </w:pPr>
-            <w:r>
-              <w:rPr>
-                <w:rFonts w:ascii="Courier New" w:cs="Courier New" w:eastAsia="Courier New" w:hAnsi="Courier New"/>
-                <w:color w:val="999999"/>
-                <w:sz w:val="14"/>
-                <w:szCs w:val="14"/>
-              </w:rPr>
-              <w:t xml:space="preserve">202  </w:t>
-            </w:r>
-            <w:r>
-              <w:rPr>
-                <w:rFonts w:ascii="Courier New" w:cs="Courier New" w:eastAsia="Courier New" w:hAnsi="Courier New"/>
-                <w:color w:val="222222"/>
-                <w:sz w:val="15"/>
-                <w:szCs w:val="15"/>
-              </w:rPr>
-              <w:t xml:space="preserve">            status = "☠ 종료"</w:t>
-            </w:r>
-          </w:p>
-          <w:p>
-            <w:pPr>
-              <w:spacing w:after="0"/>
-            </w:pPr>
-            <w:r>
-              <w:rPr>
-                <w:rFonts w:ascii="Courier New" w:cs="Courier New" w:eastAsia="Courier New" w:hAnsi="Courier New"/>
-                <w:color w:val="999999"/>
-                <w:sz w:val="14"/>
-                <w:szCs w:val="14"/>
-              </w:rPr>
-              <w:t xml:space="preserve">203  </w:t>
-            </w:r>
-            <w:r>
-              <w:rPr>
-                <w:rFonts w:ascii="Courier New" w:cs="Courier New" w:eastAsia="Courier New" w:hAnsi="Courier New"/>
-                <w:color w:val="222222"/>
-                <w:sz w:val="15"/>
-                <w:szCs w:val="15"/>
-              </w:rPr>
-              <w:t xml:space="preserve">        elif self.paused:</w:t>
-            </w:r>
-          </w:p>
-          <w:p>
-            <w:pPr>
-              <w:spacing w:after="0"/>
-            </w:pPr>
-            <w:r>
-              <w:rPr>
-                <w:rFonts w:ascii="Courier New" w:cs="Courier New" w:eastAsia="Courier New" w:hAnsi="Courier New"/>
-                <w:color w:val="999999"/>
-                <w:sz w:val="14"/>
-                <w:szCs w:val="14"/>
-              </w:rPr>
-              <w:t xml:space="preserve">204  </w:t>
-            </w:r>
-            <w:r>
-              <w:rPr>
-                <w:rFonts w:ascii="Courier New" w:cs="Courier New" w:eastAsia="Courier New" w:hAnsi="Courier New"/>
-                <w:color w:val="222222"/>
-                <w:sz w:val="15"/>
-                <w:szCs w:val="15"/>
-              </w:rPr>
-              <w:t xml:space="preserve">            status = "⏸ 일시정지"</w:t>
-            </w:r>
-          </w:p>
-          <w:p>
-            <w:pPr>
-              <w:spacing w:after="0"/>
-            </w:pPr>
-            <w:r>
-              <w:rPr>
-                <w:rFonts w:ascii="Courier New" w:cs="Courier New" w:eastAsia="Courier New" w:hAnsi="Courier New"/>
-                <w:color w:val="999999"/>
-                <w:sz w:val="14"/>
-                <w:szCs w:val="14"/>
-              </w:rPr>
-              <w:t xml:space="preserve">205  </w:t>
-            </w:r>
-            <w:r>
-              <w:rPr>
-                <w:rFonts w:ascii="Courier New" w:cs="Courier New" w:eastAsia="Courier New" w:hAnsi="Courier New"/>
-                <w:color w:val="222222"/>
-                <w:sz w:val="15"/>
-                <w:szCs w:val="15"/>
-              </w:rPr>
-              <w:t xml:space="preserve">        else:</w:t>
-            </w:r>
-          </w:p>
-          <w:p>
-            <w:pPr>
-              <w:spacing w:after="0"/>
-            </w:pPr>
-            <w:r>
-              <w:rPr>
-                <w:rFonts w:ascii="Courier New" w:cs="Courier New" w:eastAsia="Courier New" w:hAnsi="Courier New"/>
-                <w:color w:val="999999"/>
-                <w:sz w:val="14"/>
-                <w:szCs w:val="14"/>
-              </w:rPr>
-              <w:t xml:space="preserve">206  </w:t>
-            </w:r>
-            <w:r>
-              <w:rPr>
-                <w:rFonts w:ascii="Courier New" w:cs="Courier New" w:eastAsia="Courier New" w:hAnsi="Courier New"/>
-                <w:color w:val="222222"/>
-                <w:sz w:val="15"/>
-                <w:szCs w:val="15"/>
-              </w:rPr>
-              <w:t xml:space="preserve">            status = "▶ 진행 중"</w:t>
-            </w:r>
-          </w:p>
-          <w:p>
-            <w:pPr>
-              <w:spacing w:after="0"/>
-            </w:pPr>
-            <w:r>
-              <w:rPr>
-                <w:rFonts w:ascii="Courier New" w:cs="Courier New" w:eastAsia="Courier New" w:hAnsi="Courier New"/>
-                <w:color w:val="999999"/>
-                <w:sz w:val="14"/>
-                <w:szCs w:val="14"/>
-              </w:rPr>
-              <w:t xml:space="preserve">207  </w:t>
-            </w:r>
-            <w:r>
-              <w:rPr>
-                <w:rFonts w:ascii="Courier New" w:cs="Courier New" w:eastAsia="Courier New" w:hAnsi="Courier New"/>
-                <w:color w:val="222222"/>
-                <w:sz w:val="15"/>
-                <w:szCs w:val="15"/>
-              </w:rPr>
-              <w:t xml:space="preserve">        disaster = "  (트랙터 진격 중)" if self.world.disaster_active and not self.world.over else ""</w:t>
-            </w:r>
-          </w:p>
-          <w:p>
-            <w:pPr>
-              <w:spacing w:after="0"/>
-            </w:pPr>
-            <w:r>
-              <w:rPr>
-                <w:rFonts w:ascii="Courier New" w:cs="Courier New" w:eastAsia="Courier New" w:hAnsi="Courier New"/>
-                <w:color w:val="999999"/>
-                <w:sz w:val="14"/>
-                <w:szCs w:val="14"/>
-              </w:rPr>
-              <w:t xml:space="preserve">208  </w:t>
-            </w:r>
-            <w:r>
-              <w:rPr>
-                <w:rFonts w:ascii="Courier New" w:cs="Courier New" w:eastAsia="Courier New" w:hAnsi="Courier New"/>
-                <w:color w:val="222222"/>
-                <w:sz w:val="15"/>
-                <w:szCs w:val="15"/>
-              </w:rPr>
-              <w:t xml:space="preserve">        self.lbl_info.config(text=f"경과 시간: {secs}초   (tick {self.world.tick})\n"</w:t>
-            </w:r>
-          </w:p>
-          <w:p>
-            <w:pPr>
-              <w:spacing w:after="0"/>
-            </w:pPr>
-            <w:r>
-              <w:rPr>
-                <w:rFonts w:ascii="Courier New" w:cs="Courier New" w:eastAsia="Courier New" w:hAnsi="Courier New"/>
-                <w:color w:val="999999"/>
-                <w:sz w:val="14"/>
-                <w:szCs w:val="14"/>
-              </w:rPr>
-              <w:t xml:space="preserve">209  </w:t>
-            </w:r>
-            <w:r>
-              <w:rPr>
-                <w:rFonts w:ascii="Courier New" w:cs="Courier New" w:eastAsia="Courier New" w:hAnsi="Courier New"/>
-                <w:color w:val="222222"/>
-                <w:sz w:val="15"/>
-                <w:szCs w:val="15"/>
-              </w:rPr>
-              <w:t xml:space="preserve">                                  f"상태: {status}{disaster}")</w:t>
-            </w:r>
-          </w:p>
-          <w:p>
-            <w:pPr>
-              <w:spacing w:after="0"/>
-            </w:pPr>
-            <w:r>
-              <w:rPr>
-                <w:rFonts w:ascii="Courier New" w:cs="Courier New" w:eastAsia="Courier New" w:hAnsi="Courier New"/>
-                <w:color w:val="999999"/>
-                <w:sz w:val="14"/>
-                <w:szCs w:val="14"/>
-              </w:rPr>
-              <w:t xml:space="preserve">210  </w:t>
-            </w:r>
-            <w:r>
-              <w:rPr>
-                <w:rFonts w:ascii="Courier New" w:cs="Courier New" w:eastAsia="Courier New" w:hAnsi="Courier New"/>
-                <w:color w:val="222222"/>
-                <w:sz w:val="15"/>
-                <w:szCs w:val="15"/>
-              </w:rPr>
-              <w:t xml:space="preserve"/>
-            </w:r>
-          </w:p>
-          <w:p>
-            <w:pPr>
-              <w:spacing w:after="0"/>
-            </w:pPr>
-            <w:r>
-              <w:rPr>
-                <w:rFonts w:ascii="Courier New" w:cs="Courier New" w:eastAsia="Courier New" w:hAnsi="Courier New"/>
-                <w:color w:val="999999"/>
-                <w:sz w:val="14"/>
-                <w:szCs w:val="14"/>
-              </w:rPr>
-              <w:t xml:space="preserve">211  </w:t>
-            </w:r>
-            <w:r>
-              <w:rPr>
-                <w:rFonts w:ascii="Courier New" w:cs="Courier New" w:eastAsia="Courier New" w:hAnsi="Courier New"/>
-                <w:color w:val="222222"/>
-                <w:sz w:val="15"/>
-                <w:szCs w:val="15"/>
-              </w:rPr>
-              <w:t xml:space="preserve">        stats = self.world.stats()</w:t>
-            </w:r>
-          </w:p>
-          <w:p>
-            <w:pPr>
-              <w:spacing w:after="0"/>
-            </w:pPr>
-            <w:r>
-              <w:rPr>
-                <w:rFonts w:ascii="Courier New" w:cs="Courier New" w:eastAsia="Courier New" w:hAnsi="Courier New"/>
-                <w:color w:val="999999"/>
-                <w:sz w:val="14"/>
-                <w:szCs w:val="14"/>
-              </w:rPr>
-              <w:t xml:space="preserve">212  </w:t>
-            </w:r>
-            <w:r>
-              <w:rPr>
-                <w:rFonts w:ascii="Courier New" w:cs="Courier New" w:eastAsia="Courier New" w:hAnsi="Courier New"/>
-                <w:color w:val="222222"/>
-                <w:sz w:val="15"/>
-                <w:szCs w:val="15"/>
-              </w:rPr>
-              <w:t xml:space="preserve">        lines = [f"{config.PALETTE[sp][0]} {config.KOR_NAME[sp]} : {stats.get(sp, 0)}"</w:t>
-            </w:r>
-          </w:p>
-          <w:p>
-            <w:pPr>
-              <w:spacing w:after="0"/>
-            </w:pPr>
-            <w:r>
-              <w:rPr>
-                <w:rFonts w:ascii="Courier New" w:cs="Courier New" w:eastAsia="Courier New" w:hAnsi="Courier New"/>
-                <w:color w:val="999999"/>
-                <w:sz w:val="14"/>
-                <w:szCs w:val="14"/>
-              </w:rPr>
-              <w:t xml:space="preserve">213  </w:t>
-            </w:r>
-            <w:r>
-              <w:rPr>
-                <w:rFonts w:ascii="Courier New" w:cs="Courier New" w:eastAsia="Courier New" w:hAnsi="Courier New"/>
-                <w:color w:val="222222"/>
-                <w:sz w:val="15"/>
-                <w:szCs w:val="15"/>
-              </w:rPr>
-              <w:t xml:space="preserve">                 for sp in DISPLAY_ORDER]</w:t>
-            </w:r>
-          </w:p>
-          <w:p>
-            <w:pPr>
-              <w:spacing w:after="0"/>
-            </w:pPr>
-            <w:r>
-              <w:rPr>
-                <w:rFonts w:ascii="Courier New" w:cs="Courier New" w:eastAsia="Courier New" w:hAnsi="Courier New"/>
-                <w:color w:val="999999"/>
-                <w:sz w:val="14"/>
-                <w:szCs w:val="14"/>
-              </w:rPr>
-              <w:t xml:space="preserve">214  </w:t>
-            </w:r>
-            <w:r>
-              <w:rPr>
-                <w:rFonts w:ascii="Courier New" w:cs="Courier New" w:eastAsia="Courier New" w:hAnsi="Courier New"/>
-                <w:color w:val="222222"/>
-                <w:sz w:val="15"/>
-                <w:szCs w:val="15"/>
-              </w:rPr>
-              <w:t xml:space="preserve">        self.lbl_stats.config(text="\n".join(lines))</w:t>
-            </w:r>
-          </w:p>
-          <w:p>
-            <w:pPr>
-              <w:spacing w:after="0"/>
-            </w:pPr>
-            <w:r>
-              <w:rPr>
-                <w:rFonts w:ascii="Courier New" w:cs="Courier New" w:eastAsia="Courier New" w:hAnsi="Courier New"/>
-                <w:color w:val="999999"/>
-                <w:sz w:val="14"/>
-                <w:szCs w:val="14"/>
-              </w:rPr>
-              <w:t xml:space="preserve">215  </w:t>
-            </w:r>
-            <w:r>
-              <w:rPr>
-                <w:rFonts w:ascii="Courier New" w:cs="Courier New" w:eastAsia="Courier New" w:hAnsi="Courier New"/>
-                <w:color w:val="222222"/>
-                <w:sz w:val="15"/>
-                <w:szCs w:val="15"/>
-              </w:rPr>
-              <w:t xml:space="preserve"/>
-            </w:r>
-          </w:p>
-          <w:p>
-            <w:pPr>
-              <w:spacing w:after="0"/>
-            </w:pPr>
-            <w:r>
-              <w:rPr>
-                <w:rFonts w:ascii="Courier New" w:cs="Courier New" w:eastAsia="Courier New" w:hAnsi="Courier New"/>
-                <w:color w:val="999999"/>
-                <w:sz w:val="14"/>
-                <w:szCs w:val="14"/>
-              </w:rPr>
-              <w:t xml:space="preserve">216  </w:t>
-            </w:r>
-            <w:r>
-              <w:rPr>
-                <w:rFonts w:ascii="Courier New" w:cs="Courier New" w:eastAsia="Courier New" w:hAnsi="Courier New"/>
-                <w:color w:val="222222"/>
-                <w:sz w:val="15"/>
-                <w:szCs w:val="15"/>
-              </w:rPr>
-              <w:t xml:space="preserve">        self.lbl_log.config(text="\n".join(self.world.events) or "(아직 조용한 초원...)")</w:t>
-            </w:r>
-          </w:p>
-          <w:p>
-            <w:pPr>
-              <w:spacing w:after="0"/>
-            </w:pPr>
-            <w:r>
-              <w:rPr>
-                <w:rFonts w:ascii="Courier New" w:cs="Courier New" w:eastAsia="Courier New" w:hAnsi="Courier New"/>
-                <w:color w:val="999999"/>
-                <w:sz w:val="14"/>
-                <w:szCs w:val="14"/>
-              </w:rPr>
-              <w:t xml:space="preserve">217  </w:t>
-            </w:r>
-            <w:r>
-              <w:rPr>
-                <w:rFonts w:ascii="Courier New" w:cs="Courier New" w:eastAsia="Courier New" w:hAnsi="Courier New"/>
-                <w:color w:val="222222"/>
-                <w:sz w:val="15"/>
-                <w:szCs w:val="15"/>
-              </w:rPr>
-              <w:t xml:space="preserve"/>
-            </w:r>
-          </w:p>
-          <w:p>
-            <w:pPr>
-              <w:spacing w:after="0"/>
-            </w:pPr>
-            <w:r>
-              <w:rPr>
-                <w:rFonts w:ascii="Courier New" w:cs="Courier New" w:eastAsia="Courier New" w:hAnsi="Courier New"/>
-                <w:color w:val="999999"/>
-                <w:sz w:val="14"/>
-                <w:szCs w:val="14"/>
-              </w:rPr>
-              <w:t xml:space="preserve">218  </w:t>
-            </w:r>
-            <w:r>
-              <w:rPr>
-                <w:rFonts w:ascii="Courier New" w:cs="Courier New" w:eastAsia="Courier New" w:hAnsi="Courier New"/>
-                <w:color w:val="222222"/>
-                <w:sz w:val="15"/>
-                <w:szCs w:val="15"/>
-              </w:rPr>
-              <w:t xml:space="preserve">    # 한글 입력기(IME)가 켜져 있으면 D 키가 "d" 가 아니라 두벌식 자모 "ㅇ" 으로 들어와</w:t>
-            </w:r>
-          </w:p>
-          <w:p>
-            <w:pPr>
-              <w:spacing w:after="0"/>
-            </w:pPr>
-            <w:r>
-              <w:rPr>
-                <w:rFonts w:ascii="Courier New" w:cs="Courier New" w:eastAsia="Courier New" w:hAnsi="Courier New"/>
-                <w:color w:val="999999"/>
-                <w:sz w:val="14"/>
-                <w:szCs w:val="14"/>
-              </w:rPr>
-              <w:t xml:space="preserve">219  </w:t>
-            </w:r>
-            <w:r>
-              <w:rPr>
-                <w:rFonts w:ascii="Courier New" w:cs="Courier New" w:eastAsia="Courier New" w:hAnsi="Courier New"/>
-                <w:color w:val="222222"/>
-                <w:sz w:val="15"/>
-                <w:szCs w:val="15"/>
-              </w:rPr>
-              <w:t xml:space="preserve">    # 조작이 안 먹는다. 조작키에 해당하는 자모를 영문키로 되돌려 한/영 상태와 무관하게 동작하게 한다.</w:t>
-            </w:r>
-          </w:p>
-          <w:p>
-            <w:pPr>
-              <w:spacing w:after="0"/>
-            </w:pPr>
-            <w:r>
-              <w:rPr>
-                <w:rFonts w:ascii="Courier New" w:cs="Courier New" w:eastAsia="Courier New" w:hAnsi="Courier New"/>
-                <w:color w:val="999999"/>
-                <w:sz w:val="14"/>
-                <w:szCs w:val="14"/>
-              </w:rPr>
-              <w:t xml:space="preserve">220  </w:t>
-            </w:r>
-            <w:r>
-              <w:rPr>
-                <w:rFonts w:ascii="Courier New" w:cs="Courier New" w:eastAsia="Courier New" w:hAnsi="Courier New"/>
-                <w:color w:val="222222"/>
-                <w:sz w:val="15"/>
-                <w:szCs w:val="15"/>
-              </w:rPr>
-              <w:t xml:space="preserve">    _HANGUL_KEYS = {"ㅇ": "d", "ㄱ": "r", "ㅂ": "q"}</w:t>
-            </w:r>
-          </w:p>
-          <w:p>
-            <w:pPr>
-              <w:spacing w:after="0"/>
-            </w:pPr>
-            <w:r>
-              <w:rPr>
-                <w:rFonts w:ascii="Courier New" w:cs="Courier New" w:eastAsia="Courier New" w:hAnsi="Courier New"/>
-                <w:color w:val="999999"/>
-                <w:sz w:val="14"/>
-                <w:szCs w:val="14"/>
-              </w:rPr>
-              <w:t xml:space="preserve">221  </w:t>
-            </w:r>
-            <w:r>
-              <w:rPr>
-                <w:rFonts w:ascii="Courier New" w:cs="Courier New" w:eastAsia="Courier New" w:hAnsi="Courier New"/>
-                <w:color w:val="222222"/>
-                <w:sz w:val="15"/>
-                <w:szCs w:val="15"/>
-              </w:rPr>
-              <w:t xml:space="preserve"/>
-            </w:r>
-          </w:p>
-          <w:p>
-            <w:pPr>
-              <w:spacing w:after="0"/>
-            </w:pPr>
-            <w:r>
-              <w:rPr>
-                <w:rFonts w:ascii="Courier New" w:cs="Courier New" w:eastAsia="Courier New" w:hAnsi="Courier New"/>
-                <w:color w:val="999999"/>
-                <w:sz w:val="14"/>
-                <w:szCs w:val="14"/>
-              </w:rPr>
-              <w:t xml:space="preserve">222  </w:t>
-            </w:r>
-            <w:r>
-              <w:rPr>
-                <w:rFonts w:ascii="Courier New" w:cs="Courier New" w:eastAsia="Courier New" w:hAnsi="Courier New"/>
-                <w:color w:val="222222"/>
-                <w:sz w:val="15"/>
-                <w:szCs w:val="15"/>
-              </w:rPr>
-              <w:t xml:space="preserve">    # ── 키 입력 처리 ─────────────────────────────────────</w:t>
-            </w:r>
-          </w:p>
-          <w:p>
-            <w:pPr>
-              <w:spacing w:after="0"/>
-            </w:pPr>
-            <w:r>
-              <w:rPr>
-                <w:rFonts w:ascii="Courier New" w:cs="Courier New" w:eastAsia="Courier New" w:hAnsi="Courier New"/>
-                <w:color w:val="999999"/>
-                <w:sz w:val="14"/>
-                <w:szCs w:val="14"/>
-              </w:rPr>
-              <w:t xml:space="preserve">223  </w:t>
-            </w:r>
-            <w:r>
-              <w:rPr>
-                <w:rFonts w:ascii="Courier New" w:cs="Courier New" w:eastAsia="Courier New" w:hAnsi="Courier New"/>
-                <w:color w:val="222222"/>
-                <w:sz w:val="15"/>
-                <w:szCs w:val="15"/>
-              </w:rPr>
-              <w:t xml:space="preserve">    def _on_key(self, event):</w:t>
-            </w:r>
-          </w:p>
-          <w:p>
-            <w:pPr>
-              <w:spacing w:after="0"/>
-            </w:pPr>
-            <w:r>
-              <w:rPr>
-                <w:rFonts w:ascii="Courier New" w:cs="Courier New" w:eastAsia="Courier New" w:hAnsi="Courier New"/>
-                <w:color w:val="999999"/>
-                <w:sz w:val="14"/>
-                <w:szCs w:val="14"/>
-              </w:rPr>
-              <w:t xml:space="preserve">224  </w:t>
-            </w:r>
-            <w:r>
-              <w:rPr>
-                <w:rFonts w:ascii="Courier New" w:cs="Courier New" w:eastAsia="Courier New" w:hAnsi="Courier New"/>
-                <w:color w:val="222222"/>
-                <w:sz w:val="15"/>
-                <w:szCs w:val="15"/>
-              </w:rPr>
-              <w:t xml:space="preserve">        """키보드 조작: D=재난, Space=일시정지, R=재시작, Q/Esc=종료."""</w:t>
-            </w:r>
-          </w:p>
-          <w:p>
-            <w:pPr>
-              <w:spacing w:after="0"/>
-            </w:pPr>
-            <w:r>
-              <w:rPr>
-                <w:rFonts w:ascii="Courier New" w:cs="Courier New" w:eastAsia="Courier New" w:hAnsi="Courier New"/>
-                <w:color w:val="999999"/>
-                <w:sz w:val="14"/>
-                <w:szCs w:val="14"/>
-              </w:rPr>
-              <w:t xml:space="preserve">225  </w:t>
-            </w:r>
-            <w:r>
-              <w:rPr>
-                <w:rFonts w:ascii="Courier New" w:cs="Courier New" w:eastAsia="Courier New" w:hAnsi="Courier New"/>
-                <w:color w:val="222222"/>
-                <w:sz w:val="15"/>
-                <w:szCs w:val="15"/>
-              </w:rPr>
-              <w:t xml:space="preserve">        k = event.keysym.lower()</w:t>
-            </w:r>
-          </w:p>
-          <w:p>
-            <w:pPr>
-              <w:spacing w:after="0"/>
-            </w:pPr>
-            <w:r>
-              <w:rPr>
-                <w:rFonts w:ascii="Courier New" w:cs="Courier New" w:eastAsia="Courier New" w:hAnsi="Courier New"/>
-                <w:color w:val="999999"/>
-                <w:sz w:val="14"/>
-                <w:szCs w:val="14"/>
-              </w:rPr>
-              <w:t xml:space="preserve">226  </w:t>
-            </w:r>
-            <w:r>
-              <w:rPr>
-                <w:rFonts w:ascii="Courier New" w:cs="Courier New" w:eastAsia="Courier New" w:hAnsi="Courier New"/>
-                <w:color w:val="222222"/>
-                <w:sz w:val="15"/>
-                <w:szCs w:val="15"/>
-              </w:rPr>
-              <w:t xml:space="preserve">        # keysym 또는 입력문자(char)가 한글 자모면 대응하는 영문키로 환산한다.</w:t>
-            </w:r>
-          </w:p>
-          <w:p>
-            <w:pPr>
-              <w:spacing w:after="0"/>
-            </w:pPr>
-            <w:r>
-              <w:rPr>
-                <w:rFonts w:ascii="Courier New" w:cs="Courier New" w:eastAsia="Courier New" w:hAnsi="Courier New"/>
-                <w:color w:val="999999"/>
-                <w:sz w:val="14"/>
-                <w:szCs w:val="14"/>
-              </w:rPr>
-              <w:t xml:space="preserve">227  </w:t>
-            </w:r>
-            <w:r>
-              <w:rPr>
-                <w:rFonts w:ascii="Courier New" w:cs="Courier New" w:eastAsia="Courier New" w:hAnsi="Courier New"/>
-                <w:color w:val="222222"/>
-                <w:sz w:val="15"/>
-                <w:szCs w:val="15"/>
-              </w:rPr>
-              <w:t xml:space="preserve">        k = self._HANGUL_KEYS.get(k, self._HANGUL_KEYS.get(event.char, k))</w:t>
-            </w:r>
-          </w:p>
-          <w:p>
-            <w:pPr>
-              <w:spacing w:after="0"/>
-            </w:pPr>
-            <w:r>
-              <w:rPr>
-                <w:rFonts w:ascii="Courier New" w:cs="Courier New" w:eastAsia="Courier New" w:hAnsi="Courier New"/>
-                <w:color w:val="999999"/>
-                <w:sz w:val="14"/>
-                <w:szCs w:val="14"/>
-              </w:rPr>
-              <w:t xml:space="preserve">228  </w:t>
-            </w:r>
-            <w:r>
-              <w:rPr>
-                <w:rFonts w:ascii="Courier New" w:cs="Courier New" w:eastAsia="Courier New" w:hAnsi="Courier New"/>
-                <w:color w:val="222222"/>
-                <w:sz w:val="15"/>
-                <w:szCs w:val="15"/>
-              </w:rPr>
-              <w:t xml:space="preserve">        if k == "d":</w:t>
-            </w:r>
-          </w:p>
-          <w:p>
-            <w:pPr>
-              <w:spacing w:after="0"/>
-            </w:pPr>
-            <w:r>
-              <w:rPr>
-                <w:rFonts w:ascii="Courier New" w:cs="Courier New" w:eastAsia="Courier New" w:hAnsi="Courier New"/>
-                <w:color w:val="999999"/>
-                <w:sz w:val="14"/>
-                <w:szCs w:val="14"/>
-              </w:rPr>
-              <w:t xml:space="preserve">229  </w:t>
-            </w:r>
-            <w:r>
-              <w:rPr>
-                <w:rFonts w:ascii="Courier New" w:cs="Courier New" w:eastAsia="Courier New" w:hAnsi="Courier New"/>
-                <w:color w:val="222222"/>
-                <w:sz w:val="15"/>
-                <w:szCs w:val="15"/>
-              </w:rPr>
-              <w:t xml:space="preserve">            self.world.trigger_disaster()</w:t>
-            </w:r>
-          </w:p>
-          <w:p>
-            <w:pPr>
-              <w:spacing w:after="0"/>
-            </w:pPr>
-            <w:r>
-              <w:rPr>
-                <w:rFonts w:ascii="Courier New" w:cs="Courier New" w:eastAsia="Courier New" w:hAnsi="Courier New"/>
-                <w:color w:val="999999"/>
-                <w:sz w:val="14"/>
-                <w:szCs w:val="14"/>
-              </w:rPr>
-              <w:t xml:space="preserve">230  </w:t>
-            </w:r>
-            <w:r>
-              <w:rPr>
-                <w:rFonts w:ascii="Courier New" w:cs="Courier New" w:eastAsia="Courier New" w:hAnsi="Courier New"/>
-                <w:color w:val="222222"/>
-                <w:sz w:val="15"/>
-                <w:szCs w:val="15"/>
-              </w:rPr>
-              <w:t xml:space="preserve">        elif k == "space":</w:t>
-            </w:r>
-          </w:p>
-          <w:p>
-            <w:pPr>
-              <w:spacing w:after="0"/>
-            </w:pPr>
-            <w:r>
-              <w:rPr>
-                <w:rFonts w:ascii="Courier New" w:cs="Courier New" w:eastAsia="Courier New" w:hAnsi="Courier New"/>
-                <w:color w:val="999999"/>
-                <w:sz w:val="14"/>
-                <w:szCs w:val="14"/>
-              </w:rPr>
-              <w:t xml:space="preserve">231  </w:t>
-            </w:r>
-            <w:r>
-              <w:rPr>
-                <w:rFonts w:ascii="Courier New" w:cs="Courier New" w:eastAsia="Courier New" w:hAnsi="Courier New"/>
-                <w:color w:val="222222"/>
-                <w:sz w:val="15"/>
-                <w:szCs w:val="15"/>
-              </w:rPr>
-              <w:t xml:space="preserve">            self.paused = not self.paused</w:t>
-            </w:r>
-          </w:p>
-          <w:p>
-            <w:pPr>
-              <w:spacing w:after="0"/>
-            </w:pPr>
-            <w:r>
-              <w:rPr>
-                <w:rFonts w:ascii="Courier New" w:cs="Courier New" w:eastAsia="Courier New" w:hAnsi="Courier New"/>
-                <w:color w:val="999999"/>
-                <w:sz w:val="14"/>
-                <w:szCs w:val="14"/>
-              </w:rPr>
-              <w:t xml:space="preserve">232  </w:t>
-            </w:r>
-            <w:r>
-              <w:rPr>
-                <w:rFonts w:ascii="Courier New" w:cs="Courier New" w:eastAsia="Courier New" w:hAnsi="Courier New"/>
-                <w:color w:val="222222"/>
-                <w:sz w:val="15"/>
-                <w:szCs w:val="15"/>
-              </w:rPr>
-              <w:t xml:space="preserve">        elif k == "r":</w:t>
-            </w:r>
-          </w:p>
-          <w:p>
-            <w:pPr>
-              <w:spacing w:after="0"/>
-            </w:pPr>
-            <w:r>
-              <w:rPr>
-                <w:rFonts w:ascii="Courier New" w:cs="Courier New" w:eastAsia="Courier New" w:hAnsi="Courier New"/>
-                <w:color w:val="999999"/>
-                <w:sz w:val="14"/>
-                <w:szCs w:val="14"/>
-              </w:rPr>
-              <w:t xml:space="preserve">233  </w:t>
-            </w:r>
-            <w:r>
-              <w:rPr>
-                <w:rFonts w:ascii="Courier New" w:cs="Courier New" w:eastAsia="Courier New" w:hAnsi="Courier New"/>
-                <w:color w:val="222222"/>
-                <w:sz w:val="15"/>
-                <w:szCs w:val="15"/>
-              </w:rPr>
-              <w:t xml:space="preserve">            self._restart()</w:t>
-            </w:r>
-          </w:p>
-          <w:p>
-            <w:pPr>
-              <w:spacing w:after="0"/>
-            </w:pPr>
-            <w:r>
-              <w:rPr>
-                <w:rFonts w:ascii="Courier New" w:cs="Courier New" w:eastAsia="Courier New" w:hAnsi="Courier New"/>
-                <w:color w:val="999999"/>
-                <w:sz w:val="14"/>
-                <w:szCs w:val="14"/>
-              </w:rPr>
-              <w:t xml:space="preserve">234  </w:t>
-            </w:r>
-            <w:r>
-              <w:rPr>
-                <w:rFonts w:ascii="Courier New" w:cs="Courier New" w:eastAsia="Courier New" w:hAnsi="Courier New"/>
-                <w:color w:val="222222"/>
-                <w:sz w:val="15"/>
-                <w:szCs w:val="15"/>
-              </w:rPr>
-              <w:t xml:space="preserve">        elif k in ("q", "escape"):</w:t>
-            </w:r>
-          </w:p>
-          <w:p>
-            <w:pPr>
-              <w:spacing w:after="0"/>
-            </w:pPr>
-            <w:r>
-              <w:rPr>
-                <w:rFonts w:ascii="Courier New" w:cs="Courier New" w:eastAsia="Courier New" w:hAnsi="Courier New"/>
-                <w:color w:val="999999"/>
-                <w:sz w:val="14"/>
-                <w:szCs w:val="14"/>
-              </w:rPr>
-              <w:t xml:space="preserve">235  </w:t>
-            </w:r>
-            <w:r>
-              <w:rPr>
-                <w:rFonts w:ascii="Courier New" w:cs="Courier New" w:eastAsia="Courier New" w:hAnsi="Courier New"/>
-                <w:color w:val="222222"/>
-                <w:sz w:val="15"/>
-                <w:szCs w:val="15"/>
-              </w:rPr>
-              <w:t xml:space="preserve">            self.root.destroy()</w:t>
-            </w:r>
-          </w:p>
-          <w:p>
-            <w:pPr>
-              <w:spacing w:after="0"/>
-            </w:pPr>
-            <w:r>
-              <w:rPr>
-                <w:rFonts w:ascii="Courier New" w:cs="Courier New" w:eastAsia="Courier New" w:hAnsi="Courier New"/>
-                <w:color w:val="999999"/>
-                <w:sz w:val="14"/>
-                <w:szCs w:val="14"/>
-              </w:rPr>
-              <w:t xml:space="preserve">236  </w:t>
-            </w:r>
-            <w:r>
-              <w:rPr>
-                <w:rFonts w:ascii="Courier New" w:cs="Courier New" w:eastAsia="Courier New" w:hAnsi="Courier New"/>
-                <w:color w:val="222222"/>
-                <w:sz w:val="15"/>
-                <w:szCs w:val="15"/>
-              </w:rPr>
-              <w:t xml:space="preserve"/>
-            </w:r>
-          </w:p>
-          <w:p>
-            <w:pPr>
-              <w:spacing w:after="0"/>
-            </w:pPr>
-            <w:r>
-              <w:rPr>
-                <w:rFonts w:ascii="Courier New" w:cs="Courier New" w:eastAsia="Courier New" w:hAnsi="Courier New"/>
-                <w:color w:val="999999"/>
-                <w:sz w:val="14"/>
-                <w:szCs w:val="14"/>
-              </w:rPr>
-              <w:t xml:space="preserve">237  </w:t>
-            </w:r>
-            <w:r>
-              <w:rPr>
-                <w:rFonts w:ascii="Courier New" w:cs="Courier New" w:eastAsia="Courier New" w:hAnsi="Courier New"/>
-                <w:color w:val="222222"/>
-                <w:sz w:val="15"/>
-                <w:szCs w:val="15"/>
-              </w:rPr>
-              <w:t xml:space="preserve">    def _restart(self):</w:t>
-            </w:r>
-          </w:p>
-          <w:p>
-            <w:pPr>
-              <w:spacing w:after="0"/>
-            </w:pPr>
-            <w:r>
-              <w:rPr>
-                <w:rFonts w:ascii="Courier New" w:cs="Courier New" w:eastAsia="Courier New" w:hAnsi="Courier New"/>
-                <w:color w:val="999999"/>
-                <w:sz w:val="14"/>
-                <w:szCs w:val="14"/>
-              </w:rPr>
-              <w:t xml:space="preserve">238  </w:t>
-            </w:r>
-            <w:r>
-              <w:rPr>
-                <w:rFonts w:ascii="Courier New" w:cs="Courier New" w:eastAsia="Courier New" w:hAnsi="Courier New"/>
-                <w:color w:val="222222"/>
-                <w:sz w:val="15"/>
-                <w:szCs w:val="15"/>
-              </w:rPr>
-              <w:t xml:space="preserve">        """생태계를 처음부터 다시 시작한다(새 World 생성)."""</w:t>
-            </w:r>
-          </w:p>
-          <w:p>
-            <w:pPr>
-              <w:spacing w:after="0"/>
-            </w:pPr>
-            <w:r>
-              <w:rPr>
-                <w:rFonts w:ascii="Courier New" w:cs="Courier New" w:eastAsia="Courier New" w:hAnsi="Courier New"/>
-                <w:color w:val="999999"/>
-                <w:sz w:val="14"/>
-                <w:szCs w:val="14"/>
-              </w:rPr>
-              <w:t xml:space="preserve">239  </w:t>
-            </w:r>
-            <w:r>
-              <w:rPr>
-                <w:rFonts w:ascii="Courier New" w:cs="Courier New" w:eastAsia="Courier New" w:hAnsi="Courier New"/>
-                <w:color w:val="222222"/>
-                <w:sz w:val="15"/>
-                <w:szCs w:val="15"/>
-              </w:rPr>
-              <w:t xml:space="preserve">        self.world = World()</w:t>
-            </w:r>
-          </w:p>
-          <w:p>
-            <w:pPr>
-              <w:spacing w:after="0"/>
-            </w:pPr>
-            <w:r>
-              <w:rPr>
-                <w:rFonts w:ascii="Courier New" w:cs="Courier New" w:eastAsia="Courier New" w:hAnsi="Courier New"/>
-                <w:color w:val="999999"/>
-                <w:sz w:val="14"/>
-                <w:szCs w:val="14"/>
-              </w:rPr>
-              <w:t xml:space="preserve">240  </w:t>
-            </w:r>
-            <w:r>
-              <w:rPr>
-                <w:rFonts w:ascii="Courier New" w:cs="Courier New" w:eastAsia="Courier New" w:hAnsi="Courier New"/>
-                <w:color w:val="222222"/>
-                <w:sz w:val="15"/>
-                <w:szCs w:val="15"/>
-              </w:rPr>
-              <w:t xml:space="preserve">        self.paused = False</w:t>
-            </w:r>
-          </w:p>
-        </w:tc>
-      </w:tr>
-    </w:tbl>
-    <w:p>
-      <w:pPr>
-        <w:pStyle w:val="ListParagraph"/>
-        <w:numPr>
-          <w:ilvl w:val="0"/>
-          <w:numId w:val="2"/>
-        </w:numPr>
-        <w:spacing w:after="50"/>
-      </w:pPr>
-      <w:r>
-        <w:rPr>
-          <w:rFonts w:ascii="Courier New" w:cs="Courier New" w:eastAsia="Courier New" w:hAnsi="Courier New"/>
-          <w:b/>
-          <w:bCs/>
-          <w:color w:val="8B4513"/>
-          <w:sz w:val="18"/>
-          <w:szCs w:val="18"/>
-        </w:rPr>
-        <w:t xml:space="preserve">L198–209  </w:t>
-      </w:r>
-      <w:r>
-        <w:rPr>
-          <w:rFonts w:ascii="Apple SD Gothic Neo" w:cs="Apple SD Gothic Neo" w:eastAsia="Apple SD Gothic Neo" w:hAnsi="Apple SD Gothic Neo"/>
-        </w:rPr>
-        <w:t xml:space="preserve"/>
-      </w:r>
-      <w:r>
-        <w:rPr>
-          <w:rFonts w:ascii="Courier New" w:cs="Courier New" w:eastAsia="Courier New" w:hAnsi="Courier New"/>
-          <w:color w:val="1a4a7a"/>
-          <w:sz w:val="19"/>
-          <w:szCs w:val="19"/>
-        </w:rPr>
-        <w:t xml:space="preserve">_update_panel()</w:t>
-      </w:r>
-      <w:r>
-        <w:rPr>
-          <w:rFonts w:ascii="Apple SD Gothic Neo" w:cs="Apple SD Gothic Neo" w:eastAsia="Apple SD Gothic Neo" w:hAnsi="Apple SD Gothic Neo"/>
-        </w:rPr>
-        <w:t xml:space="preserve"> — 틱을 초로 환산(</w:t>
-      </w:r>
-      <w:r>
-        <w:rPr>
-          <w:rFonts w:ascii="Courier New" w:cs="Courier New" w:eastAsia="Courier New" w:hAnsi="Courier New"/>
-          <w:color w:val="1a4a7a"/>
-          <w:sz w:val="19"/>
-          <w:szCs w:val="19"/>
-        </w:rPr>
-        <w:t xml:space="preserve">tick × FRAME_MS // 1000</w:t>
-      </w:r>
-      <w:r>
-        <w:rPr>
-          <w:rFonts w:ascii="Apple SD Gothic Neo" w:cs="Apple SD Gothic Neo" w:eastAsia="Apple SD Gothic Neo" w:hAnsi="Apple SD Gothic Neo"/>
-        </w:rPr>
-        <w:t xml:space="preserve">, 정수 연산이라 0나눗셈 위험이 없다). 상태 문자열(종료/일시정지/진행 중 + 재난 진격 중)을 만들어 lbl_info에 반영.</w:t>
-      </w:r>
-    </w:p>
-    <w:p>
-      <w:pPr>
-        <w:pStyle w:val="ListParagraph"/>
-        <w:numPr>
-          <w:ilvl w:val="0"/>
-          <w:numId w:val="2"/>
-        </w:numPr>
-        <w:spacing w:after="50"/>
-      </w:pPr>
-      <w:r>
-        <w:rPr>
-          <w:rFonts w:ascii="Courier New" w:cs="Courier New" w:eastAsia="Courier New" w:hAnsi="Courier New"/>
-          <w:b/>
-          <w:bCs/>
-          <w:color w:val="8B4513"/>
-          <w:sz w:val="18"/>
-          <w:szCs w:val="18"/>
-        </w:rPr>
-        <w:t xml:space="preserve">L211–214  </w:t>
-      </w:r>
-      <w:r>
-        <w:rPr>
-          <w:rFonts w:ascii="Apple SD Gothic Neo" w:cs="Apple SD Gothic Neo" w:eastAsia="Apple SD Gothic Neo" w:hAnsi="Apple SD Gothic Neo"/>
-        </w:rPr>
-        <w:t xml:space="preserve">DISPLAY_ORDER 순서로 '이모지 한국어이름 : 수' 줄들을 만들어 통계판 갱신. stats.get(sp, 0) — 멸종한 종도 0으로 표시된다.</w:t>
-      </w:r>
-    </w:p>
-    <w:p>
-      <w:pPr>
-        <w:pStyle w:val="ListParagraph"/>
-        <w:numPr>
-          <w:ilvl w:val="0"/>
-          <w:numId w:val="2"/>
-        </w:numPr>
-        <w:spacing w:after="50"/>
-      </w:pPr>
-      <w:r>
-        <w:rPr>
-          <w:rFonts w:ascii="Courier New" w:cs="Courier New" w:eastAsia="Courier New" w:hAnsi="Courier New"/>
-          <w:b/>
-          <w:bCs/>
-          <w:color w:val="8B4513"/>
-          <w:sz w:val="18"/>
-          <w:szCs w:val="18"/>
-        </w:rPr>
-        <w:t xml:space="preserve">L216  </w:t>
-      </w:r>
-      <w:r>
-        <w:rPr>
-          <w:rFonts w:ascii="Apple SD Gothic Neo" w:cs="Apple SD Gothic Neo" w:eastAsia="Apple SD Gothic Neo" w:hAnsi="Apple SD Gothic Neo"/>
-        </w:rPr>
-        <w:t xml:space="preserve">일지 라벨 갱신. 사건이 없으면 "(아직 조용한 초원...)".</w:t>
-      </w:r>
-    </w:p>
-    <w:p>
-      <w:pPr>
-        <w:pStyle w:val="ListParagraph"/>
-        <w:numPr>
-          <w:ilvl w:val="0"/>
-          <w:numId w:val="2"/>
-        </w:numPr>
-        <w:spacing w:after="50"/>
-      </w:pPr>
-      <w:r>
-        <w:rPr>
-          <w:rFonts w:ascii="Courier New" w:cs="Courier New" w:eastAsia="Courier New" w:hAnsi="Courier New"/>
-          <w:b/>
-          <w:bCs/>
-          <w:color w:val="8B4513"/>
-          <w:sz w:val="18"/>
-          <w:szCs w:val="18"/>
-        </w:rPr>
-        <w:t xml:space="preserve">L218–220  </w:t>
-      </w:r>
-      <w:r>
-        <w:rPr>
-          <w:rFonts w:ascii="Apple SD Gothic Neo" w:cs="Apple SD Gothic Neo" w:eastAsia="Apple SD Gothic Neo" w:hAnsi="Apple SD Gothic Neo"/>
-        </w:rPr>
-        <w:t xml:space="preserve"/>
-      </w:r>
-      <w:r>
-        <w:rPr>
-          <w:rFonts w:ascii="Courier New" w:cs="Courier New" w:eastAsia="Courier New" w:hAnsi="Courier New"/>
-          <w:color w:val="1a4a7a"/>
-          <w:sz w:val="19"/>
-          <w:szCs w:val="19"/>
-        </w:rPr>
-        <w:t xml:space="preserve">_HANGUL_KEYS</w:t>
-      </w:r>
-      <w:r>
-        <w:rPr>
-          <w:rFonts w:ascii="Apple SD Gothic Neo" w:cs="Apple SD Gothic Neo" w:eastAsia="Apple SD Gothic Neo" w:hAnsi="Apple SD Gothic Neo"/>
-        </w:rPr>
-        <w:t xml:space="preserve"> — 내가 특히 신경 쓴 디테일. 한글 입력기가 켜져 있으면 D키가 'd'가 아니라 자모 'ㅇ'으로 들어와 조작이 안 먹는다. 조작키에 해당하는 두벌식 자모(ㅇ→d, ㄱ→r, ㅂ→q)를 영문키로 되돌리는 매핑.</w:t>
-      </w:r>
-    </w:p>
-    <w:p>
-      <w:pPr>
-        <w:pStyle w:val="ListParagraph"/>
-        <w:numPr>
-          <w:ilvl w:val="0"/>
-          <w:numId w:val="2"/>
-        </w:numPr>
-        <w:spacing w:after="50"/>
-      </w:pPr>
-      <w:r>
-        <w:rPr>
-          <w:rFonts w:ascii="Courier New" w:cs="Courier New" w:eastAsia="Courier New" w:hAnsi="Courier New"/>
-          <w:b/>
-          <w:bCs/>
-          <w:color w:val="8B4513"/>
-          <w:sz w:val="18"/>
-          <w:szCs w:val="18"/>
-        </w:rPr>
-        <w:t xml:space="preserve">L222–235  </w:t>
-      </w:r>
-      <w:r>
-        <w:rPr>
-          <w:rFonts w:ascii="Apple SD Gothic Neo" w:cs="Apple SD Gothic Neo" w:eastAsia="Apple SD Gothic Neo" w:hAnsi="Apple SD Gothic Neo"/>
-        </w:rPr>
-        <w:t xml:space="preserve"/>
-      </w:r>
-      <w:r>
-        <w:rPr>
-          <w:rFonts w:ascii="Courier New" w:cs="Courier New" w:eastAsia="Courier New" w:hAnsi="Courier New"/>
-          <w:color w:val="1a4a7a"/>
-          <w:sz w:val="19"/>
-          <w:szCs w:val="19"/>
-        </w:rPr>
-        <w:t xml:space="preserve">_on_key()</w:t>
-      </w:r>
-      <w:r>
-        <w:rPr>
-          <w:rFonts w:ascii="Apple SD Gothic Neo" w:cs="Apple SD Gothic Neo" w:eastAsia="Apple SD Gothic Neo" w:hAnsi="Apple SD Gothic Neo"/>
-        </w:rPr>
-        <w:t xml:space="preserve"> — keysym을 소문자화하고, keysym 또는 입력 문자(event.char)가 한글 자모면 매핑으로 환산(L227). d=재난 발동(world.trigger_disaster), space=일시정지 토글, r=재시작, q/escape=창 닫기.</w:t>
-      </w:r>
-    </w:p>
-    <w:p>
-      <w:pPr>
-        <w:pStyle w:val="ListParagraph"/>
-        <w:numPr>
-          <w:ilvl w:val="0"/>
-          <w:numId w:val="2"/>
-        </w:numPr>
-        <w:spacing w:after="50"/>
-      </w:pPr>
-      <w:r>
-        <w:rPr>
-          <w:rFonts w:ascii="Courier New" w:cs="Courier New" w:eastAsia="Courier New" w:hAnsi="Courier New"/>
-          <w:b/>
-          <w:bCs/>
-          <w:color w:val="8B4513"/>
-          <w:sz w:val="18"/>
-          <w:szCs w:val="18"/>
-        </w:rPr>
-        <w:t xml:space="preserve">L237–240  </w:t>
-      </w:r>
-      <w:r>
-        <w:rPr>
-          <w:rFonts w:ascii="Apple SD Gothic Neo" w:cs="Apple SD Gothic Neo" w:eastAsia="Apple SD Gothic Neo" w:hAnsi="Apple SD Gothic Neo"/>
-        </w:rPr>
-        <w:t xml:space="preserve"/>
-      </w:r>
-      <w:r>
-        <w:rPr>
-          <w:rFonts w:ascii="Courier New" w:cs="Courier New" w:eastAsia="Courier New" w:hAnsi="Courier New"/>
-          <w:color w:val="1a4a7a"/>
-          <w:sz w:val="19"/>
-          <w:szCs w:val="19"/>
-        </w:rPr>
-        <w:t xml:space="preserve">_restart()</w:t>
-      </w:r>
-      <w:r>
-        <w:rPr>
-          <w:rFonts w:ascii="Apple SD Gothic Neo" w:cs="Apple SD Gothic Neo" w:eastAsia="Apple SD Gothic Neo" w:hAnsi="Apple SD Gothic Neo"/>
-        </w:rPr>
-        <w:t xml:space="preserve"> — 새 World 객체를 만들어 통째로 갈아 끼운다. 상태를 일일이 리셋하는 것보다 훨씬 안전하다(빠뜨릴 변수가 없다).</w:t>
-      </w:r>
-    </w:p>
-    <w:p>
-      <w:pPr>
-        <w:pStyle w:val="Heading1"/>
-      </w:pPr>
-      <w:r>
-        <w:rPr>
-          <w:rFonts w:ascii="Apple SD Gothic Neo" w:cs="Apple SD Gothic Neo" w:eastAsia="Apple SD Gothic Neo" w:hAnsi="Apple SD Gothic Neo"/>
-          <w:b/>
-          <w:bCs/>
-        </w:rPr>
-        <w:t xml:space="preserve">7. 다른 팀원 코드와의 연결</w:t>
+        <w:t xml:space="preserve">6. 다른 팀원 코드와의 연결</w:t>
       </w:r>
     </w:p>
     <w:tbl>
@@ -16781,22 +10266,7 @@
               <w:rPr>
                 <w:rFonts w:ascii="Apple SD Gothic Neo" w:cs="Apple SD Gothic Neo" w:eastAsia="Apple SD Gothic Neo" w:hAnsi="Apple SD Gothic Neo"/>
               </w:rPr>
-              <w:t xml:space="preserve"/>
-            </w:r>
-            <w:r>
-              <w:rPr>
-                <w:rFonts w:ascii="Courier New" w:cs="Courier New" w:eastAsia="Courier New" w:hAnsi="Courier New"/>
-                <w:color w:val="1a4a7a"/>
-                <w:sz w:val="19"/>
-                <w:szCs w:val="19"/>
-              </w:rPr>
-              <w:t xml:space="preserve">World.step()</w:t>
-            </w:r>
-            <w:r>
-              <w:rPr>
-                <w:rFonts w:ascii="Apple SD Gothic Neo" w:cs="Apple SD Gothic Neo" w:eastAsia="Apple SD Gothic Neo" w:hAnsi="Apple SD Gothic Neo"/>
-              </w:rPr>
-              <w:t xml:space="preserve">·stats·events</w:t>
+              <w:t xml:space="preserve">풀 은신 수(rab_num) 실측</w:t>
             </w:r>
           </w:p>
         </w:tc>
@@ -16852,7 +10322,7 @@
               <w:rPr>
                 <w:rFonts w:ascii="Apple SD Gothic Neo" w:cs="Apple SD Gothic Neo" w:eastAsia="Apple SD Gothic Neo" w:hAnsi="Apple SD Gothic Neo"/>
               </w:rPr>
-              <w:t xml:space="preserve">내 GUI가 매 프레임 호출·표시하는 시뮬레이션 심장부. rab_num 실측도 World가 담당(협의된 설계).</w:t>
+              <w:t xml:space="preserve">내 토끼가 숨은 풀의 rab_num은 World가 매 틱 실측해 누수를 막는다(협의된 설계).</w:t>
             </w:r>
           </w:p>
         </w:tc>
@@ -16882,7 +10352,7 @@
               <w:rPr>
                 <w:rFonts w:ascii="Apple SD Gothic Neo" w:cs="Apple SD Gothic Neo" w:eastAsia="Apple SD Gothic Neo" w:hAnsi="Apple SD Gothic Neo"/>
               </w:rPr>
-              <w:t xml:space="preserve">main.py·config.py</w:t>
+              <w:t xml:space="preserve">gui.py·config.py</w:t>
             </w:r>
           </w:p>
         </w:tc>
@@ -16938,7 +10408,7 @@
               <w:rPr>
                 <w:rFonts w:ascii="Apple SD Gothic Neo" w:cs="Apple SD Gothic Neo" w:eastAsia="Apple SD Gothic Neo" w:hAnsi="Apple SD Gothic Neo"/>
               </w:rPr>
-              <w:t xml:space="preserve">main이 내 EcosystemApp을 실행하고, 화면 크기·색·이모지는 config에서 가져온다.</w:t>
+              <w:t xml:space="preserve">내 hidden_timer를 회색 점으로, 나무 BREED_RADIUS를 점선 원으로 시각화해 준다. 색·이모지는 config에서.</w:t>
             </w:r>
           </w:p>
         </w:tc>
@@ -16954,7 +10424,7 @@
           <w:b/>
           <w:bCs/>
         </w:rPr>
-        <w:t xml:space="preserve">8. 예상 질문과 답</w:t>
+        <w:t xml:space="preserve">7. 예상 질문과 답</w:t>
       </w:r>
     </w:p>
     <w:p>
@@ -16970,7 +10440,7 @@
         <w:rPr>
           <w:rFonts w:ascii="Apple SD Gothic Neo" w:cs="Apple SD Gothic Neo" w:eastAsia="Apple SD Gothic Neo" w:hAnsi="Apple SD Gothic Neo"/>
         </w:rPr>
-        <w:t xml:space="preserve">Q. 왜 매 프레임 화면을 전부 지우고 다시 그리나? — A. 가장 단순하고 버그가 없는 애니메이션 방식이다. 개체 100마리 수준에서는 성능 문제가 없다. 더 커지면 캔버스 아이템 재사용(coords 갱신)으로 최적화할 수 있다.</w:t>
+        <w:t xml:space="preserve">Q. 토끼가 숨으면 무적인가? — A. 60틱 후 자동으로 나오고, 쿨타임 90틱 동안 다시 숨지 못한다. 풀 하나당 3마리 한계도 있어 영원히 안전하지는 않다.</w:t>
       </w:r>
     </w:p>
     <w:p>
@@ -16986,7 +10456,7 @@
         <w:rPr>
           <w:rFonts w:ascii="Apple SD Gothic Neo" w:cs="Apple SD Gothic Neo" w:eastAsia="Apple SD Gothic Neo" w:hAnsi="Apple SD Gothic Neo"/>
         </w:rPr>
-        <w:t xml:space="preserve">Q. 토끼가 숨으면 무적인가? — A. 60틱 후 자동으로 나오고, 쿨타임 90틱 동안 다시 숨지 못한다. 풀 하나당 3마리 한계도 있어 영원히 안전하지는 않다.</w:t>
+        <w:t xml:space="preserve">Q. 번식터 분산의 핵심은? — A. '가장 가까운 나무'가 아니라 '가까운 후보 중 덜 붐비는 나무'를 고르고, 나무 둘레의 개체별 선호 각도로 접근하게 한 것. 조건(나무 근처 번식)은 유지하면서 화면 군집만 풀었다.</w:t>
       </w:r>
     </w:p>
     <w:p>
@@ -17002,7 +10472,7 @@
         <w:rPr>
           <w:rFonts w:ascii="Apple SD Gothic Neo" w:cs="Apple SD Gothic Neo" w:eastAsia="Apple SD Gothic Neo" w:hAnsi="Apple SD Gothic Neo"/>
         </w:rPr>
-        <w:t xml:space="preserve">Q. 번식터 분산의 핵심은? — A. '가장 가까운 나무'가 아니라 '가까운 후보 중 덜 붐비는 나무'를 고르고, 나무 둘레의 개체별 선호 각도로 접근하게 한 것. 조건(나무 근처 번식)은 유지하면서 화면 군집만 풀었다.</w:t>
+        <w:t xml:space="preserve">Q. reproduce를 부모에 한 번만 두는 비결은? — A. type(self)로 '자신의 실제 클래스'를 생성하기 때문이다. 토끼 인스턴스에서 호출하면 type(self)가 Rabbit이라 토끼가 태어난다 — 다형성의 활용.</w:t>
       </w:r>
     </w:p>
     <w:p>
@@ -17018,23 +10488,7 @@
         <w:rPr>
           <w:rFonts w:ascii="Apple SD Gothic Neo" w:cs="Apple SD Gothic Neo" w:eastAsia="Apple SD Gothic Neo" w:hAnsi="Apple SD Gothic Neo"/>
         </w:rPr>
-        <w:t xml:space="preserve">Q. while 루프 대신 after를 쓰는 이유는? — A. tkinter의 mainloop가 이벤트(키 입력·화면 갱신)를 처리해야 하는데, while로 점유하면 창이 얼어 버린다. after는 '예약 후 반환'이라 이벤트 루프와 공존한다.</w:t>
-      </w:r>
-    </w:p>
-    <w:p>
-      <w:pPr>
-        <w:pStyle w:val="ListParagraph"/>
-        <w:numPr>
-          <w:ilvl w:val="0"/>
-          <w:numId w:val="2"/>
-        </w:numPr>
-        <w:spacing w:after="50"/>
-      </w:pPr>
-      <w:r>
-        <w:rPr>
-          <w:rFonts w:ascii="Apple SD Gothic Neo" w:cs="Apple SD Gothic Neo" w:eastAsia="Apple SD Gothic Neo" w:hAnsi="Apple SD Gothic Neo"/>
-        </w:rPr>
-        <w:t xml:space="preserve">Q. 한/영 키 처리는 왜 필요했나? — A. 한글 IME 상태에서 keysym이 'ㅇ' 같은 자모로 들어와 d 비교가 실패한다. 실제 시연 중 발견해 매핑 테이블로 해결한 실전 버그 픽스다.</w:t>
+        <w:t xml:space="preserve">Q. 풀의 be_eaten이 '실제 먹은 양'을 반환하는 이유는? — A. 풀에 4 미만이 남았을 수 있어, 요청량과 실제 뜯긴 양이 다를 수 있다. 반환값 기준으로 회복해야 '없는 풀을 먹는' 버그가 없다.</w:t>
       </w:r>
     </w:p>
     <w:sectPr>
